--- a/docs/技术答辩文档.docx
+++ b/docs/技术答辩文档.docx
@@ -328,7 +328,7 @@
         <w:pStyle w:val="ListBullet"/>
       </w:pPr>
       <w:r>
-        <w:t>实测：8/8 植入抄袭样本检出，0 误伤。</w:t>
+        <w:t>实测：8/8 植入抄袭样本检出（另自动检出 3 条模板高度相似的近重复），0 误伤。</w:t>
       </w:r>
     </w:p>
     <w:p>
@@ -387,7 +387,7 @@
         <w:pStyle w:val="ListBullet"/>
       </w:pPr>
       <w:r>
-        <w:t>以"非共识占比"为主判别量，避免误伤合理的高要求 JD。实测 13/13 检出。</w:t>
+        <w:t>以"非共识占比"为主判别量，避免误伤合理的高要求 JD。实测 17/17 检出。</w:t>
       </w:r>
     </w:p>
     <w:p>
@@ -983,7 +983,7 @@
               <w:rPr>
                 <w:sz w:val="19"/>
               </w:rPr>
-              <w:t>异步、Pydantic 强类型、自动文档；服务层与框架解耦，便于单测（覆盖率 64%）</w:t>
+              <w:t>异步、Pydantic 强类型、自动文档；服务层与框架解耦，便于单测（覆盖率 66%）</w:t>
             </w:r>
           </w:p>
         </w:tc>
@@ -1099,13 +1099,13 @@
         <w:t>测试集是带真值标签的受控验证集</w:t>
       </w:r>
       <w:r>
-        <w:t>：303 条 JD + 18 份简历，每条都有 ground-truth，</w:t>
+        <w:t>：379 条 JD + 18 份简历，每条都有 ground-truth，</w:t>
       </w:r>
       <w:r>
         <w:rPr>
           <w:b/>
         </w:rPr>
-        <w:t>含 8 抄袭 + 13 通胀对抗样本</w:t>
+        <w:t>含 8 抄袭 + 17 通胀对抗样本</w:t>
       </w:r>
       <w:r>
         <w:t>，并非"挑容易的"；</w:t>
@@ -1116,7 +1116,7 @@
         <w:pStyle w:val="ListBullet"/>
       </w:pPr>
       <w:r>
-        <w:t>JD 解析 98.6%：得益于"反幻觉提示工程 + 同义词归一化"，对真值技能高召回、对软技能不罚精确率；</w:t>
+        <w:t>JD 解析 98.2%：得益于"反幻觉提示工程 + 同义词归一化"，对真值技能高召回、对软技能不罚精确率；</w:t>
       </w:r>
     </w:p>
     <w:p>
@@ -1268,7 +1268,7 @@
         <w:t>64 位 SimHash + 海明距离≤3</w:t>
       </w:r>
       <w:r>
-        <w:t xml:space="preserve"> 近似去重，重复样本排除出交叉验证（否则复制 N 份会虚增可信度）；通胀用"技能数超中位数 + 非共识技能占比高"判别，通胀技能因缺乏交叉验证被自然过滤。实测 8/8、13/13 检出。</w:t>
+        <w:t xml:space="preserve"> 近似去重，重复样本排除出交叉验证（否则复制 N 份会虚增可信度）；通胀用"技能数超中位数 + 非共识技能占比高"判别，通胀技能因缺乏交叉验证被自然过滤。实测 8/8、17/17 检出。</w:t>
       </w:r>
     </w:p>
     <w:p>
@@ -1408,12 +1408,97 @@
         <w:rPr>
           <w:b/>
         </w:rPr>
-        <w:t>Q10：覆盖率 64%，没覆盖的是什么？</w:t>
+        <w:t>Q10：覆盖率 66%，没覆盖的是什么？</w:t>
       </w:r>
     </w:p>
     <w:p>
       <w:r>
-        <w:t>A：核心业务逻辑（清洗 98%、反幻觉 97%、匹配 87%、归一化 98%、抽取 88%）都高覆盖；未覆盖的主要是外部调用封装（LLM/检索，依赖网络）与编排脚本，这部分用集成/冒烟测试与线上验证覆盖。</w:t>
+        <w:t>A：核心业务逻辑（清洗 98%、反幻觉 97%、归一化 98%、匹配 87%、抽取 88%、新岗位定义 71%、简历后处理 57%）都高覆盖；未覆盖的主要是外部调用封装（LLM/检索，依赖网络）与编排脚本，这部分用集成/冒烟测试与线上验证覆盖。</w:t>
+      </w:r>
+    </w:p>
+    <w:p>
+      <w:r>
+        <w:rPr>
+          <w:b/>
+        </w:rPr>
+        <w:t>Q11：涉及招聘数据与简历，怎么保证数据合规与隐私？</w:t>
+      </w:r>
+    </w:p>
+    <w:p>
+      <w:r>
+        <w:t>A：我们把合规作为图谱科学性的支柱之一，覆盖数据全生命周期：①</w:t>
+      </w:r>
+      <w:r>
+        <w:rPr>
+          <w:b/>
+        </w:rPr>
+        <w:t>来源合规</w:t>
+      </w:r>
+      <w:r>
+        <w:t>——只采集公开 JD 与公开网络证据，遵循 robots 与平台条款，数据最小化；②</w:t>
+      </w:r>
+      <w:r>
+        <w:rPr>
+          <w:b/>
+        </w:rPr>
+        <w:t>PII 最小化</w:t>
+      </w:r>
+      <w:r>
+        <w:t>——简历仅在内存解析用于本次匹配，</w:t>
+      </w:r>
+      <w:r>
+        <w:rPr>
+          <w:b/>
+        </w:rPr>
+        <w:t>原始简历与姓名等个人信息一律不落库</w:t>
+      </w:r>
+      <w:r>
+        <w:t>，服务端仅留存脱敏技能要素（</w:t>
+      </w:r>
+      <w:r>
+        <w:rPr>
+          <w:rFonts w:ascii="Consolas" w:hAnsi="Consolas"/>
+        </w:rPr>
+        <w:t>resume.redact_for_storage</w:t>
+      </w:r>
+      <w:r>
+        <w:t xml:space="preserve"> + </w:t>
+      </w:r>
+      <w:r>
+        <w:rPr>
+          <w:rFonts w:ascii="Consolas" w:hAnsi="Consolas"/>
+        </w:rPr>
+        <w:t>match.py</w:t>
+      </w:r>
+      <w:r>
+        <w:t>），前端明示隐私声明；③</w:t>
+      </w:r>
+      <w:r>
+        <w:rPr>
+          <w:b/>
+        </w:rPr>
+        <w:t>可溯源可审计</w:t>
+      </w:r>
+      <w:r>
+        <w:t>——每个能力项保留证据链，可逐项追溯；④</w:t>
+      </w:r>
+      <w:r>
+        <w:rPr>
+          <w:b/>
+        </w:rPr>
+        <w:t>人工监督</w:t>
+      </w:r>
+      <w:r>
+        <w:t>——模型产出是辅助建议、非最终决策，岗位与能力项均可人工增删改并记录变更；⑤</w:t>
+      </w:r>
+      <w:r>
+        <w:rPr>
+          <w:b/>
+        </w:rPr>
+        <w:t>公平性</w:t>
+      </w:r>
+      <w:r>
+        <w:t>——只用技能要素匹配，不采集性别/年龄/院校等敏感特征，多源交叉验证削弱单源偏见。合规与反幻觉同源：交叉验证既反幻觉也反偏见，证据溯源既可解释也可审计。</w:t>
       </w:r>
     </w:p>
     <w:p>
@@ -1700,6 +1785,44 @@
                 <w:sz w:val="19"/>
               </w:rPr>
               <w:t>仅解析非重复 JD + 线程并发 + 结果缓存</w:t>
+            </w:r>
+          </w:p>
+        </w:tc>
+      </w:tr>
+      <w:tr>
+        <w:tc>
+          <w:tcPr>
+            <w:tcW w:type="dxa" w:w="4320"/>
+          </w:tcPr>
+          <w:p>
+            <w:r>
+              <w:rPr>
+                <w:sz w:val="19"/>
+              </w:rPr>
+            </w:r>
+            <w:r>
+              <w:rPr>
+                <w:sz w:val="19"/>
+              </w:rPr>
+              <w:t>数据合规与隐私</w:t>
+            </w:r>
+          </w:p>
+        </w:tc>
+        <w:tc>
+          <w:tcPr>
+            <w:tcW w:type="dxa" w:w="4320"/>
+          </w:tcPr>
+          <w:p>
+            <w:r>
+              <w:rPr>
+                <w:sz w:val="19"/>
+              </w:rPr>
+            </w:r>
+            <w:r>
+              <w:rPr>
+                <w:sz w:val="19"/>
+              </w:rPr>
+              <w:t>简历 PII 不落库（数据最小化）+ 公开来源合规 + 人工监督 + 证据溯源可审计</w:t>
             </w:r>
           </w:p>
         </w:tc>

--- a/docs/技术答辩文档.docx
+++ b/docs/技术答辩文档.docx
@@ -446,7 +446,16 @@
         <w:t>置信度公式</w:t>
       </w:r>
       <w:r>
-        <w:t>（sigmoid 加权）：</w:t>
+        <w:t>（统一线性加权，全系统唯一，</w:t>
+      </w:r>
+      <w:r>
+        <w:rPr>
+          <w:rFonts w:ascii="Consolas" w:hAnsi="Consolas"/>
+        </w:rPr>
+        <w:t>services/confidence.py</w:t>
+      </w:r>
+      <w:r>
+        <w:t>）：</w:t>
       </w:r>
     </w:p>
     <w:p>
@@ -458,9 +467,7 @@
           <w:rFonts w:ascii="Consolas" w:hAnsi="Consolas"/>
           <w:sz w:val="18"/>
         </w:rPr>
-        <w:t>z = 2.4·支持率 + 0.45·min(独立来源数,5) + 0.6·平均新鲜度 + 1.1·外部证据 − 1.7</w:t>
-        <w:br/>
-        <w:t>confidence = 1 / (1 + e^(−z))</w:t>
+        <w:t>C = 0.35·支持率 + 0.20·来源多样性 + 0.15·时效性 + 0.20·来源权威度 + 0.10·外部验证</w:t>
       </w:r>
     </w:p>
     <w:p>
@@ -474,7 +481,7 @@
         <w:t>支持率</w:t>
       </w:r>
       <w:r>
-        <w:t xml:space="preserve"> = 提及该技能的独立来源数 / 有效来源总数（主导项，权重最大）；</w:t>
+        <w:t xml:space="preserve"> = 提及该技能的独立 JD 数 / 有效（非重复）JD 总数（主导项）；</w:t>
       </w:r>
     </w:p>
     <w:p>
@@ -482,7 +489,62 @@
         <w:pStyle w:val="ListBullet"/>
       </w:pPr>
       <w:r>
-        <w:t>偏置 −1.7 使"单源、低支持"的项落在 sigmoid 低区，自然被压低。</w:t>
+        <w:rPr>
+          <w:b/>
+        </w:rPr>
+        <w:t>来源多样性</w:t>
+      </w:r>
+      <w:r>
+        <w:t xml:space="preserve"> = 独立平台数/3 封顶（多平台交叉印证优于单平台；封顶值按真实语料校准一次后冻结）；</w:t>
+      </w:r>
+      <w:r>
+        <w:rPr>
+          <w:b/>
+        </w:rPr>
+        <w:t>时效性</w:t>
+      </w:r>
+      <w:r>
+        <w:t xml:space="preserve"> = 新鲜度均值（半衰期 180 天）；</w:t>
+      </w:r>
+    </w:p>
+    <w:p>
+      <w:pPr>
+        <w:pStyle w:val="ListBullet"/>
+      </w:pPr>
+      <w:r>
+        <w:rPr>
+          <w:b/>
+        </w:rPr>
+        <w:t>来源权威度</w:t>
+      </w:r>
+      <w:r>
+        <w:t xml:space="preserve"> = 官网/政府平台 1.0、公开数据集 0.7、网络检索 0.6 的加权均值；</w:t>
+      </w:r>
+      <w:r>
+        <w:rPr>
+          <w:b/>
+        </w:rPr>
+        <w:t>外部验证</w:t>
+      </w:r>
+      <w:r>
+        <w:t xml:space="preserve"> = 联网检索或权威文件佐证 0/1；</w:t>
+      </w:r>
+    </w:p>
+    <w:p>
+      <w:pPr>
+        <w:pStyle w:val="ListBullet"/>
+      </w:pPr>
+      <w:r>
+        <w:t>五因子均 ∈[0,1]、权重和为 1 → C 天然 ∈[0,1]，</w:t>
+      </w:r>
+      <w:r>
+        <w:rPr>
+          <w:b/>
+        </w:rPr>
+        <w:t>每一分可拆解</w:t>
+      </w:r>
+      <w:r>
+        <w:t>：前端点击置信度徽章即弹出五因子分解条（值×权重=贡献），新岗位发现路径与既有岗位路径共用同一公式，仅因子来源不同。</w:t>
       </w:r>
     </w:p>
     <w:p>
@@ -983,7 +1045,7 @@
               <w:rPr>
                 <w:sz w:val="19"/>
               </w:rPr>
-              <w:t>异步、Pydantic 强类型、自动文档；服务层与框架解耦，便于单测（覆盖率 66%）</w:t>
+              <w:t>异步、Pydantic 强类型、自动文档；服务层与框架解耦，便于单测（覆盖率 63%，72 用例）</w:t>
             </w:r>
           </w:p>
         </w:tc>
@@ -1116,7 +1178,7 @@
         <w:pStyle w:val="ListBullet"/>
       </w:pPr>
       <w:r>
-        <w:t>JD 解析 98.2%：得益于"反幻觉提示工程 + 同义词归一化"，对真值技能高召回、对软技能不罚精确率；</w:t>
+        <w:t>JD 解析 F1 98.25%：得益于"反幻觉提示工程 + 同义词归一化"，对真值技能高召回、对软技能不罚精确率；</w:t>
       </w:r>
     </w:p>
     <w:p>
@@ -1408,7 +1470,7 @@
         <w:rPr>
           <w:b/>
         </w:rPr>
-        <w:t>Q10：覆盖率 66%，没覆盖的是什么？</w:t>
+        <w:t>Q10：覆盖率 63%，没覆盖的是什么？</w:t>
       </w:r>
     </w:p>
     <w:p>
@@ -1499,6 +1561,85 @@
       </w:r>
       <w:r>
         <w:t>——只用技能要素匹配，不采集性别/年龄/院校等敏感特征，多源交叉验证削弱单源偏见。合规与反幻觉同源：交叉验证既反幻觉也反偏见，证据溯源既可解释也可审计。</w:t>
+      </w:r>
+    </w:p>
+    <w:p>
+      <w:r>
+        <w:rPr>
+          <w:b/>
+        </w:rPr>
+        <w:t>Q12：数据是哪来的？是不是大模型生成的？</w:t>
+      </w:r>
+    </w:p>
+    <w:p>
+      <w:r>
+        <w:t>A：不是。生产图谱语料全部来自合法采集的真实招聘数据：腾讯招聘、网易招聘等</w:t>
+      </w:r>
+      <w:r>
+        <w:rPr>
+          <w:b/>
+        </w:rPr>
+        <w:t>企业官方招聘官网的公开接口</w:t>
+      </w:r>
+      <w:r>
+        <w:t>（无需登录、robots 合规、≥4 秒控频、不采任何个人信息），加公开历史数据集做基线；每条 JD 有本地 jsonl 原始留存 + 数据库级溯源（平台/公司/原始 URL/发布时间/采集批次台账），首页"数据源台账"可直接查看。大模型只做</w:t>
+      </w:r>
+      <w:r>
+        <w:rPr>
+          <w:b/>
+        </w:rPr>
+        <w:t>抽取</w:t>
+      </w:r>
+      <w:r>
+        <w:t>（把 JD 文本解析成结构化技能），不生成任何语料。早期的模板合成数据集被重新定位为"对抗测试夹具"——专门注入抄袭/通胀样本来验证清洗算法检出率，不进图谱。</w:t>
+      </w:r>
+    </w:p>
+    <w:p>
+      <w:r>
+        <w:rPr>
+          <w:b/>
+        </w:rPr>
+        <w:t>Q13：新兴岗位凭什么说它"新兴"？</w:t>
+      </w:r>
+    </w:p>
+    <w:p>
+      <w:r>
+        <w:t>A：双判据+权威佐证。判据：①近两年（2025/2026 最佳）新出现，或 ②曾出现→沉寂→复兴。佐证分级：人社部新职业/新工种文件（如 2026-07-02 公示的"智能体开发员"工种、"具身智能机器人应用技术员"新职业；2025-07-22 第七批的"生成式人工智能系统测试员"）&gt; 头部机构报告（翰德/脉脉/麦肯锡）&gt; 多源网络证据，文件原文快照本地归档、逐岗位挂载可查。复兴型案例：人工智能数字人训练师（元宇宙期火→退潮→2024-08 人社部增设工种+大模型驱动复兴）。系统还能反向识别"回落"：提示词工程师已按报告证据降级为常规岗位并记录演化叙事。</w:t>
+      </w:r>
+    </w:p>
+    <w:p>
+      <w:r>
+        <w:rPr>
+          <w:b/>
+        </w:rPr>
+        <w:t>Q14：置信度这个数怎么算出来的？</w:t>
+      </w:r>
+    </w:p>
+    <w:p>
+      <w:r>
+        <w:t>A：唯一公式 C = 0.35·支持率 + 0.20·来源多样性 + 0.15·时效性 + 0.20·来源权威度 + 0.10·外部验证，五因子全部落库，前端点击任何置信度徽章都能看到五因子分解（每项的值、权重、贡献分）。例如"大语言模型"技能：9/13 条 JD 提及（0.69）、2 个平台（2/3≈0.67）、新鲜度 0.88、全官网来源（1.0）、无外部验证（0）→ C≈0.71。岗位整体置信度是粗粒度能力项的权重加权平均。真实数据下的置信度（岗位均值约 0.54）低于早期受控测试集的数字——这是</w:t>
+      </w:r>
+      <w:r>
+        <w:rPr>
+          <w:b/>
+        </w:rPr>
+        <w:t>如实反映真实市场数据的分散性</w:t>
+      </w:r>
+      <w:r>
+        <w:t>，公式、因子、证据全程可查，比一个漂亮但说不清的高分更有说服力。</w:t>
+      </w:r>
+    </w:p>
+    <w:p>
+      <w:r>
+        <w:rPr>
+          <w:b/>
+        </w:rPr>
+        <w:t>Q15：中级和高级工程师的能力差异怎么体现？</w:t>
+      </w:r>
+    </w:p>
+    <w:p>
+      <w:r>
+        <w:t>A：真实 JD 采集时按标题（高级/资深）与经验年限（0-3/3-5/5+ 年）推断级别分桶，各桶独立跑同一套交叉验证聚合得到分级画像，"中级→高级"就是两桶画像的 diff：晋升需新增掌握哪些技能、哪些技能权重/掌握深度要求提升、哪些初级要求在高级 JD 中不再单列（默认前提）。演化页"级别演化"模式以初→中→高阶梯视图展示。</w:t>
       </w:r>
     </w:p>
     <w:p>

--- a/docs/技术答辩文档.docx
+++ b/docs/技术答辩文档.docx
@@ -786,6 +786,158 @@
       </w:pPr>
       <w:r>
         <w:t>不是让大模型"凭空想"，而是"有据可循"，从源头降幻觉；独立来源数纳入新兴度评估。</w:t>
+      </w:r>
+    </w:p>
+    <w:p>
+      <w:pPr>
+        <w:pStyle w:val="Heading2"/>
+      </w:pPr>
+      <w:r>
+        <w:t>3.7 演化 diff 与可举证的淘汰判据（方法论亮点）</w:t>
+      </w:r>
+    </w:p>
+    <w:p>
+      <w:r>
+        <w:t xml:space="preserve">演化 diff 把新旧能力快照比对成 </w:t>
+      </w:r>
+      <w:r>
+        <w:rPr>
+          <w:b/>
+        </w:rPr>
+        <w:t>新增 / 淘汰 / 修改</w:t>
+      </w:r>
+      <w:r>
+        <w:t xml:space="preserve"> 三类变更。其中"淘汰"是最容易做错、也最容易被评委追问的一类，我们的做法有两个特点：</w:t>
+      </w:r>
+    </w:p>
+    <w:p>
+      <w:r>
+        <w:rPr>
+          <w:b/>
+        </w:rPr>
+        <w:t>① 我们主动查出并修掉了一个静默缺陷。</w:t>
+      </w:r>
+      <w:r>
+        <w:t xml:space="preserve"> 上一轮结果是"删除 0 条"，本可以用"数据没给淘汰信号"解释过去；复盘时回读实现，发现</w:t>
+      </w:r>
+      <w:r>
+        <w:rPr>
+          <w:b/>
+        </w:rPr>
+        <w:t>删除分支在原理上永远不可能触发</w:t>
+      </w:r>
+      <w:r>
+        <w:t xml:space="preserve">——调用方会把旧能力作为 </w:t>
+      </w:r>
+      <w:r>
+        <w:rPr>
+          <w:rFonts w:ascii="Consolas" w:hAnsi="Consolas"/>
+        </w:rPr>
+        <w:t>history</w:t>
+      </w:r>
+      <w:r>
+        <w:t xml:space="preserve"> 先验注入新一轮聚合（为让历史证据参与打分，本身正确），旧能力名因而必然出现在 </w:t>
+      </w:r>
+      <w:r>
+        <w:rPr>
+          <w:rFonts w:ascii="Consolas" w:hAnsi="Consolas"/>
+        </w:rPr>
+        <w:t>new_caps</w:t>
+      </w:r>
+      <w:r>
+        <w:t xml:space="preserve"> 中，</w:t>
+      </w:r>
+      <w:r>
+        <w:rPr>
+          <w:rFonts w:ascii="Consolas" w:hAnsi="Consolas"/>
+        </w:rPr>
+        <w:t>name not in new_caps</w:t>
+      </w:r>
+      <w:r>
+        <w:t xml:space="preserve"> 恒为假，那是死代码。连带的更严重问题：旧能力若在新窗口支持不足被降级，</w:t>
+      </w:r>
+      <w:r>
+        <w:rPr>
+          <w:b/>
+        </w:rPr>
+        <w:t>三个分支都进不去、变更日志一条不留地静默消失</w:t>
+      </w:r>
+      <w:r>
+        <w:t>，审计链在此断掉。</w:t>
+      </w:r>
+    </w:p>
+    <w:p>
+      <w:r>
+        <w:rPr>
+          <w:b/>
+        </w:rPr>
+        <w:t>② 判据先定、结果后看，且主动调严。</w:t>
+      </w:r>
+      <w:r>
+        <w:t xml:space="preserve"> 修复后的淘汰判据四条同时成立：</w:t>
+      </w:r>
+      <w:r>
+        <w:rPr>
+          <w:rFonts w:ascii="Consolas" w:hAnsi="Consolas"/>
+        </w:rPr>
+        <w:t>window_skill_names</w:t>
+      </w:r>
+      <w:r>
+        <w:t>（先验注入</w:t>
+      </w:r>
+      <w:r>
+        <w:rPr>
+          <w:b/>
+        </w:rPr>
+        <w:t>之前</w:t>
+      </w:r>
+      <w:r>
+        <w:t>的窗口原文技能名集合）中一次未出现 + 原为</w:t>
+      </w:r>
+      <w:r>
+        <w:rPr>
+          <w:b/>
+        </w:rPr>
+        <w:t>必备能力</w:t>
+      </w:r>
+      <w:r>
+        <w:t xml:space="preserve"> + 窗口 </w:t>
+      </w:r>
+      <w:r>
+        <w:rPr>
+          <w:b/>
+        </w:rPr>
+        <w:t>JD 数 ≥20</w:t>
+      </w:r>
+      <w:r>
+        <w:t xml:space="preserve"> + 支持减弱者改记 modify。第三条是被假阳性逼出来的——门槛 10 时，16 条 JD 的运维岗把 </w:t>
+      </w:r>
+      <w:r>
+        <w:rPr>
+          <w:b/>
+        </w:rPr>
+        <w:t>Nginx</w:t>
+      </w:r>
+      <w:r>
+        <w:t xml:space="preserve"> 判成淘汰；提到 20 后假阳性消失，代价是薄窗口岗位主动不下结论（</w:t>
+      </w:r>
+      <w:r>
+        <w:rPr>
+          <w:b/>
+        </w:rPr>
+        <w:t>牺牲召回换取每条淘汰都可举证</w:t>
+      </w:r>
+      <w:r>
+        <w:t xml:space="preserve">）。修复后实测 </w:t>
+      </w:r>
+      <w:r>
+        <w:rPr>
+          <w:b/>
+        </w:rPr>
+        <w:t>143 条淘汰 + 111 条修改</w:t>
+      </w:r>
+      <w:r>
+        <w:t>，Java 岗一次判出 23 项经典技术栈退场。详见 Q6-1。</w:t>
       </w:r>
     </w:p>
     <w:p>
@@ -1045,7 +1197,7 @@
               <w:rPr>
                 <w:sz w:val="19"/>
               </w:rPr>
-              <w:t>异步、Pydantic 强类型、自动文档；服务层与框架解耦，便于单测（覆盖率 63%，72 用例）</w:t>
+              <w:t>异步、Pydantic 强类型、自动文档；服务层与框架解耦，便于单测（覆盖率 65%，85 用例）</w:t>
             </w:r>
           </w:p>
         </w:tc>
@@ -1178,7 +1330,13 @@
         <w:pStyle w:val="ListBullet"/>
       </w:pPr>
       <w:r>
-        <w:t>JD 解析 F1 98.25%：得益于"反幻觉提示工程 + 同义词归一化"，对真值技能高召回、对软技能不罚精确率；</w:t>
+        <w:rPr>
+          <w:b/>
+        </w:rPr>
+        <w:t>生产图谱另有 2306 条真实语料</w:t>
+      </w:r>
+      <w:r>
+        <w:t>（5 类渠道 / 6 个平台批次）与之分轨：评测用受控夹具、上线用真实数据，两者互不污染；</w:t>
       </w:r>
     </w:p>
     <w:p>
@@ -1186,16 +1344,7 @@
         <w:pStyle w:val="ListBullet"/>
       </w:pPr>
       <w:r>
-        <w:t>简历提取召回 100%：大模型抽取 + 词典规则</w:t>
-      </w:r>
-      <w:r>
-        <w:rPr>
-          <w:b/>
-        </w:rPr>
-        <w:t>兜底补漏</w:t>
-      </w:r>
-      <w:r>
-        <w:t>（缩写/同义词）；</w:t>
+        <w:t>JD 解析 F1 98.25%：得益于"反幻觉提示工程 + 同义词归一化"，对真值技能高召回、对软技能不罚精确率；</w:t>
       </w:r>
     </w:p>
     <w:p>
@@ -1203,7 +1352,16 @@
         <w:pStyle w:val="ListBullet"/>
       </w:pPr>
       <w:r>
-        <w:t>匹配 100%：词典归一化精确匹配 + 退化守卫，避免语义误匹配；</w:t>
+        <w:t>简历提取召回 100%：大模型抽取 + 词典规则</w:t>
+      </w:r>
+      <w:r>
+        <w:rPr>
+          <w:b/>
+        </w:rPr>
+        <w:t>兜底补漏</w:t>
+      </w:r>
+      <w:r>
+        <w:t>（缩写/同义词）；</w:t>
       </w:r>
     </w:p>
     <w:p>
@@ -1211,6 +1369,14 @@
         <w:pStyle w:val="ListBullet"/>
       </w:pPr>
       <w:r>
+        <w:t>匹配 100%：词典归一化精确匹配 + 退化守卫，避免语义误匹配；</w:t>
+      </w:r>
+    </w:p>
+    <w:p>
+      <w:pPr>
+        <w:pStyle w:val="ListBullet"/>
+      </w:pPr>
+      <w:r>
         <w:t>全流程</w:t>
       </w:r>
       <w:r>
@@ -1265,10 +1431,10 @@
         <w:rPr>
           <w:b/>
         </w:rPr>
-        <w:t>故意植入了 8 条抄袭、13 条通胀对抗样本</w:t>
-      </w:r>
-      <w:r>
-        <w:t>来检验清洗鲁棒性，全部 100% 正确处理。指标脚本开源可一键复现。真实噪声数据下我们还有 SimHash 去重、通胀检测、时滞降权、同义词归一化四道清洗工序保障。</w:t>
+        <w:t>故意植入了 8 条抄袭、17 条通胀对抗样本</w:t>
+      </w:r>
+      <w:r>
+        <w:t>来检验清洗鲁棒性，全部 100% 正确处理。指标脚本开源可一键复现。此外生产图谱走的是另一条轨道——2306 条真实采集 JD，在真实噪声下 SimHash 检出 150 条重复、通胀检测标记 409 条 JD，四道清洗工序（去重、通胀、时滞降权、同义词归一化）在真实数据上同样跑通。</w:t>
       </w:r>
     </w:p>
     <w:p>
@@ -1405,16 +1571,655 @@
     </w:p>
     <w:p>
       <w:r>
-        <w:t>A：既有岗位用最新 JD 驱动：解析→与历史能力交叉验证聚合→</w:t>
+        <w:t>A：两个维度。</w:t>
       </w:r>
       <w:r>
         <w:rPr>
           <w:b/>
         </w:rPr>
-        <w:t>diff 出新增/删除/修改</w:t>
-      </w:r>
-      <w:r>
-        <w:t>，每条变更附更新说明、数据源、置信度，岗位版本号自增，前端时间线展示。技能淘汰标记 deprecated 但保留历史，可回溯。</w:t>
+        <w:t>时间维度</w:t>
+      </w:r>
+      <w:r>
+        <w:t xml:space="preserve">：我们有三个真实时间切片——2018-12（51job 公开数据集）、2024-07（HuggingFace 公开数据集）、2026-07（腾讯/网易/飞书 ATS/国聘四个现网来源），按时间顺序依次灌入同一条演化服务链：解析 → 与历史能力交叉验证聚合 → </w:t>
+      </w:r>
+      <w:r>
+        <w:rPr>
+          <w:b/>
+        </w:rPr>
+        <w:t>diff 出新增/淘汰/修改</w:t>
+      </w:r>
+      <w:r>
+        <w:t xml:space="preserve">，每条变更附更新说明、数据源（平台+JD 数+批次）、置信度，岗位版本号自增。结果是 </w:t>
+      </w:r>
+      <w:r>
+        <w:rPr>
+          <w:b/>
+        </w:rPr>
+        <w:t>621 条真实变更记录（新增 367 / 淘汰 143 / 修改 111）</w:t>
+      </w:r>
+      <w:r>
+        <w:t>，版本分布 v1 14 岗 / v2 9 岗 / v3 6 岗。</w:t>
+      </w:r>
+      <w:r>
+        <w:rPr>
+          <w:b/>
+        </w:rPr>
+        <w:t>级别维度</w:t>
+      </w:r>
+      <w:r>
+        <w:t>：同一岗位按初/中/高分桶做画像 diff，得到晋升路径。淘汰的技能标记 deprecated 但保留历史，可回溯。</w:t>
+      </w:r>
+    </w:p>
+    <w:p>
+      <w:pPr>
+        <w:ind w:left="288"/>
+      </w:pPr>
+      <w:r>
+        <w:rPr>
+          <w:i/>
+          <w:color w:val="556573"/>
+        </w:rPr>
+        <w:t>最有说服力的一个真实结果：</w:t>
+      </w:r>
+      <w:r>
+        <w:rPr>
+          <w:b/>
+          <w:i/>
+          <w:color w:val="556573"/>
+        </w:rPr>
+        <w:t>Java 开发工程师被判出 23 项必备能力淘汰</w:t>
+      </w:r>
+      <w:r>
+        <w:rPr>
+          <w:i/>
+          <w:color w:val="556573"/>
+        </w:rPr>
+        <w:t>——Struts、J2EE、Hibernate、SpringMVC、Tomcat、Memcached、SQL Server、Dubbo、Oracle、MyBatis…… 一整套经典 SSH/SSM 老技术栈集体退场，同时新增大语言模型、RAG、云原生。这不是我们编的示例，是判据机械跑出来的。淘汰判据与其中一处我们自己修掉的缺陷见 Q6-1。</w:t>
+      </w:r>
+    </w:p>
+    <w:p>
+      <w:r>
+        <w:rPr>
+          <w:b/>
+        </w:rPr>
+        <w:t>Q6-1：你们的淘汰判据是什么？会不会误判？</w:t>
+      </w:r>
+    </w:p>
+    <w:p>
+      <w:r>
+        <w:t>A：</w:t>
+      </w:r>
+      <w:r>
+        <w:rPr>
+          <w:b/>
+        </w:rPr>
+        <w:t>会，而且我们踩过一次，正是踩过之后才把判据定成现在这样。</w:t>
+      </w:r>
+      <w:r>
+        <w:t>先说判据，四条同时成立才下淘汰结论：</w:t>
+      </w:r>
+    </w:p>
+    <w:tbl>
+      <w:tblPr>
+        <w:tblStyle w:val="LightGrid-Accent1"/>
+        <w:tblW w:type="auto" w:w="0"/>
+        <w:tblLook w:firstColumn="1" w:firstRow="1" w:lastColumn="0" w:lastRow="0" w:noHBand="0" w:noVBand="1" w:val="04A0"/>
+      </w:tblPr>
+      <w:tblGrid>
+        <w:gridCol w:w="2880"/>
+        <w:gridCol w:w="2880"/>
+        <w:gridCol w:w="2880"/>
+      </w:tblGrid>
+      <w:tr>
+        <w:tc>
+          <w:tcPr>
+            <w:tcW w:type="dxa" w:w="2880"/>
+          </w:tcPr>
+          <w:p>
+            <w:r>
+              <w:rPr>
+                <w:b/>
+                <w:sz w:val="19"/>
+              </w:rPr>
+            </w:r>
+            <w:r>
+              <w:rPr>
+                <w:b/>
+                <w:sz w:val="19"/>
+              </w:rPr>
+              <w:t>#</w:t>
+            </w:r>
+          </w:p>
+        </w:tc>
+        <w:tc>
+          <w:tcPr>
+            <w:tcW w:type="dxa" w:w="2880"/>
+          </w:tcPr>
+          <w:p>
+            <w:r>
+              <w:rPr>
+                <w:b/>
+                <w:sz w:val="19"/>
+              </w:rPr>
+            </w:r>
+            <w:r>
+              <w:rPr>
+                <w:b/>
+                <w:sz w:val="19"/>
+              </w:rPr>
+              <w:t>判据</w:t>
+            </w:r>
+          </w:p>
+        </w:tc>
+        <w:tc>
+          <w:tcPr>
+            <w:tcW w:type="dxa" w:w="2880"/>
+          </w:tcPr>
+          <w:p>
+            <w:r>
+              <w:rPr>
+                <w:b/>
+                <w:sz w:val="19"/>
+              </w:rPr>
+            </w:r>
+            <w:r>
+              <w:rPr>
+                <w:b/>
+                <w:sz w:val="19"/>
+              </w:rPr>
+              <w:t>为什么必须有这一条</w:t>
+            </w:r>
+          </w:p>
+        </w:tc>
+      </w:tr>
+      <w:tr>
+        <w:tc>
+          <w:tcPr>
+            <w:tcW w:type="dxa" w:w="2880"/>
+          </w:tcPr>
+          <w:p>
+            <w:r>
+              <w:rPr>
+                <w:sz w:val="19"/>
+              </w:rPr>
+            </w:r>
+            <w:r>
+              <w:rPr>
+                <w:sz w:val="19"/>
+              </w:rPr>
+              <w:t>①</w:t>
+            </w:r>
+          </w:p>
+        </w:tc>
+        <w:tc>
+          <w:tcPr>
+            <w:tcW w:type="dxa" w:w="2880"/>
+          </w:tcPr>
+          <w:p>
+            <w:r>
+              <w:rPr>
+                <w:sz w:val="19"/>
+              </w:rPr>
+            </w:r>
+            <w:r>
+              <w:rPr>
+                <w:sz w:val="19"/>
+              </w:rPr>
+              <w:t xml:space="preserve">判"消失"用的是 </w:t>
+            </w:r>
+            <w:r>
+              <w:rPr>
+                <w:b/>
+                <w:sz w:val="19"/>
+              </w:rPr>
+              <w:t>`window_skill_names`——先验注入之前、最新窗口 JD 原文里真实出现过的技能名集合</w:t>
+            </w:r>
+            <w:r>
+              <w:rPr>
+                <w:sz w:val="19"/>
+              </w:rPr>
+              <w:t>，判据 = "该能力在最新 N 条 JD 中一次都没出现"</w:t>
+            </w:r>
+          </w:p>
+        </w:tc>
+        <w:tc>
+          <w:tcPr>
+            <w:tcW w:type="dxa" w:w="2880"/>
+          </w:tcPr>
+          <w:p>
+            <w:r>
+              <w:rPr>
+                <w:sz w:val="19"/>
+              </w:rPr>
+            </w:r>
+            <w:r>
+              <w:rPr>
+                <w:sz w:val="19"/>
+              </w:rPr>
+              <w:t xml:space="preserve">聚合时旧能力会作为 </w:t>
+            </w:r>
+            <w:r>
+              <w:rPr>
+                <w:rFonts w:ascii="Consolas" w:hAnsi="Consolas"/>
+                <w:sz w:val="19"/>
+              </w:rPr>
+              <w:t>history</w:t>
+            </w:r>
+            <w:r>
+              <w:rPr>
+                <w:sz w:val="19"/>
+              </w:rPr>
+              <w:t xml:space="preserve"> 先验被注入，</w:t>
+            </w:r>
+            <w:r>
+              <w:rPr>
+                <w:b/>
+                <w:sz w:val="19"/>
+              </w:rPr>
+              <w:t>用聚合结果判淘汰在原理上判不出来</w:t>
+            </w:r>
+            <w:r>
+              <w:rPr>
+                <w:sz w:val="19"/>
+              </w:rPr>
+              <w:t>（详见下一段）。改用窗口原文后，每条淘汰都能回到具体 JD 举证</w:t>
+            </w:r>
+          </w:p>
+        </w:tc>
+      </w:tr>
+      <w:tr>
+        <w:tc>
+          <w:tcPr>
+            <w:tcW w:type="dxa" w:w="2880"/>
+          </w:tcPr>
+          <w:p>
+            <w:r>
+              <w:rPr>
+                <w:sz w:val="19"/>
+              </w:rPr>
+            </w:r>
+            <w:r>
+              <w:rPr>
+                <w:sz w:val="19"/>
+              </w:rPr>
+              <w:t>②</w:t>
+            </w:r>
+          </w:p>
+        </w:tc>
+        <w:tc>
+          <w:tcPr>
+            <w:tcW w:type="dxa" w:w="2880"/>
+          </w:tcPr>
+          <w:p>
+            <w:r>
+              <w:rPr>
+                <w:sz w:val="19"/>
+              </w:rPr>
+            </w:r>
+            <w:r>
+              <w:rPr>
+                <w:b/>
+                <w:sz w:val="19"/>
+              </w:rPr>
+              <w:t>只对「必备能力」的消失</w:t>
+            </w:r>
+            <w:r>
+              <w:rPr>
+                <w:sz w:val="19"/>
+              </w:rPr>
+              <w:t>下淘汰结论</w:t>
+            </w:r>
+          </w:p>
+        </w:tc>
+        <w:tc>
+          <w:tcPr>
+            <w:tcW w:type="dxa" w:w="2880"/>
+          </w:tcPr>
+          <w:p>
+            <w:r>
+              <w:rPr>
+                <w:sz w:val="19"/>
+              </w:rPr>
+            </w:r>
+            <w:r>
+              <w:rPr>
+                <w:sz w:val="19"/>
+              </w:rPr>
+              <w:t>加分项进出频繁、不同语料用词差异极大。实测把加分项计入，</w:t>
+            </w:r>
+            <w:r>
+              <w:rPr>
+                <w:b/>
+                <w:sz w:val="19"/>
+              </w:rPr>
+              <w:t>一次就刷出 160+ 条假"淘汰"</w:t>
+            </w:r>
+            <w:r>
+              <w:rPr>
+                <w:sz w:val="19"/>
+              </w:rPr>
+              <w:t>——Java 岗 189 条里 166 条是加分项，真信号被彻底淹没</w:t>
+            </w:r>
+          </w:p>
+        </w:tc>
+      </w:tr>
+      <w:tr>
+        <w:tc>
+          <w:tcPr>
+            <w:tcW w:type="dxa" w:w="2880"/>
+          </w:tcPr>
+          <w:p>
+            <w:r>
+              <w:rPr>
+                <w:sz w:val="19"/>
+              </w:rPr>
+            </w:r>
+            <w:r>
+              <w:rPr>
+                <w:sz w:val="19"/>
+              </w:rPr>
+              <w:t>③</w:t>
+            </w:r>
+          </w:p>
+        </w:tc>
+        <w:tc>
+          <w:tcPr>
+            <w:tcW w:type="dxa" w:w="2880"/>
+          </w:tcPr>
+          <w:p>
+            <w:r>
+              <w:rPr>
+                <w:sz w:val="19"/>
+              </w:rPr>
+            </w:r>
+            <w:r>
+              <w:rPr>
+                <w:b/>
+                <w:sz w:val="19"/>
+              </w:rPr>
+              <w:t>窗口 JD 数 ≥20</w:t>
+            </w:r>
+            <w:r>
+              <w:rPr>
+                <w:sz w:val="19"/>
+              </w:rPr>
+              <w:t xml:space="preserve"> 才允许下淘汰结论</w:t>
+            </w:r>
+          </w:p>
+        </w:tc>
+        <w:tc>
+          <w:tcPr>
+            <w:tcW w:type="dxa" w:w="2880"/>
+          </w:tcPr>
+          <w:p>
+            <w:r>
+              <w:rPr>
+                <w:sz w:val="19"/>
+              </w:rPr>
+            </w:r>
+            <w:r>
+              <w:rPr>
+                <w:sz w:val="19"/>
+              </w:rPr>
+              <w:t xml:space="preserve">这是被假阳性逼出来的：门槛设 10 时，只有 </w:t>
+            </w:r>
+            <w:r>
+              <w:rPr>
+                <w:b/>
+                <w:sz w:val="19"/>
+              </w:rPr>
+              <w:t>16 条 JD 的运维岗把 Nginx 判成了"淘汰"</w:t>
+            </w:r>
+            <w:r>
+              <w:rPr>
+                <w:sz w:val="19"/>
+              </w:rPr>
+              <w:t>。窗口太薄，一个天天在用的技能碰巧没被提到就能造出这种一眼被看穿的错误。提到 20 之后假阳性消失，运维（16 条）、大数据平台（13 条）这些薄窗口</w:t>
+            </w:r>
+            <w:r>
+              <w:rPr>
+                <w:b/>
+                <w:sz w:val="19"/>
+              </w:rPr>
+              <w:t>主动放弃下结论</w:t>
+            </w:r>
+            <w:r>
+              <w:rPr>
+                <w:sz w:val="19"/>
+              </w:rPr>
+              <w:t>——缺证据不等于反证</w:t>
+            </w:r>
+          </w:p>
+        </w:tc>
+      </w:tr>
+      <w:tr>
+        <w:tc>
+          <w:tcPr>
+            <w:tcW w:type="dxa" w:w="2880"/>
+          </w:tcPr>
+          <w:p>
+            <w:r>
+              <w:rPr>
+                <w:sz w:val="19"/>
+              </w:rPr>
+            </w:r>
+            <w:r>
+              <w:rPr>
+                <w:sz w:val="19"/>
+              </w:rPr>
+              <w:t>④</w:t>
+            </w:r>
+          </w:p>
+        </w:tc>
+        <w:tc>
+          <w:tcPr>
+            <w:tcW w:type="dxa" w:w="2880"/>
+          </w:tcPr>
+          <w:p>
+            <w:r>
+              <w:rPr>
+                <w:sz w:val="19"/>
+              </w:rPr>
+            </w:r>
+            <w:r>
+              <w:rPr>
+                <w:sz w:val="19"/>
+              </w:rPr>
+              <w:t xml:space="preserve">仍出现在新 JD 里、但支持减弱被降为候选的，记 </w:t>
+            </w:r>
+            <w:r>
+              <w:rPr>
+                <w:b/>
+                <w:sz w:val="19"/>
+              </w:rPr>
+              <w:t>modify</w:t>
+            </w:r>
+            <w:r>
+              <w:rPr>
+                <w:sz w:val="19"/>
+              </w:rPr>
+              <w:t>（"降级为候选能力项，保留观察，未淘汰"）</w:t>
+            </w:r>
+          </w:p>
+        </w:tc>
+        <w:tc>
+          <w:tcPr>
+            <w:tcW w:type="dxa" w:w="2880"/>
+          </w:tcPr>
+          <w:p>
+            <w:r>
+              <w:rPr>
+                <w:sz w:val="19"/>
+              </w:rPr>
+            </w:r>
+            <w:r>
+              <w:rPr>
+                <w:sz w:val="19"/>
+              </w:rPr>
+              <w:t>不把"支持变弱"和"消失"混为一谈，同时保证这类事件不被静默丢弃</w:t>
+            </w:r>
+          </w:p>
+        </w:tc>
+      </w:tr>
+    </w:tbl>
+    <w:p>
+      <w:r>
+        <w:rPr>
+          <w:b/>
+        </w:rPr>
+        <w:t>这里有一个我们主动交代的缺陷修复，它比数字本身更能说明我们的方法</w:t>
+      </w:r>
+      <w:r>
+        <w:t>：上一轮跑完的结果是"删除 0 条"。我们本可以解释成"数据没给淘汰信号"，但复盘时回去读了 diff 实现，发现</w:t>
+      </w:r>
+      <w:r>
+        <w:rPr>
+          <w:b/>
+        </w:rPr>
+        <w:t>删除分支在原理上永远不可能触发</w:t>
+      </w:r>
+      <w:r>
+        <w:t xml:space="preserve">——调用方会把旧能力当作 </w:t>
+      </w:r>
+      <w:r>
+        <w:rPr>
+          <w:rFonts w:ascii="Consolas" w:hAnsi="Consolas"/>
+        </w:rPr>
+        <w:t>history</w:t>
+      </w:r>
+      <w:r>
+        <w:t xml:space="preserve"> 先验注入新一轮聚合（这本身是对的，为了让历史证据参与打分），于是旧能力名必然出现在 </w:t>
+      </w:r>
+      <w:r>
+        <w:rPr>
+          <w:rFonts w:ascii="Consolas" w:hAnsi="Consolas"/>
+        </w:rPr>
+        <w:t>new_caps</w:t>
+      </w:r>
+      <w:r>
+        <w:t xml:space="preserve"> 里，</w:t>
+      </w:r>
+      <w:r>
+        <w:rPr>
+          <w:rFonts w:ascii="Consolas" w:hAnsi="Consolas"/>
+        </w:rPr>
+        <w:t>name not in new_caps</w:t>
+      </w:r>
+      <w:r>
+        <w:t xml:space="preserve"> </w:t>
+      </w:r>
+      <w:r>
+        <w:rPr>
+          <w:b/>
+        </w:rPr>
+        <w:t>恒为假</w:t>
+      </w:r>
+      <w:r>
+        <w:t>，那段代码是死代码。更严重的是：一个旧能力若在新窗口支持不足被降级，它</w:t>
+      </w:r>
+      <w:r>
+        <w:rPr>
+          <w:b/>
+        </w:rPr>
+        <w:t>三个分支都进不去</w:t>
+      </w:r>
+      <w:r>
+        <w:t>，变更日志里</w:t>
+      </w:r>
+      <w:r>
+        <w:rPr>
+          <w:b/>
+        </w:rPr>
+        <w:t>一条记录都不留、静默消失</w:t>
+      </w:r>
+      <w:r>
+        <w:t>——一个本该被审计的能力衰减事件就这样从链上蒸发了。我们补上第 ④ 条判据把它接住。</w:t>
+      </w:r>
+    </w:p>
+    <w:p>
+      <w:r>
+        <w:rPr>
+          <w:b/>
+        </w:rPr>
+        <w:t>关于误判，两点如实说明</w:t>
+      </w:r>
+      <w:r>
+        <w:t>：</w:t>
+      </w:r>
+    </w:p>
+    <w:p>
+      <w:pPr>
+        <w:pStyle w:val="ListBullet"/>
+      </w:pPr>
+      <w:r>
+        <w:rPr>
+          <w:b/>
+        </w:rPr>
+        <w:t>判据是"宁可少判、不可错判"</w:t>
+      </w:r>
+      <w:r>
+        <w:t>。第 ③ 条明确牺牲了召回——样本薄的岗位一条淘汰都不出，所以 143 条是</w:t>
+      </w:r>
+      <w:r>
+        <w:rPr>
+          <w:b/>
+        </w:rPr>
+        <w:t>下限</w:t>
+      </w:r>
+      <w:r>
+        <w:t>不是全量。理由很直白：一条 Nginx 假阳性足以让整套演化结论的可信度归零，漏判的代价小得多。</w:t>
+      </w:r>
+    </w:p>
+    <w:p>
+      <w:pPr>
+        <w:pStyle w:val="ListBullet"/>
+      </w:pPr>
+      <w:r>
+        <w:rPr>
+          <w:b/>
+        </w:rPr>
+        <w:t>现存的已知噪声我们主动摆出来</w:t>
+      </w:r>
+      <w:r>
+        <w:t xml:space="preserve">：Java 岗 23 项淘汰里的 </w:t>
+      </w:r>
+      <w:r>
+        <w:rPr>
+          <w:b/>
+        </w:rPr>
+        <w:t>Django、Flask 是 2018 语料的聚类污染</w:t>
+      </w:r>
+      <w:r>
+        <w:t>——这两个 Python Web 框架在建 2018 基线时被误归入 Java 岗位簇，它们的"淘汰"是历史聚类噪声被新语料修正，</w:t>
+      </w:r>
+      <w:r>
+        <w:rPr>
+          <w:b/>
+        </w:rPr>
+        <w:t>不是真实技术退场</w:t>
+      </w:r>
+      <w:r>
+        <w:t>。我们没有把它从清单里悄悄删掉，因为判据是机械执行的、没有为了结果好看做人工挑选；这条噪声也正好指向下一步该改进的岗位聚类精度。</w:t>
+      </w:r>
+    </w:p>
+    <w:p>
+      <w:r>
+        <w:rPr>
+          <w:b/>
+        </w:rPr>
+        <w:t>一句话总结</w:t>
+      </w:r>
+      <w:r>
+        <w:t>：我们不是把参数调到"能跑出删除"为止，而是</w:t>
+      </w:r>
+      <w:r>
+        <w:rPr>
+          <w:b/>
+        </w:rPr>
+        <w:t>先定可举证的判据、再看结果</w:t>
+      </w:r>
+      <w:r>
+        <w:t>，中途还主动把假阳性门槛从 10 提到 20、牺牲了一部分召回。</w:t>
       </w:r>
     </w:p>
     <w:p>
@@ -1449,7 +2254,25 @@
     </w:p>
     <w:p>
       <w:r>
-        <w:t>A：架构与岗位、规模无关：pipeline 支持任意量级 JD（解析已做并发），交叉验证在数据越多时统计越显著、过滤越精准。当前规模是为可复现的受控评测；接更多招聘平台数据即可扩展，技术方案可平滑迁移到医疗/金融/制造等领域。</w:t>
+        <w:t xml:space="preserve">A：目前生产语料是 </w:t>
+      </w:r>
+      <w:r>
+        <w:rPr>
+          <w:b/>
+        </w:rPr>
+        <w:t>2306 条真实 JD、5 类渠道 / 6 个平台批次</w:t>
+      </w:r>
+      <w:r>
+        <w:t>，已不是"演示级"。更重要的是架构与岗位、规模无关：pipeline 支持任意量级 JD（解析已做并发），交叉验证在数据越多时统计越显著、过滤越精准——这一点本轮已经被验证：语料从 806 条扩到 2306 条、渠道从 3 个扩到 5 类之后，在</w:t>
+      </w:r>
+      <w:r>
+        <w:rPr>
+          <w:b/>
+        </w:rPr>
+        <w:t>公式一个参数都没改</w:t>
+      </w:r>
+      <w:r>
+        <w:t>的前提下全库置信度均值从 0.535 升到 0.6403。接更多合规数据源即可继续扩展，方案可平滑迁移到医疗/金融/制造等领域。</w:t>
       </w:r>
     </w:p>
     <w:p>
@@ -1470,12 +2293,12 @@
         <w:rPr>
           <w:b/>
         </w:rPr>
-        <w:t>Q10：覆盖率 63%，没覆盖的是什么？</w:t>
+        <w:t>Q10：覆盖率 65%，没覆盖的是什么？</w:t>
       </w:r>
     </w:p>
     <w:p>
       <w:r>
-        <w:t>A：核心业务逻辑（清洗 98%、反幻觉 97%、归一化 98%、匹配 87%、抽取 88%、新岗位定义 71%、简历后处理 57%）都高覆盖；未覆盖的主要是外部调用封装（LLM/检索，依赖网络）与编排脚本，这部分用集成/冒烟测试与线上验证覆盖。</w:t>
+        <w:t>A：85 个用例全部通过，核心业务逻辑（清洗、反幻觉聚合、置信度公式、同义词归一化、匹配、抽取后处理）都是高覆盖；未覆盖的主要是外部调用封装（LLM/检索，依赖网络）与一次性编排脚本，这部分用集成/冒烟测试与线上验证覆盖。</w:t>
       </w:r>
     </w:p>
     <w:p>
@@ -1497,7 +2320,16 @@
         <w:t>来源合规</w:t>
       </w:r>
       <w:r>
-        <w:t>——只采集公开 JD 与公开网络证据，遵循 robots 与平台条款，数据最小化；②</w:t>
+        <w:t>——只采集公开 JD 与公开网络证据，39 个候选源逐一实测 robots 与入口，</w:t>
+      </w:r>
+      <w:r>
+        <w:rPr>
+          <w:b/>
+        </w:rPr>
+        <w:t>全部聚合类招聘平台（BOSS直聘/智联/猎聘/拉勾/牛客/前程无忧/实习僧）一条数据都未采</w:t>
+      </w:r>
+      <w:r>
+        <w:t>，不复现反爬签名、不解密自定义字体、不过人机校验、不碰登录墙，数据最小化；②</w:t>
       </w:r>
       <w:r>
         <w:rPr>
@@ -1533,7 +2365,7 @@
         <w:t>match.py</w:t>
       </w:r>
       <w:r>
-        <w:t>），前端明示隐私声明；③</w:t>
+        <w:t>），前端明示隐私声明；采集侧同样有 PII 字段护栏（字段名含 phone/email/联系人 直接抛错）与正文正则打码；③</w:t>
       </w:r>
       <w:r>
         <w:rPr>
@@ -1573,16 +2405,689 @@
     </w:p>
     <w:p>
       <w:r>
-        <w:t>A：不是。生产图谱语料全部来自合法采集的真实招聘数据：腾讯招聘、网易招聘等</w:t>
+        <w:t xml:space="preserve">A：不是。生产图谱语料全部来自合法采集或公开许可的真实招聘数据，共 </w:t>
       </w:r>
       <w:r>
         <w:rPr>
           <w:b/>
         </w:rPr>
-        <w:t>企业官方招聘官网的公开接口</w:t>
-      </w:r>
-      <w:r>
-        <w:t>（无需登录、robots 合规、≥4 秒控频、不采任何个人信息），加公开历史数据集做基线；每条 JD 有本地 jsonl 原始留存 + 数据库级溯源（平台/公司/原始 URL/发布时间/采集批次台账），首页"数据源台账"可直接查看。大模型只做</w:t>
+        <w:t>2306 条、5 类渠道 / 6 个平台批次</w:t>
+      </w:r>
+      <w:r>
+        <w:t>：</w:t>
+      </w:r>
+    </w:p>
+    <w:tbl>
+      <w:tblPr>
+        <w:tblStyle w:val="LightGrid-Accent1"/>
+        <w:tblW w:type="auto" w:w="0"/>
+        <w:tblLook w:firstColumn="1" w:firstRow="1" w:lastColumn="0" w:lastRow="0" w:noHBand="0" w:noVBand="1" w:val="04A0"/>
+      </w:tblPr>
+      <w:tblGrid>
+        <w:gridCol w:w="1728"/>
+        <w:gridCol w:w="1728"/>
+        <w:gridCol w:w="1728"/>
+        <w:gridCol w:w="1728"/>
+        <w:gridCol w:w="1728"/>
+      </w:tblGrid>
+      <w:tr>
+        <w:tc>
+          <w:tcPr>
+            <w:tcW w:type="dxa" w:w="1728"/>
+          </w:tcPr>
+          <w:p>
+            <w:r>
+              <w:rPr>
+                <w:b/>
+                <w:sz w:val="19"/>
+              </w:rPr>
+            </w:r>
+            <w:r>
+              <w:rPr>
+                <w:b/>
+                <w:sz w:val="19"/>
+              </w:rPr>
+              <w:t>平台批次</w:t>
+            </w:r>
+          </w:p>
+        </w:tc>
+        <w:tc>
+          <w:tcPr>
+            <w:tcW w:type="dxa" w:w="1728"/>
+          </w:tcPr>
+          <w:p>
+            <w:r>
+              <w:rPr>
+                <w:b/>
+                <w:sz w:val="19"/>
+              </w:rPr>
+            </w:r>
+            <w:r>
+              <w:rPr>
+                <w:b/>
+                <w:sz w:val="19"/>
+              </w:rPr>
+              <w:t>条数</w:t>
+            </w:r>
+          </w:p>
+        </w:tc>
+        <w:tc>
+          <w:tcPr>
+            <w:tcW w:type="dxa" w:w="1728"/>
+          </w:tcPr>
+          <w:p>
+            <w:r>
+              <w:rPr>
+                <w:b/>
+                <w:sz w:val="19"/>
+              </w:rPr>
+            </w:r>
+            <w:r>
+              <w:rPr>
+                <w:b/>
+                <w:sz w:val="19"/>
+              </w:rPr>
+              <w:t>tier</w:t>
+            </w:r>
+          </w:p>
+        </w:tc>
+        <w:tc>
+          <w:tcPr>
+            <w:tcW w:type="dxa" w:w="1728"/>
+          </w:tcPr>
+          <w:p>
+            <w:r>
+              <w:rPr>
+                <w:b/>
+                <w:sz w:val="19"/>
+              </w:rPr>
+            </w:r>
+            <w:r>
+              <w:rPr>
+                <w:b/>
+                <w:sz w:val="19"/>
+              </w:rPr>
+              <w:t>权威度</w:t>
+            </w:r>
+          </w:p>
+        </w:tc>
+        <w:tc>
+          <w:tcPr>
+            <w:tcW w:type="dxa" w:w="1728"/>
+          </w:tcPr>
+          <w:p>
+            <w:r>
+              <w:rPr>
+                <w:b/>
+                <w:sz w:val="19"/>
+              </w:rPr>
+            </w:r>
+            <w:r>
+              <w:rPr>
+                <w:b/>
+                <w:sz w:val="19"/>
+              </w:rPr>
+              <w:t>说明</w:t>
+            </w:r>
+          </w:p>
+        </w:tc>
+      </w:tr>
+      <w:tr>
+        <w:tc>
+          <w:tcPr>
+            <w:tcW w:type="dxa" w:w="1728"/>
+          </w:tcPr>
+          <w:p>
+            <w:r>
+              <w:rPr>
+                <w:sz w:val="19"/>
+              </w:rPr>
+            </w:r>
+            <w:r>
+              <w:rPr>
+                <w:sz w:val="19"/>
+              </w:rPr>
+              <w:t>飞书招聘 SaaS 企业官网</w:t>
+            </w:r>
+          </w:p>
+        </w:tc>
+        <w:tc>
+          <w:tcPr>
+            <w:tcW w:type="dxa" w:w="1728"/>
+          </w:tcPr>
+          <w:p>
+            <w:r>
+              <w:rPr>
+                <w:sz w:val="19"/>
+              </w:rPr>
+            </w:r>
+            <w:r>
+              <w:rPr>
+                <w:sz w:val="19"/>
+              </w:rPr>
+              <w:t>629</w:t>
+            </w:r>
+          </w:p>
+        </w:tc>
+        <w:tc>
+          <w:tcPr>
+            <w:tcW w:type="dxa" w:w="1728"/>
+          </w:tcPr>
+          <w:p>
+            <w:r>
+              <w:rPr>
+                <w:sz w:val="19"/>
+              </w:rPr>
+            </w:r>
+            <w:r>
+              <w:rPr>
+                <w:sz w:val="19"/>
+              </w:rPr>
+              <w:t>official</w:t>
+            </w:r>
+          </w:p>
+        </w:tc>
+        <w:tc>
+          <w:tcPr>
+            <w:tcW w:type="dxa" w:w="1728"/>
+          </w:tcPr>
+          <w:p>
+            <w:r>
+              <w:rPr>
+                <w:sz w:val="19"/>
+              </w:rPr>
+            </w:r>
+            <w:r>
+              <w:rPr>
+                <w:sz w:val="19"/>
+              </w:rPr>
+              <w:t>1.0</w:t>
+            </w:r>
+          </w:p>
+        </w:tc>
+        <w:tc>
+          <w:tcPr>
+            <w:tcW w:type="dxa" w:w="1728"/>
+          </w:tcPr>
+          <w:p>
+            <w:r>
+              <w:rPr>
+                <w:sz w:val="19"/>
+              </w:rPr>
+            </w:r>
+            <w:r>
+              <w:rPr>
+                <w:sz w:val="19"/>
+              </w:rPr>
+              <w:t>11 家企业官方招聘官网（蔚来/小鹏/得物/EcoFlow/零一万物/生数科技/出门问问/Insta360/猎户星空/合众新能源/爱奇艺），采集 1829 条经领域过滤入库 629 条</w:t>
+            </w:r>
+          </w:p>
+        </w:tc>
+      </w:tr>
+      <w:tr>
+        <w:tc>
+          <w:tcPr>
+            <w:tcW w:type="dxa" w:w="1728"/>
+          </w:tcPr>
+          <w:p>
+            <w:r>
+              <w:rPr>
+                <w:sz w:val="19"/>
+              </w:rPr>
+            </w:r>
+            <w:r>
+              <w:rPr>
+                <w:sz w:val="19"/>
+              </w:rPr>
+              <w:t>国聘网</w:t>
+            </w:r>
+          </w:p>
+        </w:tc>
+        <w:tc>
+          <w:tcPr>
+            <w:tcW w:type="dxa" w:w="1728"/>
+          </w:tcPr>
+          <w:p>
+            <w:r>
+              <w:rPr>
+                <w:sz w:val="19"/>
+              </w:rPr>
+            </w:r>
+            <w:r>
+              <w:rPr>
+                <w:sz w:val="19"/>
+              </w:rPr>
+              <w:t>571</w:t>
+            </w:r>
+          </w:p>
+        </w:tc>
+        <w:tc>
+          <w:tcPr>
+            <w:tcW w:type="dxa" w:w="1728"/>
+          </w:tcPr>
+          <w:p>
+            <w:r>
+              <w:rPr>
+                <w:sz w:val="19"/>
+              </w:rPr>
+            </w:r>
+            <w:r>
+              <w:rPr>
+                <w:sz w:val="19"/>
+              </w:rPr>
+              <w:t>gov</w:t>
+            </w:r>
+          </w:p>
+        </w:tc>
+        <w:tc>
+          <w:tcPr>
+            <w:tcW w:type="dxa" w:w="1728"/>
+          </w:tcPr>
+          <w:p>
+            <w:r>
+              <w:rPr>
+                <w:sz w:val="19"/>
+              </w:rPr>
+            </w:r>
+            <w:r>
+              <w:rPr>
+                <w:sz w:val="19"/>
+              </w:rPr>
+              <w:t>1.0</w:t>
+            </w:r>
+          </w:p>
+        </w:tc>
+        <w:tc>
+          <w:tcPr>
+            <w:tcW w:type="dxa" w:w="1728"/>
+          </w:tcPr>
+          <w:p>
+            <w:r>
+              <w:rPr>
+                <w:sz w:val="19"/>
+              </w:rPr>
+            </w:r>
+            <w:r>
+              <w:rPr>
+                <w:sz w:val="19"/>
+              </w:rPr>
+              <w:t>中央广播电视总台主办的国家级公共招聘平台，采集 633 条过滤入库 571 条</w:t>
+            </w:r>
+          </w:p>
+        </w:tc>
+      </w:tr>
+      <w:tr>
+        <w:tc>
+          <w:tcPr>
+            <w:tcW w:type="dxa" w:w="1728"/>
+          </w:tcPr>
+          <w:p>
+            <w:r>
+              <w:rPr>
+                <w:sz w:val="19"/>
+              </w:rPr>
+            </w:r>
+            <w:r>
+              <w:rPr>
+                <w:sz w:val="19"/>
+              </w:rPr>
+              <w:t>51job2018 公开数据集</w:t>
+            </w:r>
+          </w:p>
+        </w:tc>
+        <w:tc>
+          <w:tcPr>
+            <w:tcW w:type="dxa" w:w="1728"/>
+          </w:tcPr>
+          <w:p>
+            <w:r>
+              <w:rPr>
+                <w:sz w:val="19"/>
+              </w:rPr>
+            </w:r>
+            <w:r>
+              <w:rPr>
+                <w:sz w:val="19"/>
+              </w:rPr>
+              <w:t>300</w:t>
+            </w:r>
+          </w:p>
+        </w:tc>
+        <w:tc>
+          <w:tcPr>
+            <w:tcW w:type="dxa" w:w="1728"/>
+          </w:tcPr>
+          <w:p>
+            <w:r>
+              <w:rPr>
+                <w:sz w:val="19"/>
+              </w:rPr>
+            </w:r>
+            <w:r>
+              <w:rPr>
+                <w:sz w:val="19"/>
+              </w:rPr>
+              <w:t>dataset</w:t>
+            </w:r>
+          </w:p>
+        </w:tc>
+        <w:tc>
+          <w:tcPr>
+            <w:tcW w:type="dxa" w:w="1728"/>
+          </w:tcPr>
+          <w:p>
+            <w:r>
+              <w:rPr>
+                <w:sz w:val="19"/>
+              </w:rPr>
+            </w:r>
+            <w:r>
+              <w:rPr>
+                <w:sz w:val="19"/>
+              </w:rPr>
+              <w:t>0.7</w:t>
+            </w:r>
+          </w:p>
+        </w:tc>
+        <w:tc>
+          <w:tcPr>
+            <w:tcW w:type="dxa" w:w="1728"/>
+          </w:tcPr>
+          <w:p>
+            <w:r>
+              <w:rPr>
+                <w:sz w:val="19"/>
+              </w:rPr>
+            </w:r>
+            <w:r>
+              <w:rPr>
+                <w:sz w:val="19"/>
+              </w:rPr>
+              <w:t>2018-12 历史基线（GitHub 公开仓库）</w:t>
+            </w:r>
+          </w:p>
+        </w:tc>
+      </w:tr>
+      <w:tr>
+        <w:tc>
+          <w:tcPr>
+            <w:tcW w:type="dxa" w:w="1728"/>
+          </w:tcPr>
+          <w:p>
+            <w:r>
+              <w:rPr>
+                <w:sz w:val="19"/>
+              </w:rPr>
+            </w:r>
+            <w:r>
+              <w:rPr>
+                <w:sz w:val="19"/>
+              </w:rPr>
+              <w:t>AI_Job 2024 公开数据集</w:t>
+            </w:r>
+          </w:p>
+        </w:tc>
+        <w:tc>
+          <w:tcPr>
+            <w:tcW w:type="dxa" w:w="1728"/>
+          </w:tcPr>
+          <w:p>
+            <w:r>
+              <w:rPr>
+                <w:sz w:val="19"/>
+              </w:rPr>
+            </w:r>
+            <w:r>
+              <w:rPr>
+                <w:sz w:val="19"/>
+              </w:rPr>
+              <w:t>300</w:t>
+            </w:r>
+          </w:p>
+        </w:tc>
+        <w:tc>
+          <w:tcPr>
+            <w:tcW w:type="dxa" w:w="1728"/>
+          </w:tcPr>
+          <w:p>
+            <w:r>
+              <w:rPr>
+                <w:sz w:val="19"/>
+              </w:rPr>
+            </w:r>
+            <w:r>
+              <w:rPr>
+                <w:sz w:val="19"/>
+              </w:rPr>
+              <w:t>dataset</w:t>
+            </w:r>
+          </w:p>
+        </w:tc>
+        <w:tc>
+          <w:tcPr>
+            <w:tcW w:type="dxa" w:w="1728"/>
+          </w:tcPr>
+          <w:p>
+            <w:r>
+              <w:rPr>
+                <w:sz w:val="19"/>
+              </w:rPr>
+            </w:r>
+            <w:r>
+              <w:rPr>
+                <w:sz w:val="19"/>
+              </w:rPr>
+              <w:t>0.7</w:t>
+            </w:r>
+          </w:p>
+        </w:tc>
+        <w:tc>
+          <w:tcPr>
+            <w:tcW w:type="dxa" w:w="1728"/>
+          </w:tcPr>
+          <w:p>
+            <w:r>
+              <w:rPr>
+                <w:sz w:val="19"/>
+              </w:rPr>
+            </w:r>
+            <w:r>
+              <w:rPr>
+                <w:sz w:val="19"/>
+              </w:rPr>
+              <w:t>2024-07 中间基线（HuggingFace，AFL-3.0 许可证）</w:t>
+            </w:r>
+          </w:p>
+        </w:tc>
+      </w:tr>
+      <w:tr>
+        <w:tc>
+          <w:tcPr>
+            <w:tcW w:type="dxa" w:w="1728"/>
+          </w:tcPr>
+          <w:p>
+            <w:r>
+              <w:rPr>
+                <w:sz w:val="19"/>
+              </w:rPr>
+            </w:r>
+            <w:r>
+              <w:rPr>
+                <w:sz w:val="19"/>
+              </w:rPr>
+              <w:t>腾讯招聘</w:t>
+            </w:r>
+          </w:p>
+        </w:tc>
+        <w:tc>
+          <w:tcPr>
+            <w:tcW w:type="dxa" w:w="1728"/>
+          </w:tcPr>
+          <w:p>
+            <w:r>
+              <w:rPr>
+                <w:sz w:val="19"/>
+              </w:rPr>
+            </w:r>
+            <w:r>
+              <w:rPr>
+                <w:sz w:val="19"/>
+              </w:rPr>
+              <w:t>255</w:t>
+            </w:r>
+          </w:p>
+        </w:tc>
+        <w:tc>
+          <w:tcPr>
+            <w:tcW w:type="dxa" w:w="1728"/>
+          </w:tcPr>
+          <w:p>
+            <w:r>
+              <w:rPr>
+                <w:sz w:val="19"/>
+              </w:rPr>
+            </w:r>
+            <w:r>
+              <w:rPr>
+                <w:sz w:val="19"/>
+              </w:rPr>
+              <w:t>official</w:t>
+            </w:r>
+          </w:p>
+        </w:tc>
+        <w:tc>
+          <w:tcPr>
+            <w:tcW w:type="dxa" w:w="1728"/>
+          </w:tcPr>
+          <w:p>
+            <w:r>
+              <w:rPr>
+                <w:sz w:val="19"/>
+              </w:rPr>
+            </w:r>
+            <w:r>
+              <w:rPr>
+                <w:sz w:val="19"/>
+              </w:rPr>
+              <w:t>1.0</w:t>
+            </w:r>
+          </w:p>
+        </w:tc>
+        <w:tc>
+          <w:tcPr>
+            <w:tcW w:type="dxa" w:w="1728"/>
+          </w:tcPr>
+          <w:p>
+            <w:r>
+              <w:rPr>
+                <w:sz w:val="19"/>
+              </w:rPr>
+            </w:r>
+            <w:r>
+              <w:rPr>
+                <w:sz w:val="19"/>
+              </w:rPr>
+              <w:t>官网公开接口</w:t>
+            </w:r>
+          </w:p>
+        </w:tc>
+      </w:tr>
+      <w:tr>
+        <w:tc>
+          <w:tcPr>
+            <w:tcW w:type="dxa" w:w="1728"/>
+          </w:tcPr>
+          <w:p>
+            <w:r>
+              <w:rPr>
+                <w:sz w:val="19"/>
+              </w:rPr>
+            </w:r>
+            <w:r>
+              <w:rPr>
+                <w:sz w:val="19"/>
+              </w:rPr>
+              <w:t>网易招聘</w:t>
+            </w:r>
+          </w:p>
+        </w:tc>
+        <w:tc>
+          <w:tcPr>
+            <w:tcW w:type="dxa" w:w="1728"/>
+          </w:tcPr>
+          <w:p>
+            <w:r>
+              <w:rPr>
+                <w:sz w:val="19"/>
+              </w:rPr>
+            </w:r>
+            <w:r>
+              <w:rPr>
+                <w:sz w:val="19"/>
+              </w:rPr>
+              <w:t>251</w:t>
+            </w:r>
+          </w:p>
+        </w:tc>
+        <w:tc>
+          <w:tcPr>
+            <w:tcW w:type="dxa" w:w="1728"/>
+          </w:tcPr>
+          <w:p>
+            <w:r>
+              <w:rPr>
+                <w:sz w:val="19"/>
+              </w:rPr>
+            </w:r>
+            <w:r>
+              <w:rPr>
+                <w:sz w:val="19"/>
+              </w:rPr>
+              <w:t>official</w:t>
+            </w:r>
+          </w:p>
+        </w:tc>
+        <w:tc>
+          <w:tcPr>
+            <w:tcW w:type="dxa" w:w="1728"/>
+          </w:tcPr>
+          <w:p>
+            <w:r>
+              <w:rPr>
+                <w:sz w:val="19"/>
+              </w:rPr>
+            </w:r>
+            <w:r>
+              <w:rPr>
+                <w:sz w:val="19"/>
+              </w:rPr>
+              <w:t>1.0</w:t>
+            </w:r>
+          </w:p>
+        </w:tc>
+        <w:tc>
+          <w:tcPr>
+            <w:tcW w:type="dxa" w:w="1728"/>
+          </w:tcPr>
+          <w:p>
+            <w:r>
+              <w:rPr>
+                <w:sz w:val="19"/>
+              </w:rPr>
+            </w:r>
+            <w:r>
+              <w:rPr>
+                <w:sz w:val="19"/>
+              </w:rPr>
+              <w:t>官网公开接口</w:t>
+            </w:r>
+          </w:p>
+        </w:tc>
+      </w:tr>
+    </w:tbl>
+    <w:p>
+      <w:r>
+        <w:t>采集全程无需登录、robots 逐 host 检查、单站 ≥4 秒控频、不采任何个人信息（字段名拦截 + 正文打码）；每条 JD 有本地 jsonl 原始留存 + manifest + 每请求一行的 crawl_log，数据库记录平台/公司/原始 URL/发布时间/采集批次，首页"数据源台账"可直接查看。大模型只做</w:t>
       </w:r>
       <w:r>
         <w:rPr>
@@ -1591,7 +3096,829 @@
         <w:t>抽取</w:t>
       </w:r>
       <w:r>
-        <w:t>（把 JD 文本解析成结构化技能），不生成任何语料。早期的模板合成数据集被重新定位为"对抗测试夹具"——专门注入抄袭/通胀样本来验证清洗算法检出率，不进图谱。</w:t>
+        <w:t>（把 JD 文本解析成结构化技能），不生成任何语料。早期的模板合成数据集被重新定位为"对抗测试夹具"——专门注入抄袭/通胀样本验证清洗算法检出率，不进图谱。</w:t>
+      </w:r>
+    </w:p>
+    <w:p>
+      <w:r>
+        <w:rPr>
+          <w:b/>
+        </w:rPr>
+        <w:t>Q12-1：飞书那批数据合规吗？是不是绕过了人家的反爬？</w:t>
+      </w:r>
+    </w:p>
+    <w:p>
+      <w:r>
+        <w:t>A：没有绕过，这一点我们写得很明确。三条：①</w:t>
+      </w:r>
+      <w:r>
+        <w:rPr>
+          <w:b/>
+        </w:rPr>
+        <w:t>全程未登录</w:t>
+      </w:r>
+      <w:r>
+        <w:t xml:space="preserve">，不注册账号、不带任何 Cookie 身份；②接口需要的 csrf token 由 </w:t>
+      </w:r>
+      <w:r>
+        <w:rPr>
+          <w:rFonts w:ascii="Consolas" w:hAnsi="Consolas"/>
+        </w:rPr>
+        <w:t>/api/v1/csrf/token</w:t>
+      </w:r>
+      <w:r>
+        <w:t xml:space="preserve"> </w:t>
+      </w:r>
+      <w:r>
+        <w:rPr>
+          <w:b/>
+        </w:rPr>
+        <w:t>面向所有访客公开下发</w:t>
+      </w:r>
+      <w:r>
+        <w:t xml:space="preserve">（包括未登录访客），是会话卫生机制而不是访问控制，取用它不构成"绕过权限"；③浏览器请求上确实带一个 </w:t>
+      </w:r>
+      <w:r>
+        <w:rPr>
+          <w:rFonts w:ascii="Consolas" w:hAnsi="Consolas"/>
+        </w:rPr>
+        <w:t>_signature</w:t>
+      </w:r>
+      <w:r>
+        <w:t xml:space="preserve"> 反爬签名，我们</w:t>
+      </w:r>
+      <w:r>
+        <w:rPr>
+          <w:b/>
+        </w:rPr>
+        <w:t>既没有逆向也没有复现它</w:t>
+      </w:r>
+      <w:r>
+        <w:t>——实测把这个参数整个去掉，接口照常返回 200 和同样的公开职位数据，这恰恰说明接口本身对公众开放，我们只是用更朴素的方式访问了同一份公开数据。另外这些站点是</w:t>
+      </w:r>
+      <w:r>
+        <w:rPr>
+          <w:b/>
+        </w:rPr>
+        <w:t>企业自己的官方招聘官网</w:t>
+      </w:r>
+      <w:r>
+        <w:t xml:space="preserve">（托管在飞书招聘 SaaS 上，域名 </w:t>
+      </w:r>
+      <w:r>
+        <w:rPr>
+          <w:rFonts w:ascii="Consolas" w:hAnsi="Consolas"/>
+        </w:rPr>
+        <w:t>{企业}.jobs.feishu.cn</w:t>
+      </w:r>
+      <w:r>
+        <w:t xml:space="preserve">），性质与腾讯/网易招聘官网一致，所以定 tier=official、权威度 1.0。租户也不是随便挑的：探测了 95 个候选 slug，只采公开职位数 &gt; 0 的 11 家。依据在 </w:t>
+      </w:r>
+      <w:r>
+        <w:rPr>
+          <w:rFonts w:ascii="Consolas" w:hAnsi="Consolas"/>
+        </w:rPr>
+        <w:t>data/collect/采集合规说明.md</w:t>
+      </w:r>
+      <w:r>
+        <w:t xml:space="preserve"> 与 </w:t>
+      </w:r>
+      <w:r>
+        <w:rPr>
+          <w:rFonts w:ascii="Consolas" w:hAnsi="Consolas"/>
+        </w:rPr>
+        <w:t>probe_ats_report.json</w:t>
+      </w:r>
+      <w:r>
+        <w:t>。</w:t>
+      </w:r>
+    </w:p>
+    <w:p>
+      <w:r>
+        <w:rPr>
+          <w:b/>
+        </w:rPr>
+        <w:t>Q12-2：为什么不采 BOSS直聘、51job 这些主流招聘平台？数据量不是更大吗？</w:t>
+      </w:r>
+    </w:p>
+    <w:p>
+      <w:r>
+        <w:t>A：</w:t>
+      </w:r>
+      <w:r>
+        <w:rPr>
+          <w:b/>
+        </w:rPr>
+        <w:t>因为实测下来它们要么 robots 明确禁止、要么必须破解反爬，我们一条都不采</w:t>
+      </w:r>
+      <w:r>
+        <w:t xml:space="preserve">。这不是没查，恰恰是查过才不采——本轮用 </w:t>
+      </w:r>
+      <w:r>
+        <w:rPr>
+          <w:rFonts w:ascii="Consolas" w:hAnsi="Consolas"/>
+        </w:rPr>
+        <w:t>probe_sources.py</w:t>
+      </w:r>
+      <w:r>
+        <w:t xml:space="preserve"> 对 </w:t>
+      </w:r>
+      <w:r>
+        <w:rPr>
+          <w:b/>
+        </w:rPr>
+        <w:t>39 个候选站点</w:t>
+      </w:r>
+      <w:r>
+        <w:t>逐一取 robots.txt 并对入口发 1 次 GET（探测阶段不采任何数据），逐条结论是：</w:t>
+      </w:r>
+    </w:p>
+    <w:tbl>
+      <w:tblPr>
+        <w:tblStyle w:val="LightGrid-Accent1"/>
+        <w:tblW w:type="auto" w:w="0"/>
+        <w:tblLook w:firstColumn="1" w:firstRow="1" w:lastColumn="0" w:lastRow="0" w:noHBand="0" w:noVBand="1" w:val="04A0"/>
+      </w:tblPr>
+      <w:tblGrid>
+        <w:gridCol w:w="2880"/>
+        <w:gridCol w:w="2880"/>
+        <w:gridCol w:w="2880"/>
+      </w:tblGrid>
+      <w:tr>
+        <w:tc>
+          <w:tcPr>
+            <w:tcW w:type="dxa" w:w="2880"/>
+          </w:tcPr>
+          <w:p>
+            <w:r>
+              <w:rPr>
+                <w:b/>
+                <w:sz w:val="19"/>
+              </w:rPr>
+            </w:r>
+            <w:r>
+              <w:rPr>
+                <w:b/>
+                <w:sz w:val="19"/>
+              </w:rPr>
+              <w:t>平台</w:t>
+            </w:r>
+          </w:p>
+        </w:tc>
+        <w:tc>
+          <w:tcPr>
+            <w:tcW w:type="dxa" w:w="2880"/>
+          </w:tcPr>
+          <w:p>
+            <w:r>
+              <w:rPr>
+                <w:b/>
+                <w:sz w:val="19"/>
+              </w:rPr>
+            </w:r>
+            <w:r>
+              <w:rPr>
+                <w:b/>
+                <w:sz w:val="19"/>
+              </w:rPr>
+              <w:t>实测结论</w:t>
+            </w:r>
+          </w:p>
+        </w:tc>
+        <w:tc>
+          <w:tcPr>
+            <w:tcW w:type="dxa" w:w="2880"/>
+          </w:tcPr>
+          <w:p>
+            <w:r>
+              <w:rPr>
+                <w:b/>
+                <w:sz w:val="19"/>
+              </w:rPr>
+            </w:r>
+            <w:r>
+              <w:rPr>
+                <w:b/>
+                <w:sz w:val="19"/>
+              </w:rPr>
+              <w:t>处置</w:t>
+            </w:r>
+          </w:p>
+        </w:tc>
+      </w:tr>
+      <w:tr>
+        <w:tc>
+          <w:tcPr>
+            <w:tcW w:type="dxa" w:w="2880"/>
+          </w:tcPr>
+          <w:p>
+            <w:r>
+              <w:rPr>
+                <w:sz w:val="19"/>
+              </w:rPr>
+            </w:r>
+            <w:r>
+              <w:rPr>
+                <w:sz w:val="19"/>
+              </w:rPr>
+              <w:t>BOSS直聘</w:t>
+            </w:r>
+          </w:p>
+        </w:tc>
+        <w:tc>
+          <w:tcPr>
+            <w:tcW w:type="dxa" w:w="2880"/>
+          </w:tcPr>
+          <w:p>
+            <w:r>
+              <w:rPr>
+                <w:sz w:val="19"/>
+              </w:rPr>
+            </w:r>
+            <w:r>
+              <w:rPr>
+                <w:sz w:val="19"/>
+              </w:rPr>
+              <w:t xml:space="preserve">robots.txt 明确 Disallow </w:t>
+            </w:r>
+            <w:r>
+              <w:rPr>
+                <w:rFonts w:ascii="Consolas" w:hAnsi="Consolas"/>
+                <w:sz w:val="19"/>
+              </w:rPr>
+              <w:t>/*?query=*</w:t>
+            </w:r>
+            <w:r>
+              <w:rPr>
+                <w:sz w:val="19"/>
+              </w:rPr>
+              <w:t>、</w:t>
+            </w:r>
+            <w:r>
+              <w:rPr>
+                <w:rFonts w:ascii="Consolas" w:hAnsi="Consolas"/>
+                <w:sz w:val="19"/>
+              </w:rPr>
+              <w:t>*?city=*</w:t>
+            </w:r>
+            <w:r>
+              <w:rPr>
+                <w:sz w:val="19"/>
+              </w:rPr>
+              <w:t>、</w:t>
+            </w:r>
+            <w:r>
+              <w:rPr>
+                <w:rFonts w:ascii="Consolas" w:hAnsi="Consolas"/>
+                <w:sz w:val="19"/>
+              </w:rPr>
+              <w:t>*?position=*</w:t>
+            </w:r>
+            <w:r>
+              <w:rPr>
+                <w:sz w:val="19"/>
+              </w:rPr>
+              <w:t>、</w:t>
+            </w:r>
+            <w:r>
+              <w:rPr>
+                <w:rFonts w:ascii="Consolas" w:hAnsi="Consolas"/>
+                <w:sz w:val="19"/>
+              </w:rPr>
+              <w:t>*?salary=*</w:t>
+            </w:r>
+            <w:r>
+              <w:rPr>
+                <w:sz w:val="19"/>
+              </w:rPr>
+              <w:t>、</w:t>
+            </w:r>
+            <w:r>
+              <w:rPr>
+                <w:rFonts w:ascii="Consolas" w:hAnsi="Consolas"/>
+                <w:sz w:val="19"/>
+              </w:rPr>
+              <w:t>*?experience=*</w:t>
+            </w:r>
+            <w:r>
+              <w:rPr>
+                <w:sz w:val="19"/>
+              </w:rPr>
+              <w:t xml:space="preserve"> —— </w:t>
+            </w:r>
+            <w:r>
+              <w:rPr>
+                <w:b/>
+                <w:sz w:val="19"/>
+              </w:rPr>
+              <w:t>正是职位检索必需的查询路径</w:t>
+            </w:r>
+          </w:p>
+        </w:tc>
+        <w:tc>
+          <w:tcPr>
+            <w:tcW w:type="dxa" w:w="2880"/>
+          </w:tcPr>
+          <w:p>
+            <w:r>
+              <w:rPr>
+                <w:sz w:val="19"/>
+              </w:rPr>
+            </w:r>
+            <w:r>
+              <w:rPr>
+                <w:sz w:val="19"/>
+              </w:rPr>
+              <w:t>不采</w:t>
+            </w:r>
+          </w:p>
+        </w:tc>
+      </w:tr>
+      <w:tr>
+        <w:tc>
+          <w:tcPr>
+            <w:tcW w:type="dxa" w:w="2880"/>
+          </w:tcPr>
+          <w:p>
+            <w:r>
+              <w:rPr>
+                <w:sz w:val="19"/>
+              </w:rPr>
+            </w:r>
+            <w:r>
+              <w:rPr>
+                <w:sz w:val="19"/>
+              </w:rPr>
+              <w:t>猎聘</w:t>
+            </w:r>
+          </w:p>
+        </w:tc>
+        <w:tc>
+          <w:tcPr>
+            <w:tcW w:type="dxa" w:w="2880"/>
+          </w:tcPr>
+          <w:p>
+            <w:r>
+              <w:rPr>
+                <w:sz w:val="19"/>
+              </w:rPr>
+            </w:r>
+            <w:r>
+              <w:rPr>
+                <w:sz w:val="19"/>
+              </w:rPr>
+              <w:t xml:space="preserve">robots.txt </w:t>
+            </w:r>
+            <w:r>
+              <w:rPr>
+                <w:rFonts w:ascii="Consolas" w:hAnsi="Consolas"/>
+                <w:sz w:val="19"/>
+              </w:rPr>
+              <w:t>Disallow: /*?*</w:t>
+            </w:r>
+            <w:r>
+              <w:rPr>
+                <w:sz w:val="19"/>
+              </w:rPr>
+              <w:t>，禁止一切带查询串的 URL</w:t>
+            </w:r>
+          </w:p>
+        </w:tc>
+        <w:tc>
+          <w:tcPr>
+            <w:tcW w:type="dxa" w:w="2880"/>
+          </w:tcPr>
+          <w:p>
+            <w:r>
+              <w:rPr>
+                <w:sz w:val="19"/>
+              </w:rPr>
+            </w:r>
+            <w:r>
+              <w:rPr>
+                <w:sz w:val="19"/>
+              </w:rPr>
+              <w:t>不采</w:t>
+            </w:r>
+          </w:p>
+        </w:tc>
+      </w:tr>
+      <w:tr>
+        <w:tc>
+          <w:tcPr>
+            <w:tcW w:type="dxa" w:w="2880"/>
+          </w:tcPr>
+          <w:p>
+            <w:r>
+              <w:rPr>
+                <w:sz w:val="19"/>
+              </w:rPr>
+            </w:r>
+            <w:r>
+              <w:rPr>
+                <w:sz w:val="19"/>
+              </w:rPr>
+              <w:t>前程无忧 51job</w:t>
+            </w:r>
+          </w:p>
+        </w:tc>
+        <w:tc>
+          <w:tcPr>
+            <w:tcW w:type="dxa" w:w="2880"/>
+          </w:tcPr>
+          <w:p>
+            <w:r>
+              <w:rPr>
+                <w:sz w:val="19"/>
+              </w:rPr>
+            </w:r>
+            <w:r>
+              <w:rPr>
+                <w:sz w:val="19"/>
+              </w:rPr>
+              <w:t>站点无 robots.txt，但搜索接口有</w:t>
+            </w:r>
+            <w:r>
+              <w:rPr>
+                <w:b/>
+                <w:sz w:val="19"/>
+              </w:rPr>
+              <w:t>阿里云 WAF 人机校验</w:t>
+            </w:r>
+          </w:p>
+        </w:tc>
+        <w:tc>
+          <w:tcPr>
+            <w:tcW w:type="dxa" w:w="2880"/>
+          </w:tcPr>
+          <w:p>
+            <w:r>
+              <w:rPr>
+                <w:sz w:val="19"/>
+              </w:rPr>
+            </w:r>
+            <w:r>
+              <w:rPr>
+                <w:sz w:val="19"/>
+              </w:rPr>
+              <w:t>不采（不破解反爬）</w:t>
+            </w:r>
+          </w:p>
+        </w:tc>
+      </w:tr>
+      <w:tr>
+        <w:tc>
+          <w:tcPr>
+            <w:tcW w:type="dxa" w:w="2880"/>
+          </w:tcPr>
+          <w:p>
+            <w:r>
+              <w:rPr>
+                <w:sz w:val="19"/>
+              </w:rPr>
+            </w:r>
+            <w:r>
+              <w:rPr>
+                <w:sz w:val="19"/>
+              </w:rPr>
+              <w:t>智联招聘</w:t>
+            </w:r>
+          </w:p>
+        </w:tc>
+        <w:tc>
+          <w:tcPr>
+            <w:tcW w:type="dxa" w:w="2880"/>
+          </w:tcPr>
+          <w:p>
+            <w:r>
+              <w:rPr>
+                <w:sz w:val="19"/>
+              </w:rPr>
+            </w:r>
+            <w:r>
+              <w:rPr>
+                <w:sz w:val="19"/>
+              </w:rPr>
+              <w:t xml:space="preserve">robots 未禁 </w:t>
+            </w:r>
+            <w:r>
+              <w:rPr>
+                <w:rFonts w:ascii="Consolas" w:hAnsi="Consolas"/>
+                <w:sz w:val="19"/>
+              </w:rPr>
+              <w:t>/sou/</w:t>
+            </w:r>
+            <w:r>
+              <w:rPr>
+                <w:sz w:val="19"/>
+              </w:rPr>
+              <w:t>，但检索接口需要</w:t>
+            </w:r>
+            <w:r>
+              <w:rPr>
+                <w:b/>
+                <w:sz w:val="19"/>
+              </w:rPr>
+              <w:t>页面 JS 生成的反爬令牌</w:t>
+            </w:r>
+          </w:p>
+        </w:tc>
+        <w:tc>
+          <w:tcPr>
+            <w:tcW w:type="dxa" w:w="2880"/>
+          </w:tcPr>
+          <w:p>
+            <w:r>
+              <w:rPr>
+                <w:sz w:val="19"/>
+              </w:rPr>
+            </w:r>
+            <w:r>
+              <w:rPr>
+                <w:sz w:val="19"/>
+              </w:rPr>
+              <w:t>不采（不复现反爬签名）</w:t>
+            </w:r>
+          </w:p>
+        </w:tc>
+      </w:tr>
+      <w:tr>
+        <w:tc>
+          <w:tcPr>
+            <w:tcW w:type="dxa" w:w="2880"/>
+          </w:tcPr>
+          <w:p>
+            <w:r>
+              <w:rPr>
+                <w:sz w:val="19"/>
+              </w:rPr>
+            </w:r>
+            <w:r>
+              <w:rPr>
+                <w:sz w:val="19"/>
+              </w:rPr>
+              <w:t>拉勾 / 牛客</w:t>
+            </w:r>
+          </w:p>
+        </w:tc>
+        <w:tc>
+          <w:tcPr>
+            <w:tcW w:type="dxa" w:w="2880"/>
+          </w:tcPr>
+          <w:p>
+            <w:r>
+              <w:rPr>
+                <w:sz w:val="19"/>
+              </w:rPr>
+            </w:r>
+            <w:r>
+              <w:rPr>
+                <w:sz w:val="19"/>
+              </w:rPr>
+              <w:t>入口与 /robots.txt 返回</w:t>
+            </w:r>
+            <w:r>
+              <w:rPr>
+                <w:b/>
+                <w:sz w:val="19"/>
+              </w:rPr>
+              <w:t>同一个等长（11027 字节）WAF 拦截页</w:t>
+            </w:r>
+            <w:r>
+              <w:rPr>
+                <w:sz w:val="19"/>
+              </w:rPr>
+              <w:t>，含 login/captcha 特征</w:t>
+            </w:r>
+          </w:p>
+        </w:tc>
+        <w:tc>
+          <w:tcPr>
+            <w:tcW w:type="dxa" w:w="2880"/>
+          </w:tcPr>
+          <w:p>
+            <w:r>
+              <w:rPr>
+                <w:sz w:val="19"/>
+              </w:rPr>
+            </w:r>
+            <w:r>
+              <w:rPr>
+                <w:sz w:val="19"/>
+              </w:rPr>
+              <w:t>不采</w:t>
+            </w:r>
+          </w:p>
+        </w:tc>
+      </w:tr>
+      <w:tr>
+        <w:tc>
+          <w:tcPr>
+            <w:tcW w:type="dxa" w:w="2880"/>
+          </w:tcPr>
+          <w:p>
+            <w:r>
+              <w:rPr>
+                <w:sz w:val="19"/>
+              </w:rPr>
+            </w:r>
+            <w:r>
+              <w:rPr>
+                <w:sz w:val="19"/>
+              </w:rPr>
+              <w:t>实习僧</w:t>
+            </w:r>
+          </w:p>
+        </w:tc>
+        <w:tc>
+          <w:tcPr>
+            <w:tcW w:type="dxa" w:w="2880"/>
+          </w:tcPr>
+          <w:p>
+            <w:r>
+              <w:rPr>
+                <w:sz w:val="19"/>
+              </w:rPr>
+            </w:r>
+            <w:r>
+              <w:rPr>
+                <w:sz w:val="19"/>
+              </w:rPr>
+              <w:t>robots 不禁止任何路径，但岗位标题与数字</w:t>
+            </w:r>
+            <w:r>
+              <w:rPr>
+                <w:b/>
+                <w:sz w:val="19"/>
+              </w:rPr>
+              <w:t>用自定义字体加密</w:t>
+            </w:r>
+            <w:r>
+              <w:rPr>
+                <w:sz w:val="19"/>
+              </w:rPr>
+              <w:t>，取明文必须解码字体映射＝绕过技术保护措施</w:t>
+            </w:r>
+          </w:p>
+        </w:tc>
+        <w:tc>
+          <w:tcPr>
+            <w:tcW w:type="dxa" w:w="2880"/>
+          </w:tcPr>
+          <w:p>
+            <w:r>
+              <w:rPr>
+                <w:sz w:val="19"/>
+              </w:rPr>
+            </w:r>
+            <w:r>
+              <w:rPr>
+                <w:sz w:val="19"/>
+              </w:rPr>
+              <w:t>主动放弃</w:t>
+            </w:r>
+          </w:p>
+        </w:tc>
+      </w:tr>
+      <w:tr>
+        <w:tc>
+          <w:tcPr>
+            <w:tcW w:type="dxa" w:w="2880"/>
+          </w:tcPr>
+          <w:p>
+            <w:r>
+              <w:rPr>
+                <w:sz w:val="19"/>
+              </w:rPr>
+            </w:r>
+            <w:r>
+              <w:rPr>
+                <w:sz w:val="19"/>
+              </w:rPr>
+              <w:t>京东 / 美团</w:t>
+            </w:r>
+          </w:p>
+        </w:tc>
+        <w:tc>
+          <w:tcPr>
+            <w:tcW w:type="dxa" w:w="2880"/>
+          </w:tcPr>
+          <w:p>
+            <w:r>
+              <w:rPr>
+                <w:sz w:val="19"/>
+              </w:rPr>
+            </w:r>
+            <w:r>
+              <w:rPr>
+                <w:sz w:val="19"/>
+              </w:rPr>
+              <w:t>入口 302 跳登录页 / 接口要求登录</w:t>
+            </w:r>
+          </w:p>
+        </w:tc>
+        <w:tc>
+          <w:tcPr>
+            <w:tcW w:type="dxa" w:w="2880"/>
+          </w:tcPr>
+          <w:p>
+            <w:r>
+              <w:rPr>
+                <w:sz w:val="19"/>
+              </w:rPr>
+            </w:r>
+            <w:r>
+              <w:rPr>
+                <w:sz w:val="19"/>
+              </w:rPr>
+              <w:t>不采（不碰登录墙）</w:t>
+            </w:r>
+          </w:p>
+        </w:tc>
+      </w:tr>
+    </w:tbl>
+    <w:p>
+      <w:r>
+        <w:t>同样的标准也用在数据集上：阿里天池（需登录+学生认证）、和鲸 Heywhale（需注册登录）、textdata.cn（需加微信索取）</w:t>
+      </w:r>
+      <w:r>
+        <w:rPr>
+          <w:b/>
+        </w:rPr>
+        <w:t>一律未下载</w:t>
+      </w:r>
+      <w:r>
+        <w:t>，最终选用 HuggingFace 上许可证明示（AFL-3.0）、直链可下、无需登录的公开数据集。</w:t>
+      </w:r>
+    </w:p>
+    <w:p>
+      <w:r>
+        <w:t>这里有一个必须主动交代的口径问题：我们的探测脚本判定"robots 是否禁止目标路径"时</w:t>
+      </w:r>
+      <w:r>
+        <w:rPr>
+          <w:b/>
+        </w:rPr>
+        <w:t>只比对 URL 路径、不含查询串</w:t>
+      </w:r>
+      <w:r>
+        <w:t>，所以 BOSS直聘、猎聘这类"用查询串规则禁止检索"的站点，脚本机械判定是"否"；但</w:t>
+      </w:r>
+      <w:r>
+        <w:rPr>
+          <w:b/>
+        </w:rPr>
+        <w:t>实际的职位检索必然携带查询串、必然命中其 Disallow 规则</w:t>
+      </w:r>
+      <w:r>
+        <w:t xml:space="preserve">，所以我们在报告里按真实语义判定为"不采"，而不是拿脚本的机械结论给自己开绿灯。这一点写在 </w:t>
+      </w:r>
+      <w:r>
+        <w:rPr>
+          <w:rFonts w:ascii="Consolas" w:hAnsi="Consolas"/>
+        </w:rPr>
+        <w:t>数据源实测报告.md</w:t>
+      </w:r>
+      <w:r>
+        <w:t xml:space="preserve"> 的"读表须知"里。</w:t>
+      </w:r>
+    </w:p>
+    <w:p>
+      <w:r>
+        <w:rPr>
+          <w:b/>
+        </w:rPr>
+        <w:t>结论一句话</w:t>
+      </w:r>
+      <w:r>
+        <w:t>：39 个候选源逐一实测后，我们只对</w:t>
+      </w:r>
+      <w:r>
+        <w:rPr>
+          <w:b/>
+        </w:rPr>
+        <w:t>企业官方招聘官网</w:t>
+      </w:r>
+      <w:r>
+        <w:t>与</w:t>
+      </w:r>
+      <w:r>
+        <w:rPr>
+          <w:b/>
+        </w:rPr>
+        <w:t>国家级公共就业平台</w:t>
+      </w:r>
+      <w:r>
+        <w:t>两类无登录墙、无反爬、robots 未禁的公开接口采集数据；</w:t>
+      </w:r>
+      <w:r>
+        <w:rPr>
+          <w:b/>
+        </w:rPr>
+        <w:t>所有聚合类招聘平台一条都没有采</w:t>
+      </w:r>
+      <w:r>
+        <w:t>。少拿到的数据量，我们用"多个企业官网 + 国家级平台 + 公开历史数据集"的组合补上了——这也是我们敢说数据"可信、可查、可问责"的底气。</w:t>
       </w:r>
     </w:p>
     <w:p>
@@ -1612,21 +3939,53 @@
         <w:rPr>
           <w:b/>
         </w:rPr>
-        <w:t>Q14：置信度这个数怎么算出来的？</w:t>
+        <w:t>Q14：置信度这个数怎么算出来的？为什么比上一版高了？</w:t>
       </w:r>
     </w:p>
     <w:p>
       <w:r>
-        <w:t>A：唯一公式 C = 0.35·支持率 + 0.20·来源多样性 + 0.15·时效性 + 0.20·来源权威度 + 0.10·外部验证，五因子全部落库，前端点击任何置信度徽章都能看到五因子分解（每项的值、权重、贡献分）。例如"大语言模型"技能：9/13 条 JD 提及（0.69）、2 个平台（2/3≈0.67）、新鲜度 0.88、全官网来源（1.0）、无外部验证（0）→ C≈0.71。岗位整体置信度是粗粒度能力项的权重加权平均。真实数据下的置信度（岗位均值约 0.54）低于早期受控测试集的数字——这是</w:t>
+        <w:t>A：唯一公式 C = 0.35·支持率 + 0.20·来源多样性 + 0.15·时效性 + 0.20·来源权威度 + 0.10·外部验证，五因子全部落库，前端点击任何置信度徽章都能看到五因子分解（每项的值、权重、贡献分）。例如某技能被 9/13 条有效 JD 提及（0.69）、覆盖 3 个独立平台（3/3=1.0 达封顶）、新鲜度 0.88、全部官网/政府来源（1.0）、无外部验证（0）→ C≈0.78。岗位整体置信度是粗粒度 active 能力项的权重加权平均。</w:t>
+      </w:r>
+    </w:p>
+    <w:p>
+      <w:r>
+        <w:t xml:space="preserve">全库均值本轮为 </w:t>
       </w:r>
       <w:r>
         <w:rPr>
           <w:b/>
         </w:rPr>
-        <w:t>如实反映真实市场数据的分散性</w:t>
-      </w:r>
-      <w:r>
-        <w:t>，公式、因子、证据全程可查，比一个漂亮但说不清的高分更有说服力。</w:t>
+        <w:t>0.6403</w:t>
+      </w:r>
+      <w:r>
+        <w:t>，上一版是 0.535。</w:t>
+      </w:r>
+      <w:r>
+        <w:rPr>
+          <w:b/>
+        </w:rPr>
+        <w:t>这个提升不是调参调出来的——公式、五因子权重、多样性封顶值（3）、过滤阈值（0.45）本轮一个都没改。</w:t>
+      </w:r>
+      <w:r>
+        <w:t xml:space="preserve"> 提升来自数据源本身：语料从 3 个渠道扩到 5 类渠道 / 6 个平台批次后，同一技能最多可被 </w:t>
+      </w:r>
+      <w:r>
+        <w:rPr>
+          <w:b/>
+        </w:rPr>
+        <w:t>5 个独立来源</w:t>
+      </w:r>
+      <w:r>
+        <w:t xml:space="preserve">交叉验证（2018 数据集 / 2024 数据集 / 腾讯 / 网易 / 飞书 ATS / 国聘），"来源多样性"因子更容易达到封顶；同时新增的飞书 ATS（企业官网 tier=official）与国聘（国家级平台 tier=gov）权威度都是 1.0，把"来源权威度"因子均值一并抬高。换句话说 </w:t>
+      </w:r>
+      <w:r>
+        <w:rPr>
+          <w:b/>
+        </w:rPr>
+        <w:t>是证据变厚了，不是分数被调高了</w:t>
+      </w:r>
+      <w:r>
+        <w:t>——这正是交叉验证机制"数据越多、判断越可信"的预期表现，也可以反过来说明：如果我们想刷分，改一个封顶值就够了，但我们没有。</w:t>
       </w:r>
     </w:p>
     <w:p>
@@ -1639,7 +3998,79 @@
     </w:p>
     <w:p>
       <w:r>
-        <w:t>A：真实 JD 采集时按标题（高级/资深）与经验年限（0-3/3-5/5+ 年）推断级别分桶，各桶独立跑同一套交叉验证聚合得到分级画像，"中级→高级"就是两桶画像的 diff：晋升需新增掌握哪些技能、哪些技能权重/掌握深度要求提升、哪些初级要求在高级 JD 中不再单列（默认前提）。演化页"级别演化"模式以初→中→高阶梯视图展示。</w:t>
+        <w:t>A：真实 JD 采集时按标题（高级/资深）与经验年限（0-3/3-5/5+ 年）推断级别分桶，各桶独立跑同一套交叉验证聚合得到分级画像，"中级→高级"就是两桶画像的 diff：晋升需新增掌握哪些技能、哪些技能权重/掌握深度要求提升、哪些初级要求在高级 JD 中不再单列（默认前提）。语料扩容后</w:t>
+      </w:r>
+      <w:r>
+        <w:rPr>
+          <w:b/>
+        </w:rPr>
+        <w:t>29 个岗位已全部</w:t>
+      </w:r>
+      <w:r>
+        <w:t>建有三档画像（</w:t>
+      </w:r>
+      <w:r>
+        <w:rPr>
+          <w:rFonts w:ascii="Consolas" w:hAnsi="Consolas"/>
+        </w:rPr>
+        <w:t>job_level_skill</w:t>
+      </w:r>
+      <w:r>
+        <w:t xml:space="preserve"> 共 1627 条，上一版只有 22 个岗位达标）。演化页"级别演化"模式以初→中→高阶梯视图展示。</w:t>
+      </w:r>
+    </w:p>
+    <w:p>
+      <w:r>
+        <w:rPr>
+          <w:b/>
+        </w:rPr>
+        <w:t>Q16：2018→2024→2026 的演化里，新增能力那么多，是真的能力增长还是数据变多了？</w:t>
+      </w:r>
+    </w:p>
+    <w:p>
+      <w:r>
+        <w:t>A：</w:t>
+      </w:r>
+      <w:r>
+        <w:rPr>
+          <w:b/>
+        </w:rPr>
+        <w:t>必须承认，两者都有，而且我们没法完全分开。</w:t>
+      </w:r>
+      <w:r>
+        <w:t xml:space="preserve"> 三个时间切片的来源丰富度并不对等：2018 与 2024 两个切片</w:t>
+      </w:r>
+      <w:r>
+        <w:rPr>
+          <w:b/>
+        </w:rPr>
+        <w:t>各自只有单一公开数据集来源</w:t>
+      </w:r>
+      <w:r>
+        <w:t>，交叉验证机制在这两个切片上天然拿不到多源支持，所以它们确认下来的能力项偏少；而 2026 切片有腾讯 / 网易 / 飞书 ATS / 国聘四个独立来源。结果就是 621 条变更里有 493 条落在 2026 这一步，</w:t>
+      </w:r>
+      <w:r>
+        <w:rPr>
+          <w:b/>
+        </w:rPr>
+        <w:t>其中一部分来自来源丰富度提升，而不是纯粹的岗位能力增长</w:t>
+      </w:r>
+      <w:r>
+        <w:t>。同样地，淘汰结论也受语料用词偏好影响（Java 岗 23 项淘汰里的 Django/Flask 就是 2018 语料聚类污染被修正，见 Q6-1）。我们在测试报告里专门写了这条局限，不把它包装成"八年间能力爆发式增长"。要消除这个效应，得补齐历史年份的多源语料（更多年份的公开数据集、政府平台历史归档），让各切片的来源结构可比——这是我们列出的后续工作。</w:t>
+      </w:r>
+    </w:p>
+    <w:p>
+      <w:r>
+        <w:t>不过有一类证据不受这个问题影响：</w:t>
+      </w:r>
+      <w:r>
+        <w:rPr>
+          <w:b/>
+        </w:rPr>
+        <w:t>14 个岗位在 2018 语料里完全检索不到</w:t>
+      </w:r>
+      <w:r>
+        <w:t>（大模型算法、AI 智能体开发、具身智能、数字孪生、AIGC、多模态、自动驾驶、数字人等）。这不是"提及次数少"，是"根本不存在"，无论来源多少都不会改变结论——这是"新岗位涌现"最硬的直接证据。</w:t>
       </w:r>
     </w:p>
     <w:p>
@@ -1736,6 +4167,44 @@
                 <w:sz w:val="19"/>
               </w:rPr>
               <w:t>交叉验证 + 置信度过滤 + 证据溯源</w:t>
+            </w:r>
+          </w:p>
+        </w:tc>
+      </w:tr>
+      <w:tr>
+        <w:tc>
+          <w:tcPr>
+            <w:tcW w:type="dxa" w:w="4320"/>
+          </w:tcPr>
+          <w:p>
+            <w:r>
+              <w:rPr>
+                <w:sz w:val="19"/>
+              </w:rPr>
+            </w:r>
+            <w:r>
+              <w:rPr>
+                <w:sz w:val="19"/>
+              </w:rPr>
+              <w:t>演化"淘汰"判不出来（先验注入使删除分支恒不触发）</w:t>
+            </w:r>
+          </w:p>
+        </w:tc>
+        <w:tc>
+          <w:tcPr>
+            <w:tcW w:type="dxa" w:w="4320"/>
+          </w:tcPr>
+          <w:p>
+            <w:r>
+              <w:rPr>
+                <w:sz w:val="19"/>
+              </w:rPr>
+            </w:r>
+            <w:r>
+              <w:rPr>
+                <w:sz w:val="19"/>
+              </w:rPr>
+              <w:t>改用先验注入前的窗口原文技能集判"消失" + 限必备能力 + 窗口 ≥20 条 JD + 支持减弱改记 modify（补静默丢弃）</w:t>
             </w:r>
           </w:p>
         </w:tc>
@@ -1982,7 +4451,22 @@
         <w:pStyle w:val="ListBullet"/>
       </w:pPr>
       <w:r>
-        <w:t>当前向量模型对英文较弱 → 可接入更强的双语/领域向量模型增强语义匹配；</w:t>
+        <w:rPr>
+          <w:b/>
+        </w:rPr>
+        <w:t>时间切片来源不对等（最需要如实说明的一条）</w:t>
+      </w:r>
+      <w:r>
+        <w:t>：2018 与 2024 两个切片各自只有单一公开数据集来源，交叉验证拿不到多源支持，确认的能力项偏少；2026 切片有四个独立来源。因此演化变更绝大多数落在 2026 一步（493 / 621 条），</w:t>
+      </w:r>
+      <w:r>
+        <w:rPr>
+          <w:b/>
+        </w:rPr>
+        <w:t>其中一部分来自来源丰富度提升而非纯粹的岗位能力增长</w:t>
+      </w:r>
+      <w:r>
+        <w:t>。→ 后续补齐历史年份的多源语料（更多年份公开数据集、政府平台历史归档），使各切片来源结构可比。</w:t>
       </w:r>
     </w:p>
     <w:p>
@@ -1990,7 +4474,31 @@
         <w:pStyle w:val="ListBullet"/>
       </w:pPr>
       <w:r>
-        <w:t>技能先修关系部分依赖人工先验 → 可从大规模简历/课程数据中学习先修依赖；</w:t>
+        <w:rPr>
+          <w:b/>
+        </w:rPr>
+        <w:t>淘汰判据牺牲了召回，且残留聚类噪声</w:t>
+      </w:r>
+      <w:r>
+        <w:t>：按"窗口 JD 数 ≥20"的门槛，样本薄的岗位（运维 16 条、大数据平台 13 条）主动不下淘汰结论，143 条淘汰是</w:t>
+      </w:r>
+      <w:r>
+        <w:rPr>
+          <w:b/>
+        </w:rPr>
+        <w:t>下限</w:t>
+      </w:r>
+      <w:r>
+        <w:t>；已判出的淘汰里，Java 岗的 Django/Flask 属 2018 语料</w:t>
+      </w:r>
+      <w:r>
+        <w:rPr>
+          <w:b/>
+        </w:rPr>
+        <w:t>聚类污染</w:t>
+      </w:r>
+      <w:r>
+        <w:t>被新语料修正，非真实技术退场（见 Q6-1）。→ 提升岗位聚类精度、补齐薄窗口语料。</w:t>
       </w:r>
     </w:p>
     <w:p>
@@ -1998,7 +4506,7 @@
         <w:pStyle w:val="ListBullet"/>
       </w:pPr>
       <w:r>
-        <w:t>趋势预测尚为静态 → 可引入时间序列对技能热度做趋势外推（技术 A 爆发的前瞻预警）；</w:t>
+        <w:t>2024 数据集只有「岗位名 + 技能标签 + JD 正文」，无 company/location/salary 字段（留空而非臆造），且样本集中在 AI/算法方向，因此 Java/后端/数据分析等传统岗位簇仍只有 2018 与 2026 两个观测点；</w:t>
       </w:r>
     </w:p>
     <w:p>
@@ -2006,7 +4514,31 @@
         <w:pStyle w:val="ListBullet"/>
       </w:pPr>
       <w:r>
-        <w:t>数据源可继续扩展更多招聘平台与权威信源，进一步提升统计显著性。</w:t>
+        <w:t>当前向量模型对英文较弱 → 可接入更强的双语/领域向量模型增强语义匹配；</w:t>
+      </w:r>
+    </w:p>
+    <w:p>
+      <w:pPr>
+        <w:pStyle w:val="ListBullet"/>
+      </w:pPr>
+      <w:r>
+        <w:t>技能先修关系部分依赖人工先验 → 可从大规模简历/课程数据中学习先修依赖；</w:t>
+      </w:r>
+    </w:p>
+    <w:p>
+      <w:pPr>
+        <w:pStyle w:val="ListBullet"/>
+      </w:pPr>
+      <w:r>
+        <w:t>趋势预测尚为静态 → 可引入时间序列对技能热度做趋势外推（技术 A 爆发的前瞻预警）；</w:t>
+      </w:r>
+    </w:p>
+    <w:p>
+      <w:pPr>
+        <w:pStyle w:val="ListBullet"/>
+      </w:pPr>
+      <w:r>
+        <w:t>数据源可继续扩展更多合规信源（中国公共招聘网的公开查询接口本轮返回 502，已列为后续扩展源），进一步提升统计显著性。</w:t>
       </w:r>
     </w:p>
     <w:p>

--- a/docs/技术答辩文档.docx
+++ b/docs/技术答辩文档.docx
@@ -1197,7 +1197,7 @@
               <w:rPr>
                 <w:sz w:val="19"/>
               </w:rPr>
-              <w:t>异步、Pydantic 强类型、自动文档；服务层与框架解耦，便于单测（覆盖率 65%，85 用例）</w:t>
+              <w:t>异步、Pydantic 强类型、自动文档；服务层与框架解耦，便于单测（覆盖率 67%，89 用例）</w:t>
             </w:r>
           </w:p>
         </w:tc>
@@ -1333,10 +1333,10 @@
         <w:rPr>
           <w:b/>
         </w:rPr>
-        <w:t>生产图谱另有 2306 条真实语料</w:t>
-      </w:r>
-      <w:r>
-        <w:t>（5 类渠道 / 6 个平台批次）与之分轨：评测用受控夹具、上线用真实数据，两者互不污染；</w:t>
+        <w:t>生产图谱另有 2523 条真实语料</w:t>
+      </w:r>
+      <w:r>
+        <w:t>（5 类渠道 / 6 个平台、8 个采集批次）与之分轨：评测用受控夹具、上线用真实数据，两者互不污染；</w:t>
       </w:r>
     </w:p>
     <w:p>
@@ -1344,7 +1344,7 @@
         <w:pStyle w:val="ListBullet"/>
       </w:pPr>
       <w:r>
-        <w:t>JD 解析 F1 98.25%：得益于"反幻觉提示工程 + 同义词归一化"，对真值技能高召回、对软技能不罚精确率；</w:t>
+        <w:t>JD 解析 F1 98.24%：得益于"反幻觉提示工程 + 同义词归一化"，对真值技能高召回、对软技能不罚精确率；</w:t>
       </w:r>
     </w:p>
     <w:p>
@@ -1434,7 +1434,7 @@
         <w:t>故意植入了 8 条抄袭、17 条通胀对抗样本</w:t>
       </w:r>
       <w:r>
-        <w:t>来检验清洗鲁棒性，全部 100% 正确处理。指标脚本开源可一键复现。此外生产图谱走的是另一条轨道——2306 条真实采集 JD，在真实噪声下 SimHash 检出 150 条重复、通胀检测标记 409 条 JD，四道清洗工序（去重、通胀、时滞降权、同义词归一化）在真实数据上同样跑通。</w:t>
+        <w:t>来检验清洗鲁棒性，全部 100% 正确处理。指标脚本开源可一键复现。此外生产图谱走的是另一条轨道——2523 条真实采集 JD，在真实噪声下 SimHash 检出 164 条重复、通胀检测标记 452 条 JD，四道清洗工序（去重、通胀、时滞降权、同义词归一化）在真实数据上同样跑通。</w:t>
       </w:r>
     </w:p>
     <w:p>
@@ -2260,10 +2260,10 @@
         <w:rPr>
           <w:b/>
         </w:rPr>
-        <w:t>2306 条真实 JD、5 类渠道 / 6 个平台批次</w:t>
-      </w:r>
-      <w:r>
-        <w:t>，已不是"演示级"。更重要的是架构与岗位、规模无关：pipeline 支持任意量级 JD（解析已做并发），交叉验证在数据越多时统计越显著、过滤越精准——这一点本轮已经被验证：语料从 806 条扩到 2306 条、渠道从 3 个扩到 5 类之后，在</w:t>
+        <w:t>2523 条真实 JD、5 类渠道 / 6 个平台、8 个采集批次</w:t>
+      </w:r>
+      <w:r>
+        <w:t>，已不是"演示级"。更重要的是架构与岗位、规模无关：pipeline 支持任意量级 JD（解析已做并发），交叉验证在数据越多时统计越显著、过滤越精准——这一点本轮已经被验证：语料从 806 条扩到 2523 条、渠道从 3 个扩到 5 类之后，在</w:t>
       </w:r>
       <w:r>
         <w:rPr>
@@ -2272,7 +2272,7 @@
         <w:t>公式一个参数都没改</w:t>
       </w:r>
       <w:r>
-        <w:t>的前提下全库置信度均值从 0.535 升到 0.6403。接更多合规数据源即可继续扩展，方案可平滑迁移到医疗/金融/制造等领域。</w:t>
+        <w:t>的前提下全库置信度均值从 0.535 升到 0.6167。接更多合规数据源即可继续扩展，方案可平滑迁移到医疗/金融/制造等领域。</w:t>
       </w:r>
     </w:p>
     <w:p>
@@ -2293,12 +2293,12 @@
         <w:rPr>
           <w:b/>
         </w:rPr>
-        <w:t>Q10：覆盖率 65%，没覆盖的是什么？</w:t>
+        <w:t>Q10：覆盖率 67%，没覆盖的是什么？</w:t>
       </w:r>
     </w:p>
     <w:p>
       <w:r>
-        <w:t>A：85 个用例全部通过，核心业务逻辑（清洗、反幻觉聚合、置信度公式、同义词归一化、匹配、抽取后处理）都是高覆盖；未覆盖的主要是外部调用封装（LLM/检索，依赖网络）与一次性编排脚本，这部分用集成/冒烟测试与线上验证覆盖。</w:t>
+        <w:t>A：89 个用例全部通过，核心业务逻辑（清洗、反幻觉聚合、置信度公式、同义词归一化、匹配、抽取后处理）都是高覆盖；未覆盖的主要是外部调用封装（LLM/检索，依赖网络）与一次性编排脚本，这部分用集成/冒烟测试与线上验证覆盖。</w:t>
       </w:r>
     </w:p>
     <w:p>
@@ -2411,7 +2411,7 @@
         <w:rPr>
           <w:b/>
         </w:rPr>
-        <w:t>2306 条、5 类渠道 / 6 个平台批次</w:t>
+        <w:t>2523 条、5 类渠道 / 6 个平台、8 个采集批次</w:t>
       </w:r>
       <w:r>
         <w:t>：</w:t>
@@ -3955,7 +3955,7 @@
         <w:rPr>
           <w:b/>
         </w:rPr>
-        <w:t>0.6403</w:t>
+        <w:t>0.6167</w:t>
       </w:r>
       <w:r>
         <w:t>，上一版是 0.535。</w:t>
@@ -3998,13 +3998,13 @@
     </w:p>
     <w:p>
       <w:r>
-        <w:t>A：真实 JD 采集时按标题（高级/资深）与经验年限（0-3/3-5/5+ 年）推断级别分桶，各桶独立跑同一套交叉验证聚合得到分级画像，"中级→高级"就是两桶画像的 diff：晋升需新增掌握哪些技能、哪些技能权重/掌握深度要求提升、哪些初级要求在高级 JD 中不再单列（默认前提）。语料扩容后</w:t>
+        <w:t xml:space="preserve">A：真实 JD 采集时按标题（高级/资深）与经验年限（0-3/3-5/5+ 年）推断级别分桶，各桶独立跑同一套交叉验证聚合得到分级画像，"中级→高级"就是两桶画像的 diff：晋升需新增掌握哪些技能、哪些技能权重/掌握深度要求提升、哪些初级要求在高级 JD 中不再单列（默认前提）。当前 </w:t>
       </w:r>
       <w:r>
         <w:rPr>
           <w:b/>
         </w:rPr>
-        <w:t>29 个岗位已全部</w:t>
+        <w:t>32 个岗位中 29 个</w:t>
       </w:r>
       <w:r>
         <w:t>建有三档画像（</w:t>
@@ -4016,7 +4016,7 @@
         <w:t>job_level_skill</w:t>
       </w:r>
       <w:r>
-        <w:t xml:space="preserve"> 共 1627 条，上一版只有 22 个岗位达标）。演化页"级别演化"模式以初→中→高阶梯视图展示。</w:t>
+        <w:t xml:space="preserve"> 共 916 条，上一版只有 22 个岗位达标）；未达标的 3 个是权威依据驱动的新兴岗位，JD 侧样本不足以支撑分级，如实留空而不凑数。演化页"级别演化"模式以初→中→高阶梯视图展示。</w:t>
       </w:r>
     </w:p>
     <w:p>

--- a/docs/技术答辩文档.docx
+++ b/docs/技术答辩文档.docx
@@ -1197,7 +1197,7 @@
               <w:rPr>
                 <w:sz w:val="19"/>
               </w:rPr>
-              <w:t>异步、Pydantic 强类型、自动文档；服务层与框架解耦，便于单测（覆盖率 67%，89 用例）</w:t>
+              <w:t>异步、Pydantic 强类型、自动文档；服务层与框架解耦，便于单测（覆盖率 71%，109 用例）</w:t>
             </w:r>
           </w:p>
         </w:tc>
@@ -1333,10 +1333,10 @@
         <w:rPr>
           <w:b/>
         </w:rPr>
-        <w:t>生产图谱另有 2523 条真实语料</w:t>
-      </w:r>
-      <w:r>
-        <w:t>（5 类渠道 / 6 个平台、8 个采集批次）与之分轨：评测用受控夹具、上线用真实数据，两者互不污染；</w:t>
+        <w:t>生产图谱另有 2570 条真实语料</w:t>
+      </w:r>
+      <w:r>
+        <w:t>（5 类渠道 / 6 个平台、15 个平台采集批次）与之分轨：评测用受控夹具、上线用真实数据，两者互不污染；</w:t>
       </w:r>
     </w:p>
     <w:p>
@@ -1434,7 +1434,7 @@
         <w:t>故意植入了 8 条抄袭、17 条通胀对抗样本</w:t>
       </w:r>
       <w:r>
-        <w:t>来检验清洗鲁棒性，全部 100% 正确处理。指标脚本开源可一键复现。此外生产图谱走的是另一条轨道——2523 条真实采集 JD，在真实噪声下 SimHash 检出 164 条重复、通胀检测标记 452 条 JD，四道清洗工序（去重、通胀、时滞降权、同义词归一化）在真实数据上同样跑通。</w:t>
+        <w:t>来检验清洗鲁棒性，全部 100% 正确处理。指标脚本开源可一键复现。此外生产图谱走的是另一条轨道——2570 条真实采集 JD，在真实噪声下 SimHash 检出 166 条重复、通胀检测标记 460 条 JD，四道清洗工序（去重、通胀、时滞降权、同义词归一化）在真实数据上同样跑通。</w:t>
       </w:r>
     </w:p>
     <w:p>
@@ -2260,19 +2260,10 @@
         <w:rPr>
           <w:b/>
         </w:rPr>
-        <w:t>2523 条真实 JD、5 类渠道 / 6 个平台、8 个采集批次</w:t>
-      </w:r>
-      <w:r>
-        <w:t>，已不是"演示级"。更重要的是架构与岗位、规模无关：pipeline 支持任意量级 JD（解析已做并发），交叉验证在数据越多时统计越显著、过滤越精准——这一点本轮已经被验证：语料从 806 条扩到 2523 条、渠道从 3 个扩到 5 类之后，在</w:t>
-      </w:r>
-      <w:r>
-        <w:rPr>
-          <w:b/>
-        </w:rPr>
-        <w:t>公式一个参数都没改</w:t>
-      </w:r>
-      <w:r>
-        <w:t>的前提下全库置信度均值从 0.535 升到 0.6167。接更多合规数据源即可继续扩展，方案可平滑迁移到医疗/金融/制造等领域。</w:t>
+        <w:t>2570 条真实 JD、5 类渠道 / 6 个平台、15 个平台采集批次</w:t>
+      </w:r>
+      <w:r>
+        <w:t>，已不是"演示级"。更重要的是架构与岗位、规模无关：pipeline 支持任意量级 JD（解析已做并发），交叉验证在数据越多时统计越显著、过滤越精准。接更多合规数据源即可继续扩展，方案可平滑迁移到医疗/金融/制造等领域。</w:t>
       </w:r>
     </w:p>
     <w:p>
@@ -2293,12 +2284,12 @@
         <w:rPr>
           <w:b/>
         </w:rPr>
-        <w:t>Q10：覆盖率 67%，没覆盖的是什么？</w:t>
+        <w:t>Q10：覆盖率 71%，没覆盖的是什么？</w:t>
       </w:r>
     </w:p>
     <w:p>
       <w:r>
-        <w:t>A：89 个用例全部通过，核心业务逻辑（清洗、反幻觉聚合、置信度公式、同义词归一化、匹配、抽取后处理）都是高覆盖；未覆盖的主要是外部调用封装（LLM/检索，依赖网络）与一次性编排脚本，这部分用集成/冒烟测试与线上验证覆盖。</w:t>
+        <w:t>A：109 个用例全部通过，核心业务逻辑（清洗、反幻觉聚合、置信度公式、同义词归一化、匹配、抽取后处理）都是高覆盖，另有 23 个用例专门锁两条写库路径的破坏性防护（重建不得冲掉已演化岗位、演化不得静默降级、发现接口不得覆盖既有岗位）；未覆盖的主要是外部调用封装（LLM/检索，依赖网络）与一次性编排脚本，这部分用集成/冒烟测试与线上验证覆盖。</w:t>
       </w:r>
     </w:p>
     <w:p>
@@ -2411,7 +2402,7 @@
         <w:rPr>
           <w:b/>
         </w:rPr>
-        <w:t>2523 条、5 类渠道 / 6 个平台、8 个采集批次</w:t>
+        <w:t>2570 条、5 类渠道 / 6 个平台、15 个平台采集批次</w:t>
       </w:r>
       <w:r>
         <w:t>：</w:t>
@@ -3955,37 +3946,77 @@
         <w:rPr>
           <w:b/>
         </w:rPr>
-        <w:t>0.6167</w:t>
-      </w:r>
-      <w:r>
-        <w:t>，上一版是 0.535。</w:t>
+        <w:t>0.5513</w:t>
+      </w:r>
+      <w:r>
+        <w:t>，上一版口径是 0.6167——</w:t>
       </w:r>
       <w:r>
         <w:rPr>
           <w:b/>
         </w:rPr>
-        <w:t>这个提升不是调参调出来的——公式、五因子权重、多样性封顶值（3）、过滤阈值（0.45）本轮一个都没改。</w:t>
-      </w:r>
-      <w:r>
-        <w:t xml:space="preserve"> 提升来自数据源本身：语料从 3 个渠道扩到 5 类渠道 / 6 个平台批次后，同一技能最多可被 </w:t>
+        <w:t>是下降，我们照实报，因为下降的原因恰恰是可信度提升。</w:t>
+      </w:r>
+    </w:p>
+    <w:p>
+      <w:r>
+        <w:t xml:space="preserve">拆开看就清楚了：26 个既有岗位的均值是 </w:t>
       </w:r>
       <w:r>
         <w:rPr>
           <w:b/>
         </w:rPr>
-        <w:t>5 个独立来源</w:t>
-      </w:r>
-      <w:r>
-        <w:t xml:space="preserve">交叉验证（2018 数据集 / 2024 数据集 / 腾讯 / 网易 / 飞书 ATS / 国聘），"来源多样性"因子更容易达到封顶；同时新增的飞书 ATS（企业官网 tier=official）与国聘（国家级平台 tier=gov）权威度都是 1.0，把"来源权威度"因子均值一并抬高。换句话说 </w:t>
+        <w:t>0.5483，本轮全程未动</w:t>
+      </w:r>
+      <w:r>
+        <w:t xml:space="preserve">（它们没有被重建，这也正好证明公式没被碰过）；变的是 6 个新兴岗位，从约 0.9 回落到 </w:t>
       </w:r>
       <w:r>
         <w:rPr>
           <w:b/>
         </w:rPr>
-        <w:t>是证据变厚了，不是分数被调高了</w:t>
-      </w:r>
-      <w:r>
-        <w:t>——这正是交叉验证机制"数据越多、判断越可信"的预期表现，也可以反过来说明：如果我们想刷分，改一个封顶值就够了，但我们没有。</w:t>
+        <w:t>0.5644</w:t>
+      </w:r>
+      <w:r>
+        <w:t xml:space="preserve">。原因是上一版这 6 个岗位的能力项来自「联网检索证据 + 一次大模型定义」，置信度由 </w:t>
+      </w:r>
+      <w:r>
+        <w:rPr>
+          <w:rFonts w:ascii="Consolas" w:hAnsi="Consolas"/>
+        </w:rPr>
+        <w:t>factors_from_web</w:t>
+      </w:r>
+      <w:r>
+        <w:t xml:space="preserve"> 对少量检索命中打分，数字孪生工程技术人员一度拿到 </w:t>
+      </w:r>
+      <w:r>
+        <w:rPr>
+          <w:b/>
+        </w:rPr>
+        <w:t>1.000</w:t>
+      </w:r>
+      <w:r>
+        <w:t>；本轮它们改由真实 JD 语料重建，与既有岗位走</w:t>
+      </w:r>
+      <w:r>
+        <w:rPr>
+          <w:b/>
+        </w:rPr>
+        <w:t>同一条交叉验证链</w:t>
+      </w:r>
+      <w:r>
+        <w:t>，分数自然回到真实水平。</w:t>
+      </w:r>
+    </w:p>
+    <w:p>
+      <w:r>
+        <w:rPr>
+          <w:b/>
+        </w:rPr>
+        <w:t>公式、五因子权重、多样性封顶值（3）、过滤阈值（0.45）依旧一个都没改。</w:t>
+      </w:r>
+      <w:r>
+        <w:t xml:space="preserve"> 一个岗位在能力图谱里拿到 1.000 的置信度，本身就是应该被怀疑的信号——我们宁可要一个可解释的 0.55，也不要一个不可解释的 1.00。</w:t>
       </w:r>
     </w:p>
     <w:p>
@@ -4004,7 +4035,7 @@
         <w:rPr>
           <w:b/>
         </w:rPr>
-        <w:t>32 个岗位中 29 个</w:t>
+        <w:t>32 个岗位全部</w:t>
       </w:r>
       <w:r>
         <w:t>建有三档画像（</w:t>
@@ -4016,7 +4047,7 @@
         <w:t>job_level_skill</w:t>
       </w:r>
       <w:r>
-        <w:t xml:space="preserve"> 共 916 条，上一版只有 22 个岗位达标）；未达标的 3 个是权威依据驱动的新兴岗位，JD 侧样本不足以支撑分级，如实留空而不凑数。演化页"级别演化"模式以初→中→高阶梯视图展示。</w:t>
+        <w:t xml:space="preserve"> 共 1076 条；上一版 29 个，再上一版 22 个）。上一版未达标的 3 个是当时纯靠权威依据建的新兴岗位，JD 侧无级别信息可分桶；本轮它们改由真实 JD 语料重建后，级别可从标题与经验年限推断，三档随之达标。演化页"级别演化"模式以初→中→高阶梯视图展示。</w:t>
       </w:r>
     </w:p>
     <w:p>

--- a/docs/技术答辩文档.docx
+++ b/docs/技术答辩文档.docx
@@ -1197,7 +1197,7 @@
               <w:rPr>
                 <w:sz w:val="19"/>
               </w:rPr>
-              <w:t>异步、Pydantic 强类型、自动文档；服务层与框架解耦，便于单测（覆盖率 71%，109 用例）</w:t>
+              <w:t>异步、Pydantic 强类型、自动文档；服务层与框架解耦，便于单测（覆盖率 72%，136 用例）</w:t>
             </w:r>
           </w:p>
         </w:tc>
@@ -1344,7 +1344,7 @@
         <w:pStyle w:val="ListBullet"/>
       </w:pPr>
       <w:r>
-        <w:t>JD 解析 F1 98.24%：得益于"反幻觉提示工程 + 同义词归一化"，对真值技能高召回、对软技能不罚精确率；</w:t>
+        <w:t>JD 解析 F1 98.25%：得益于"反幻觉提示工程 + 同义词归一化"，对真值技能高召回、对软技能不罚精确率；</w:t>
       </w:r>
     </w:p>
     <w:p>
@@ -2284,12 +2284,12 @@
         <w:rPr>
           <w:b/>
         </w:rPr>
-        <w:t>Q10：覆盖率 71%，没覆盖的是什么？</w:t>
+        <w:t>Q10：覆盖率 72%，没覆盖的是什么？</w:t>
       </w:r>
     </w:p>
     <w:p>
       <w:r>
-        <w:t>A：109 个用例全部通过，核心业务逻辑（清洗、反幻觉聚合、置信度公式、同义词归一化、匹配、抽取后处理）都是高覆盖，另有 23 个用例专门锁两条写库路径的破坏性防护（重建不得冲掉已演化岗位、演化不得静默降级、发现接口不得覆盖既有岗位）；未覆盖的主要是外部调用封装（LLM/检索，依赖网络）与一次性编排脚本，这部分用集成/冒烟测试与线上验证覆盖。</w:t>
+        <w:t>A：136 个用例全部通过，核心业务逻辑（清洗、反幻觉聚合、置信度公式、同义词归一化、匹配、抽取后处理、人才侧图层）都是高覆盖，另有 24 个用例专门锁两条写库路径的破坏性防护（重建不得冲掉已演化岗位、演化不得静默降级、发现接口不得覆盖既有岗位）、27 个用例锁人才侧的脱敏落库与别名学习四道护栏；未覆盖的主要是外部调用封装（LLM/检索，依赖网络）与一次性编排脚本，这部分用集成/冒烟测试与线上验证覆盖。</w:t>
       </w:r>
     </w:p>
     <w:p>

--- a/docs/技术答辩文档.docx
+++ b/docs/技术答辩文档.docx
@@ -1197,7 +1197,7 @@
               <w:rPr>
                 <w:sz w:val="19"/>
               </w:rPr>
-              <w:t>异步、Pydantic 强类型、自动文档；服务层与框架解耦，便于单测（覆盖率 72%，136 用例）</w:t>
+              <w:t>异步、Pydantic 强类型、自动文档；服务层与框架解耦，便于单测（覆盖率 73%，146 用例）</w:t>
             </w:r>
           </w:p>
         </w:tc>
@@ -1598,7 +1598,7 @@
         <w:t>621 条真实变更记录（新增 367 / 淘汰 143 / 修改 111）</w:t>
       </w:r>
       <w:r>
-        <w:t>，版本分布 v1 14 岗 / v2 9 岗 / v3 6 岗。</w:t>
+        <w:t>，版本分布 v1 17 岗 / v2 9 岗 / v3 6 岗（v1 中 14 岗是 2018 语料里完全检索不到的，另 3 岗为后续补齐物联网覆盖时新建、仅有 2026 一个切片）。</w:t>
       </w:r>
       <w:r>
         <w:rPr>
@@ -2284,12 +2284,12 @@
         <w:rPr>
           <w:b/>
         </w:rPr>
-        <w:t>Q10：覆盖率 72%，没覆盖的是什么？</w:t>
+        <w:t>Q10：覆盖率 73%，没覆盖的是什么？</w:t>
       </w:r>
     </w:p>
     <w:p>
       <w:r>
-        <w:t>A：136 个用例全部通过，核心业务逻辑（清洗、反幻觉聚合、置信度公式、同义词归一化、匹配、抽取后处理、人才侧图层）都是高覆盖，另有 24 个用例专门锁两条写库路径的破坏性防护（重建不得冲掉已演化岗位、演化不得静默降级、发现接口不得覆盖既有岗位）、27 个用例锁人才侧的脱敏落库与别名学习四道护栏；未覆盖的主要是外部调用封装（LLM/检索，依赖网络）与一次性编排脚本，这部分用集成/冒烟测试与线上验证覆盖。</w:t>
+        <w:t>A：146 个用例全部通过，核心业务逻辑（清洗、反幻觉聚合、置信度公式、同义词归一化、匹配、抽取后处理、人才侧图层）都是高覆盖，另有 27 个用例专门锁两条写库路径的破坏性防护（重建不得冲掉已演化岗位、演化不得静默降级、发现接口不得覆盖既有岗位）、7 个用例锁演示站只读闸门（只读时写路径 403 或降级为 dry-run 且库表零变动）、27 个用例锁人才侧的脱敏落库与别名学习四道护栏；未覆盖的主要是外部调用封装（LLM/检索，依赖网络）与一次性编排脚本，这部分用集成/冒烟测试与线上验证覆盖。</w:t>
       </w:r>
     </w:p>
     <w:p>
@@ -3946,7 +3946,7 @@
         <w:rPr>
           <w:b/>
         </w:rPr>
-        <w:t>0.5513</w:t>
+        <w:t>0.5613</w:t>
       </w:r>
       <w:r>
         <w:t>，上一版口径是 0.6167——</w:t>
@@ -3966,10 +3966,10 @@
         <w:rPr>
           <w:b/>
         </w:rPr>
-        <w:t>0.5483，本轮全程未动</w:t>
-      </w:r>
-      <w:r>
-        <w:t xml:space="preserve">（它们没有被重建，这也正好证明公式没被碰过）；变的是 6 个新兴岗位，从约 0.9 回落到 </w:t>
+        <w:t>0.5605</w:t>
+      </w:r>
+      <w:r>
+        <w:t xml:space="preserve">；变的是 6 个新兴岗位，从约 0.9 回落到 </w:t>
       </w:r>
       <w:r>
         <w:rPr>
@@ -4005,7 +4005,25 @@
         <w:t>同一条交叉验证链</w:t>
       </w:r>
       <w:r>
-        <w:t>，分数自然回到真实水平。</w:t>
+        <w:t xml:space="preserve">，分数自然回到真实水平。既有岗位这一侧本轮只动过两个（Java 开发工程师、AI 产品经理），它们的 </w:t>
+      </w:r>
+      <w:r>
+        <w:rPr>
+          <w:rFonts w:ascii="Consolas" w:hAnsi="Consolas"/>
+        </w:rPr>
+        <w:t>source_count</w:t>
+      </w:r>
+      <w:r>
+        <w:t xml:space="preserve"> 曾被线上误点按一两条 JD 的小窗口重算，复原后既有均值由 0.5483 回到 0.5605——</w:t>
+      </w:r>
+      <w:r>
+        <w:rPr>
+          <w:b/>
+        </w:rPr>
+        <w:t>动的是被污染的数据，公式一个参数没碰</w:t>
+      </w:r>
+      <w:r>
+        <w:t>。</w:t>
       </w:r>
     </w:p>
     <w:p>

--- a/docs/技术答辩文档.docx
+++ b/docs/技术答辩文档.docx
@@ -5,6 +5,7 @@
     <w:p>
       <w:pPr>
         <w:pStyle w:val="Title"/>
+        <w:keepNext/>
       </w:pPr>
       <w:r>
         <w:rPr>
@@ -22,31 +23,7 @@
           <w:i/>
           <w:color w:val="556573"/>
         </w:rPr>
-        <w:t>智岗图谱（TalentGraph AI）· 题目 XH-202621 · 科大讯飞</w:t>
-      </w:r>
-    </w:p>
-    <w:p>
-      <w:pPr>
-        <w:ind w:left="288"/>
-      </w:pPr>
-      <w:r>
-        <w:rPr>
-          <w:i/>
-          <w:color w:val="556573"/>
-        </w:rPr>
-        <w:t>在线系统：http://101.200.184.201:8200/</w:t>
-      </w:r>
-    </w:p>
-    <w:p>
-      <w:pPr>
-        <w:ind w:left="288"/>
-      </w:pPr>
-      <w:r>
-        <w:rPr>
-          <w:i/>
-          <w:color w:val="556573"/>
-        </w:rPr>
-        <w:t>本文档用于答辩准备：含</w:t>
+        <w:t>智岗图谱（TalentGraph AI）· 题目 XH-202621 · 科大讯飞在线系统：http://101.200.184.201:8200/ 本文档用于答辩准备：含</w:t>
       </w:r>
       <w:r>
         <w:rPr>
@@ -67,8 +44,10 @@
     <w:p>
       <w:pPr>
         <w:pStyle w:val="Heading1"/>
+        <w:keepNext/>
       </w:pPr>
       <w:r>
+        <w:rPr/>
         <w:t>一、一句话概述</w:t>
       </w:r>
     </w:p>
@@ -147,16 +126,20 @@
     <w:p>
       <w:pPr>
         <w:pStyle w:val="Heading1"/>
+        <w:keepNext/>
       </w:pPr>
       <w:r>
+        <w:rPr/>
         <w:t>二、系统架构深度解析</w:t>
       </w:r>
     </w:p>
     <w:p>
       <w:pPr>
         <w:pStyle w:val="Heading2"/>
+        <w:keepNext/>
       </w:pPr>
       <w:r>
+        <w:rPr/>
         <w:t>2.1 分层架构</w:t>
       </w:r>
     </w:p>
@@ -166,7 +149,7 @@
       </w:pPr>
       <w:r>
         <w:rPr>
-          <w:rFonts w:ascii="Consolas" w:hAnsi="Consolas"/>
+          <w:rFonts w:ascii="Consolas" w:hAnsi="Consolas" w:eastAsia="Consolas"/>
           <w:sz w:val="18"/>
         </w:rPr>
         <w:t>┌─────────────────────────────────────────────────────────┐</w:t>
@@ -213,8 +196,10 @@
     <w:p>
       <w:pPr>
         <w:pStyle w:val="Heading2"/>
+        <w:keepNext/>
       </w:pPr>
       <w:r>
+        <w:rPr/>
         <w:t>2.2 数据流（端到端闭环）</w:t>
       </w:r>
     </w:p>
@@ -226,12 +211,8 @@
         <w:t>多源JD → ingest入库 → cleaning清洗去重 → extraction大模型解析 → 按岗位聚类 → hallucination交叉验证聚合（置信度+证据）→ graph_service落库 → 前端全景图谱</w:t>
       </w:r>
       <w:r>
-        <w:t>；</w:t>
-      </w:r>
-    </w:p>
-    <w:p>
-      <w:r>
-        <w:t>匹配链路：</w:t>
+        <w:rPr/>
+        <w:t>；匹配链路：</w:t>
       </w:r>
       <w:r>
         <w:rPr>
@@ -240,12 +221,8 @@
         <w:t>简历 → resume解析 → matching对比岗位图谱 → 差距分析 → 学习路径 + 大模型改进建议</w:t>
       </w:r>
       <w:r>
-        <w:t>；</w:t>
-      </w:r>
-    </w:p>
-    <w:p>
-      <w:r>
-        <w:t>演化链路：</w:t>
+        <w:rPr/>
+        <w:t>；演化链路：</w:t>
       </w:r>
       <w:r>
         <w:rPr>
@@ -254,22 +231,27 @@
         <w:t>新JD → 解析聚合 → evolution与旧能力diff → 标注增删改 + 写变更记录 → 版本+1</w:t>
       </w:r>
       <w:r>
+        <w:rPr/>
         <w:t>。</w:t>
       </w:r>
     </w:p>
     <w:p>
       <w:pPr>
         <w:pStyle w:val="Heading1"/>
+        <w:keepNext/>
       </w:pPr>
       <w:r>
+        <w:rPr/>
         <w:t>三、核心算法详解（答辩高频考点）</w:t>
       </w:r>
     </w:p>
     <w:p>
       <w:pPr>
         <w:pStyle w:val="Heading2"/>
+        <w:keepNext/>
       </w:pPr>
       <w:r>
+        <w:rPr/>
         <w:t>3.1 多源数据清洗</w:t>
       </w:r>
     </w:p>
@@ -286,6 +268,7 @@
         <w:pStyle w:val="ListBullet"/>
       </w:pPr>
       <w:r>
+        <w:rPr/>
         <w:t>对 JD 分词加权 → 每个词 MD5 映射到 64 维 → 按词频加权累加 → 符号化得 64 位指纹；</w:t>
       </w:r>
     </w:p>
@@ -294,6 +277,7 @@
         <w:pStyle w:val="ListBullet"/>
       </w:pPr>
       <w:r>
+        <w:rPr/>
         <w:t>两条 JD 的</w:t>
       </w:r>
       <w:r>
@@ -303,6 +287,7 @@
         <w:t>海明距离 ≤ 3</w:t>
       </w:r>
       <w:r>
+        <w:rPr/>
         <w:t xml:space="preserve"> 判定为近似重复（抄袭），加精确 MD5 兜底完全相同文本；</w:t>
       </w:r>
     </w:p>
@@ -311,6 +296,7 @@
         <w:pStyle w:val="ListBullet"/>
       </w:pPr>
       <w:r>
+        <w:rPr/>
         <w:t xml:space="preserve">为什么选 SimHash：O(1) 指纹比对、对局部改写（换公司名/调语序）鲁棒，比逐字 diff 高效。重复 JD </w:t>
       </w:r>
       <w:r>
@@ -320,6 +306,7 @@
         <w:t>排除出交叉验证</w:t>
       </w:r>
       <w:r>
+        <w:rPr/>
         <w:t>，避免"复制 N 份"虚增可信度。</w:t>
       </w:r>
     </w:p>
@@ -328,6 +315,7 @@
         <w:pStyle w:val="ListBullet"/>
       </w:pPr>
       <w:r>
+        <w:rPr/>
         <w:t>实测：8/8 植入抄袭样本检出（另自动检出 3 条模板高度相似的近重复），0 误伤。</w:t>
       </w:r>
     </w:p>
@@ -344,6 +332,7 @@
         <w:pStyle w:val="ListBullet"/>
       </w:pPr>
       <w:r>
+        <w:rPr/>
         <w:t>通胀特征：单条 JD 技能数远超同岗位中位数，且大量是"非共识/冷门"技能；</w:t>
       </w:r>
     </w:p>
@@ -352,6 +341,7 @@
         <w:pStyle w:val="ListBullet"/>
       </w:pPr>
       <w:r>
+        <w:rPr/>
         <w:t>判据：</w:t>
       </w:r>
       <w:r>
@@ -361,6 +351,7 @@
         <w:t>技能数 ≥ max(10, 中位数×1.4) 且 (技能数−中位数) ≥ 4</w:t>
       </w:r>
       <w:r>
+        <w:rPr/>
         <w:t xml:space="preserve"> </w:t>
       </w:r>
       <w:r>
@@ -370,6 +361,7 @@
         <w:t>且</w:t>
       </w:r>
       <w:r>
+        <w:rPr/>
         <w:t xml:space="preserve"> </w:t>
       </w:r>
       <w:r>
@@ -379,6 +371,7 @@
         <w:t>非共识技能占比 &gt; 35%</w:t>
       </w:r>
       <w:r>
+        <w:rPr/>
         <w:t>（非共识=在簇内 &lt;20% 的 JD 出现）；</w:t>
       </w:r>
     </w:p>
@@ -387,6 +380,7 @@
         <w:pStyle w:val="ListBullet"/>
       </w:pPr>
       <w:r>
+        <w:rPr/>
         <w:t>以"非共识占比"为主判别量，避免误伤合理的高要求 JD。实测 17/17 检出。</w:t>
       </w:r>
     </w:p>
@@ -398,6 +392,7 @@
         <w:t>③ 时滞与质量</w:t>
       </w:r>
       <w:r>
+        <w:rPr/>
         <w:t xml:space="preserve">：按 </w:t>
       </w:r>
       <w:r>
@@ -407,14 +402,17 @@
         <w:t>publish_date</w:t>
       </w:r>
       <w:r>
+        <w:rPr/>
         <w:t xml:space="preserve"> 计算时滞，新鲜度 = 0.5^(天数/180)（半衰期 180 天）指数衰减，旧数据在聚合时降权。</w:t>
       </w:r>
     </w:p>
     <w:p>
       <w:pPr>
         <w:pStyle w:val="Heading2"/>
+        <w:keepNext/>
       </w:pPr>
       <w:r>
+        <w:rPr/>
         <w:t>3.2 反幻觉交叉验证（最核心创新）</w:t>
       </w:r>
     </w:p>
@@ -426,6 +424,7 @@
         <w:t>思想</w:t>
       </w:r>
       <w:r>
+        <w:rPr/>
         <w:t>：单一来源（含大模型臆造）不可信；只有</w:t>
       </w:r>
       <w:r>
@@ -435,6 +434,7 @@
         <w:t>多源交叉验证</w:t>
       </w:r>
       <w:r>
+        <w:rPr/>
         <w:t>的能力才高置信进入图谱。</w:t>
       </w:r>
     </w:p>
@@ -446,6 +446,7 @@
         <w:t>置信度公式</w:t>
       </w:r>
       <w:r>
+        <w:rPr/>
         <w:t>（统一线性加权，全系统唯一，</w:t>
       </w:r>
       <w:r>
@@ -455,6 +456,7 @@
         <w:t>services/confidence.py</w:t>
       </w:r>
       <w:r>
+        <w:rPr/>
         <w:t>）：</w:t>
       </w:r>
     </w:p>
@@ -464,7 +466,7 @@
       </w:pPr>
       <w:r>
         <w:rPr>
-          <w:rFonts w:ascii="Consolas" w:hAnsi="Consolas"/>
+          <w:rFonts w:ascii="Consolas" w:hAnsi="Consolas" w:eastAsia="Consolas"/>
           <w:sz w:val="18"/>
         </w:rPr>
         <w:t>C = 0.35·支持率 + 0.20·来源多样性 + 0.15·时效性 + 0.20·来源权威度 + 0.10·外部验证</w:t>
@@ -481,6 +483,7 @@
         <w:t>支持率</w:t>
       </w:r>
       <w:r>
+        <w:rPr/>
         <w:t xml:space="preserve"> = 提及该技能的独立 JD 数 / 有效（非重复）JD 总数（主导项）；</w:t>
       </w:r>
     </w:p>
@@ -495,7 +498,8 @@
         <w:t>来源多样性</w:t>
       </w:r>
       <w:r>
-        <w:t xml:space="preserve"> = 独立平台数/3 封顶（多平台交叉印证优于单平台；封顶值按真实语料校准一次后冻结）；</w:t>
+        <w:rPr/>
+        <w:t xml:space="preserve"> = 独立雇主实体数/3 封顶（同一雇主经多个平台分发仍只计一个来源；封顶值冻结）；</w:t>
       </w:r>
       <w:r>
         <w:rPr>
@@ -504,6 +508,7 @@
         <w:t>时效性</w:t>
       </w:r>
       <w:r>
+        <w:rPr/>
         <w:t xml:space="preserve"> = 新鲜度均值（半衰期 180 天）；</w:t>
       </w:r>
     </w:p>
@@ -518,6 +523,7 @@
         <w:t>来源权威度</w:t>
       </w:r>
       <w:r>
+        <w:rPr/>
         <w:t xml:space="preserve"> = 官网/政府平台 1.0、公开数据集 0.7、网络检索 0.6 的加权均值；</w:t>
       </w:r>
       <w:r>
@@ -527,6 +533,7 @@
         <w:t>外部验证</w:t>
       </w:r>
       <w:r>
+        <w:rPr/>
         <w:t xml:space="preserve"> = 联网检索或权威文件佐证 0/1；</w:t>
       </w:r>
     </w:p>
@@ -535,6 +542,7 @@
         <w:pStyle w:val="ListBullet"/>
       </w:pPr>
       <w:r>
+        <w:rPr/>
         <w:t>五因子均 ∈[0,1]、权重和为 1 → C 天然 ∈[0,1]，</w:t>
       </w:r>
       <w:r>
@@ -544,6 +552,7 @@
         <w:t>每一分可拆解</w:t>
       </w:r>
       <w:r>
+        <w:rPr/>
         <w:t>：前端点击置信度徽章即弹出五因子分解条（值×权重=贡献），新岗位发现路径与既有岗位路径共用同一公式，仅因子来源不同。</w:t>
       </w:r>
     </w:p>
@@ -555,6 +564,7 @@
         <w:t>三重防控</w:t>
       </w:r>
       <w:r>
+        <w:rPr/>
         <w:t>：</w:t>
       </w:r>
     </w:p>
@@ -569,7 +579,8 @@
         <w:t>必备门槛</w:t>
       </w:r>
       <w:r>
-        <w:t>：必备技能须 ≥2 独立非重复来源，否则降级为加分（防单源臆造变"必备"）；</w:t>
+        <w:rPr/>
+        <w:t>：必备技能须由 ≥2 个独立雇主实体支持（同雇主跨平台去重），否则降级为加分（防单源臆造变"必备"）；</w:t>
       </w:r>
     </w:p>
     <w:p>
@@ -583,6 +594,7 @@
         <w:t>置信度过滤</w:t>
       </w:r>
       <w:r>
+        <w:rPr/>
         <w:t>：confidence &lt; 0.45 标为 candidate，不进入正式图谱；</w:t>
       </w:r>
     </w:p>
@@ -597,14 +609,17 @@
         <w:t>证据溯源</w:t>
       </w:r>
       <w:r>
+        <w:rPr/>
         <w:t>：每个能力项存多条 evidence（JD 片段/外链），前端可逐项追溯 → 可解释、可审计。</w:t>
       </w:r>
     </w:p>
     <w:p>
       <w:pPr>
         <w:pStyle w:val="Heading2"/>
+        <w:keepNext/>
       </w:pPr>
       <w:r>
+        <w:rPr/>
         <w:t>3.3 语义匹配 + 退化守卫（工程亮点）</w:t>
       </w:r>
     </w:p>
@@ -613,6 +628,7 @@
         <w:pStyle w:val="ListBullet"/>
       </w:pPr>
       <w:r>
+        <w:rPr/>
         <w:t>匹配以</w:t>
       </w:r>
       <w:r>
@@ -622,6 +638,7 @@
         <w:t>词典归一化精确匹配</w:t>
       </w:r>
       <w:r>
+        <w:rPr/>
         <w:t>为主，BGE 向量</w:t>
       </w:r>
       <w:r>
@@ -631,6 +648,7 @@
         <w:t>语义匹配</w:t>
       </w:r>
       <w:r>
+        <w:rPr/>
         <w:t>为辅；</w:t>
       </w:r>
     </w:p>
@@ -645,6 +663,7 @@
         <w:t>发现的问题</w:t>
       </w:r>
       <w:r>
+        <w:rPr/>
         <w:t>：bge-small-zh 是中文模型，对纯英文 token（Spark/Hive/Java）返回</w:t>
       </w:r>
       <w:r>
@@ -654,6 +673,7 @@
         <w:t>退化向量</w:t>
       </w:r>
       <w:r>
+        <w:rPr/>
         <w:t>（不同词余弦≈1.0），会把"相关但不同"误判为"等价"，掩盖真实缺口；</w:t>
       </w:r>
     </w:p>
@@ -668,6 +688,7 @@
         <w:t>守卫</w:t>
       </w:r>
       <w:r>
+        <w:rPr/>
         <w:t>：语义匹配仅在"双方均含中文字符"时启用，并加退化守卫（不同串余弦≥0.999 直接忽略）；</w:t>
       </w:r>
     </w:p>
@@ -682,6 +703,7 @@
         <w:t>效果</w:t>
       </w:r>
       <w:r>
+        <w:rPr/>
         <w:t xml:space="preserve">：人岗匹配分类准确率 86.9% → </w:t>
       </w:r>
       <w:r>
@@ -691,14 +713,17 @@
         <w:t>100%</w:t>
       </w:r>
       <w:r>
+        <w:rPr/>
         <w:t>。体现对模型局限的工程化防控。</w:t>
       </w:r>
     </w:p>
     <w:p>
       <w:pPr>
         <w:pStyle w:val="Heading2"/>
+        <w:keepNext/>
       </w:pPr>
       <w:r>
+        <w:rPr/>
         <w:t>3.4 多维匹配评分</w:t>
       </w:r>
     </w:p>
@@ -708,7 +733,7 @@
       </w:pPr>
       <w:r>
         <w:rPr>
-          <w:rFonts w:ascii="Consolas" w:hAnsi="Consolas"/>
+          <w:rFonts w:ascii="Consolas" w:hAnsi="Consolas" w:eastAsia="Consolas"/>
           <w:sz w:val="18"/>
         </w:rPr>
         <w:t>综合匹配度 = 100 × (0.62·必备覆盖率 + 0.16·加分覆盖率 + 0.14·级别匹配 + 0.08·领域相关)</w:t>
@@ -719,8 +744,10 @@
     <w:p>
       <w:pPr>
         <w:pStyle w:val="Heading2"/>
+        <w:keepNext/>
       </w:pPr>
       <w:r>
+        <w:rPr/>
         <w:t>3.5 学习路径拓扑排序</w:t>
       </w:r>
     </w:p>
@@ -729,6 +756,7 @@
         <w:pStyle w:val="ListBullet"/>
       </w:pPr>
       <w:r>
+        <w:rPr/>
         <w:t xml:space="preserve">对缺失的必备技能，依据 </w:t>
       </w:r>
       <w:r>
@@ -738,6 +766,7 @@
         <w:t>skill_relation</w:t>
       </w:r>
       <w:r>
+        <w:rPr/>
         <w:t xml:space="preserve"> 的 </w:t>
       </w:r>
       <w:r>
@@ -747,6 +776,7 @@
         <w:t>prerequisite（先修）</w:t>
       </w:r>
       <w:r>
+        <w:rPr/>
         <w:t xml:space="preserve"> 边计算深度；</w:t>
       </w:r>
     </w:p>
@@ -755,14 +785,17 @@
         <w:pStyle w:val="ListBullet"/>
       </w:pPr>
       <w:r>
+        <w:rPr/>
         <w:t>按 (先修深度 升序, 重要度权重 降序) 排序，得到"先学先修、再学重点"的分步路径。</w:t>
       </w:r>
     </w:p>
     <w:p>
       <w:pPr>
         <w:pStyle w:val="Heading2"/>
+        <w:keepNext/>
       </w:pPr>
       <w:r>
+        <w:rPr/>
         <w:t>3.6 新岗位发现（RAG 接地）</w:t>
       </w:r>
     </w:p>
@@ -777,6 +810,7 @@
         <w:t>关键词 → Tavily+Serper 双源检索证据 → 大模型基于证据生成定义（约束"不臆造、技能名简洁"）→ 对每个技能做证据校验 → 入库</w:t>
       </w:r>
       <w:r>
+        <w:rPr/>
         <w:t>；</w:t>
       </w:r>
     </w:p>
@@ -785,19 +819,23 @@
         <w:pStyle w:val="ListBullet"/>
       </w:pPr>
       <w:r>
-        <w:t>不是让大模型"凭空想"，而是"有据可循"，从源头降幻觉；独立来源数纳入新兴度评估。</w:t>
+        <w:rPr/>
+        <w:t>不是让大模型"凭空想"，而是"有据可循"，从源头降幻觉；独立检索服务数纳入新兴度评估。</w:t>
       </w:r>
     </w:p>
     <w:p>
       <w:pPr>
         <w:pStyle w:val="Heading2"/>
+        <w:keepNext/>
       </w:pPr>
       <w:r>
+        <w:rPr/>
         <w:t>3.7 演化 diff 与可举证的淘汰判据（方法论亮点）</w:t>
       </w:r>
     </w:p>
     <w:p>
       <w:r>
+        <w:rPr/>
         <w:t xml:space="preserve">演化 diff 把新旧能力快照比对成 </w:t>
       </w:r>
       <w:r>
@@ -807,6 +845,7 @@
         <w:t>新增 / 淘汰 / 修改</w:t>
       </w:r>
       <w:r>
+        <w:rPr/>
         <w:t xml:space="preserve"> 三类变更。其中"淘汰"是最容易做错、也最容易被评委追问的一类，我们的做法有两个特点：</w:t>
       </w:r>
     </w:p>
@@ -818,6 +857,7 @@
         <w:t>① 我们主动查出并修掉了一个静默缺陷。</w:t>
       </w:r>
       <w:r>
+        <w:rPr/>
         <w:t xml:space="preserve"> 上一轮结果是"删除 0 条"，本可以用"数据没给淘汰信号"解释过去；复盘时回读实现，发现</w:t>
       </w:r>
       <w:r>
@@ -827,6 +867,7 @@
         <w:t>删除分支在原理上永远不可能触发</w:t>
       </w:r>
       <w:r>
+        <w:rPr/>
         <w:t xml:space="preserve">——调用方会把旧能力作为 </w:t>
       </w:r>
       <w:r>
@@ -836,6 +877,7 @@
         <w:t>history</w:t>
       </w:r>
       <w:r>
+        <w:rPr/>
         <w:t xml:space="preserve"> 先验注入新一轮聚合（为让历史证据参与打分，本身正确），旧能力名因而必然出现在 </w:t>
       </w:r>
       <w:r>
@@ -845,6 +887,7 @@
         <w:t>new_caps</w:t>
       </w:r>
       <w:r>
+        <w:rPr/>
         <w:t xml:space="preserve"> 中，</w:t>
       </w:r>
       <w:r>
@@ -854,6 +897,7 @@
         <w:t>name not in new_caps</w:t>
       </w:r>
       <w:r>
+        <w:rPr/>
         <w:t xml:space="preserve"> 恒为假，那是死代码。连带的更严重问题：旧能力若在新窗口支持不足被降级，</w:t>
       </w:r>
       <w:r>
@@ -863,6 +907,7 @@
         <w:t>三个分支都进不去、变更日志一条不留地静默消失</w:t>
       </w:r>
       <w:r>
+        <w:rPr/>
         <w:t>，审计链在此断掉。</w:t>
       </w:r>
     </w:p>
@@ -874,6 +919,7 @@
         <w:t>② 判据先定、结果后看，且主动调严。</w:t>
       </w:r>
       <w:r>
+        <w:rPr/>
         <w:t xml:space="preserve"> 修复后的淘汰判据四条同时成立：</w:t>
       </w:r>
       <w:r>
@@ -883,6 +929,7 @@
         <w:t>window_skill_names</w:t>
       </w:r>
       <w:r>
+        <w:rPr/>
         <w:t>（先验注入</w:t>
       </w:r>
       <w:r>
@@ -892,6 +939,7 @@
         <w:t>之前</w:t>
       </w:r>
       <w:r>
+        <w:rPr/>
         <w:t>的窗口原文技能名集合）中一次未出现 + 原为</w:t>
       </w:r>
       <w:r>
@@ -901,6 +949,7 @@
         <w:t>必备能力</w:t>
       </w:r>
       <w:r>
+        <w:rPr/>
         <w:t xml:space="preserve"> + 窗口 </w:t>
       </w:r>
       <w:r>
@@ -910,6 +959,7 @@
         <w:t>JD 数 ≥20</w:t>
       </w:r>
       <w:r>
+        <w:rPr/>
         <w:t xml:space="preserve"> + 支持减弱者改记 modify。第三条是被假阳性逼出来的——门槛 10 时，16 条 JD 的运维岗把 </w:t>
       </w:r>
       <w:r>
@@ -919,6 +969,7 @@
         <w:t>Nginx</w:t>
       </w:r>
       <w:r>
+        <w:rPr/>
         <w:t xml:space="preserve"> 判成淘汰；提到 20 后假阳性消失，代价是薄窗口岗位主动不下结论（</w:t>
       </w:r>
       <w:r>
@@ -928,6 +979,7 @@
         <w:t>牺牲召回换取每条淘汰都可举证</w:t>
       </w:r>
       <w:r>
+        <w:rPr/>
         <w:t xml:space="preserve">）。修复后实测 </w:t>
       </w:r>
       <w:r>
@@ -937,28 +989,36 @@
         <w:t>143 条淘汰 + 111 条修改</w:t>
       </w:r>
       <w:r>
+        <w:rPr/>
         <w:t>，Java 岗一次判出 23 项经典技术栈退场。详见 Q6-1。</w:t>
       </w:r>
     </w:p>
     <w:p>
       <w:pPr>
         <w:pStyle w:val="Heading1"/>
+        <w:keepNext/>
       </w:pPr>
       <w:r>
+        <w:rPr/>
         <w:t>四、技术选型理由</w:t>
       </w:r>
     </w:p>
     <w:tbl>
       <w:tblPr>
         <w:tblStyle w:val="LightGrid-Accent1"/>
-        <w:tblW w:type="auto" w:w="0"/>
         <w:tblLook w:firstColumn="1" w:firstRow="1" w:lastColumn="0" w:lastRow="0" w:noHBand="0" w:noVBand="1" w:val="04A0"/>
+        <w:tblLayout w:type="autofit"/>
+        <w:tblW w:type="pct" w:w="5000"/>
       </w:tblPr>
       <w:tblGrid>
         <w:gridCol w:w="4320"/>
         <w:gridCol w:w="4320"/>
       </w:tblGrid>
       <w:tr>
+        <w:trPr>
+          <w:tblHeader w:val="true"/>
+          <w:cantSplit/>
+        </w:trPr>
         <w:tc>
           <w:tcPr>
             <w:tcW w:type="dxa" w:w="4320"/>
@@ -1001,6 +1061,9 @@
         </w:tc>
       </w:tr>
       <w:tr>
+        <w:trPr>
+          <w:cantSplit/>
+        </w:trPr>
         <w:tc>
           <w:tcPr>
             <w:tcW w:type="dxa" w:w="4320"/>
@@ -1040,6 +1103,9 @@
         </w:tc>
       </w:tr>
       <w:tr>
+        <w:trPr>
+          <w:cantSplit/>
+        </w:trPr>
         <w:tc>
           <w:tcPr>
             <w:tcW w:type="dxa" w:w="4320"/>
@@ -1079,6 +1145,9 @@
         </w:tc>
       </w:tr>
       <w:tr>
+        <w:trPr>
+          <w:cantSplit/>
+        </w:trPr>
         <w:tc>
           <w:tcPr>
             <w:tcW w:type="dxa" w:w="4320"/>
@@ -1125,6 +1194,9 @@
         </w:tc>
       </w:tr>
       <w:tr>
+        <w:trPr>
+          <w:cantSplit/>
+        </w:trPr>
         <w:tc>
           <w:tcPr>
             <w:tcW w:type="dxa" w:w="4320"/>
@@ -1164,6 +1236,9 @@
         </w:tc>
       </w:tr>
       <w:tr>
+        <w:trPr>
+          <w:cantSplit/>
+        </w:trPr>
         <w:tc>
           <w:tcPr>
             <w:tcW w:type="dxa" w:w="4320"/>
@@ -1203,6 +1278,9 @@
         </w:tc>
       </w:tr>
       <w:tr>
+        <w:trPr>
+          <w:cantSplit/>
+        </w:trPr>
         <w:tc>
           <w:tcPr>
             <w:tcW w:type="dxa" w:w="4320"/>
@@ -1242,6 +1320,9 @@
         </w:tc>
       </w:tr>
       <w:tr>
+        <w:trPr>
+          <w:cantSplit/>
+        </w:trPr>
         <w:tc>
           <w:tcPr>
             <w:tcW w:type="dxa" w:w="4320"/>
@@ -1297,8 +1378,10 @@
     <w:p>
       <w:pPr>
         <w:pStyle w:val="Heading1"/>
+        <w:keepNext/>
       </w:pPr>
       <w:r>
+        <w:rPr/>
         <w:t>五、关键指标如何达成（可信度说明）</w:t>
       </w:r>
     </w:p>
@@ -1313,6 +1396,7 @@
         <w:t>测试集是带真值标签的受控验证集</w:t>
       </w:r>
       <w:r>
+        <w:rPr/>
         <w:t>：379 条 JD + 18 份简历，每条都有 ground-truth，</w:t>
       </w:r>
       <w:r>
@@ -1322,6 +1406,7 @@
         <w:t>含 8 抄袭 + 17 通胀对抗样本</w:t>
       </w:r>
       <w:r>
+        <w:rPr/>
         <w:t>，并非"挑容易的"；</w:t>
       </w:r>
     </w:p>
@@ -1336,7 +1421,8 @@
         <w:t>生产图谱另有 2570 条真实语料</w:t>
       </w:r>
       <w:r>
-        <w:t>（5 类渠道 / 6 个平台、15 个平台采集批次）与之分轨：评测用受控夹具、上线用真实数据，两者互不污染；</w:t>
+        <w:rPr/>
+        <w:t>（5 类渠道 / 6 个 source、15 个采集批次）与之分轨：评测用受控夹具、上线用真实数据，两者互不污染；</w:t>
       </w:r>
     </w:p>
     <w:p>
@@ -1344,6 +1430,7 @@
         <w:pStyle w:val="ListBullet"/>
       </w:pPr>
       <w:r>
+        <w:rPr/>
         <w:t>JD 解析 F1 98.25%：得益于"反幻觉提示工程 + 同义词归一化"，对真值技能高召回、对软技能不罚精确率；</w:t>
       </w:r>
     </w:p>
@@ -1352,6 +1439,7 @@
         <w:pStyle w:val="ListBullet"/>
       </w:pPr>
       <w:r>
+        <w:rPr/>
         <w:t>简历提取召回 100%：大模型抽取 + 词典规则</w:t>
       </w:r>
       <w:r>
@@ -1361,6 +1449,7 @@
         <w:t>兜底补漏</w:t>
       </w:r>
       <w:r>
+        <w:rPr/>
         <w:t>（缩写/同义词）；</w:t>
       </w:r>
     </w:p>
@@ -1369,6 +1458,7 @@
         <w:pStyle w:val="ListBullet"/>
       </w:pPr>
       <w:r>
+        <w:rPr/>
         <w:t>匹配 100%：词典归一化精确匹配 + 退化守卫，避免语义误匹配；</w:t>
       </w:r>
     </w:p>
@@ -1377,6 +1467,7 @@
         <w:pStyle w:val="ListBullet"/>
       </w:pPr>
       <w:r>
+        <w:rPr/>
         <w:t>全流程</w:t>
       </w:r>
       <w:r>
@@ -1386,6 +1477,7 @@
         <w:t>一键复现</w:t>
       </w:r>
       <w:r>
+        <w:rPr/>
         <w:t>：</w:t>
       </w:r>
       <w:r>
@@ -1395,14 +1487,17 @@
         <w:t>generate_dataset → run_pipeline → evaluate all → pytest</w:t>
       </w:r>
       <w:r>
+        <w:rPr/>
         <w:t>。</w:t>
       </w:r>
     </w:p>
     <w:p>
       <w:pPr>
         <w:pStyle w:val="Heading1"/>
+        <w:keepNext/>
       </w:pPr>
       <w:r>
+        <w:rPr/>
         <w:t>六、预期答辩问题与参考回答（Q&amp;A）</w:t>
       </w:r>
     </w:p>
@@ -1413,10 +1508,9 @@
         </w:rPr>
         <w:t>Q1：准确率这么高，是不是测试集自己造的、太简单？</w:t>
       </w:r>
-    </w:p>
-    <w:p>
-      <w:r>
-        <w:t>A：测试集是</w:t>
+      <w:r>
+        <w:rPr/>
+        <w:t xml:space="preserve"> A：测试集是</w:t>
       </w:r>
       <w:r>
         <w:rPr>
@@ -1425,6 +1519,7 @@
         <w:t>带真值标签的受控验证集</w:t>
       </w:r>
       <w:r>
+        <w:rPr/>
         <w:t>，这是可量化评测的标准做法；且我们</w:t>
       </w:r>
       <w:r>
@@ -1434,6 +1529,7 @@
         <w:t>故意植入了 8 条抄袭、17 条通胀对抗样本</w:t>
       </w:r>
       <w:r>
+        <w:rPr/>
         <w:t>来检验清洗鲁棒性，全部 100% 正确处理。指标脚本开源可一键复现。此外生产图谱走的是另一条轨道——2570 条真实采集 JD，在真实噪声下 SimHash 检出 166 条重复、通胀检测标记 460 条 JD，四道清洗工序（去重、通胀、时滞降权、同义词归一化）在真实数据上同样跑通。</w:t>
       </w:r>
     </w:p>
@@ -1444,10 +1540,9 @@
         </w:rPr>
         <w:t>Q2：你们怎么防止大模型"幻觉"？</w:t>
       </w:r>
-    </w:p>
-    <w:p>
-      <w:r>
-        <w:t>A：三重防控——①</w:t>
+      <w:r>
+        <w:rPr/>
+        <w:t xml:space="preserve"> A：三重防控——①</w:t>
       </w:r>
       <w:r>
         <w:rPr>
@@ -1456,7 +1551,8 @@
         <w:t>交叉验证门槛</w:t>
       </w:r>
       <w:r>
-        <w:t>：必备技能必须 ≥2 个独立来源，否则降级；②</w:t>
+        <w:rPr/>
+        <w:t>：必备技能必须由 ≥2 个独立雇主实体支持（同雇主跨平台去重），否则降级；②</w:t>
       </w:r>
       <w:r>
         <w:rPr>
@@ -1465,6 +1561,7 @@
         <w:t>置信度过滤</w:t>
       </w:r>
       <w:r>
+        <w:rPr/>
         <w:t>：低于阈值的能力项不进图谱；③</w:t>
       </w:r>
       <w:r>
@@ -1474,7 +1571,8 @@
         <w:t>证据溯源</w:t>
       </w:r>
       <w:r>
-        <w:t>：每项能力都挂可追溯证据。本质是"不信单一来源、只信多源共识"，并把可信度量化为 confidence。</w:t>
+        <w:rPr/>
+        <w:t>：每项能力都挂可追溯证据。本质是"不信单一来源、只信多雇主共识"，并把可信度量化为 confidence。</w:t>
       </w:r>
     </w:p>
     <w:p>
@@ -1484,10 +1582,9 @@
         </w:rPr>
         <w:t>Q3：招聘数据有抄袭和通胀，你们怎么处理？</w:t>
       </w:r>
-    </w:p>
-    <w:p>
-      <w:r>
-        <w:t xml:space="preserve">A：抄袭用 </w:t>
+      <w:r>
+        <w:rPr/>
+        <w:t xml:space="preserve"> A：抄袭用 </w:t>
       </w:r>
       <w:r>
         <w:rPr>
@@ -1496,6 +1593,7 @@
         <w:t>64 位 SimHash + 海明距离≤3</w:t>
       </w:r>
       <w:r>
+        <w:rPr/>
         <w:t xml:space="preserve"> 近似去重，重复样本排除出交叉验证（否则复制 N 份会虚增可信度）；通胀用"技能数超中位数 + 非共识技能占比高"判别，通胀技能因缺乏交叉验证被自然过滤。实测 8/8、17/17 检出。</w:t>
       </w:r>
     </w:p>
@@ -1506,10 +1604,9 @@
         </w:rPr>
         <w:t>Q4：嵌入模型是中文的，英文技能名怎么匹配？</w:t>
       </w:r>
-    </w:p>
-    <w:p>
-      <w:r>
-        <w:t>A：这正是我们发现并解决的一个真实工程问题——中文向量模型对纯英文 token 返回退化向量，会误判。我们的对策是：</w:t>
+      <w:r>
+        <w:rPr/>
+        <w:t xml:space="preserve"> A：这正是我们发现并解决的一个真实工程问题——中文向量模型对纯英文 token 返回退化向量，会误判。我们的对策是：</w:t>
       </w:r>
       <w:r>
         <w:rPr>
@@ -1518,6 +1615,7 @@
         <w:t>英文同义词走词典归一化</w:t>
       </w:r>
       <w:r>
+        <w:rPr/>
         <w:t>（k8s→Kubernetes、torch→PyTorch），</w:t>
       </w:r>
       <w:r>
@@ -1527,6 +1625,7 @@
         <w:t>语义匹配只用于中文技能并加退化守卫</w:t>
       </w:r>
       <w:r>
+        <w:rPr/>
         <w:t>。这个守卫把匹配准确率从 86.9% 提到了 100%，说明我们不是盲用大模型，而是了解并防控其局限。</w:t>
       </w:r>
     </w:p>
@@ -1537,18 +1636,18 @@
         </w:rPr>
         <w:t>Q5：新岗位会不会是大模型编造的？</w:t>
       </w:r>
-    </w:p>
-    <w:p>
-      <w:r>
-        <w:t xml:space="preserve">A：不会。我们用 </w:t>
+      <w:r>
+        <w:rPr/>
+        <w:t xml:space="preserve"> A：不会。我们用 </w:t>
       </w:r>
       <w:r>
         <w:rPr>
           <w:b/>
         </w:rPr>
-        <w:t>Tavily + Serper 两个独立来源</w:t>
-      </w:r>
-      <w:r>
+        <w:t>Tavily + Serper 两个独立检索服务</w:t>
+      </w:r>
+      <w:r>
+        <w:rPr/>
         <w:t>先检索真实网络证据，大模型</w:t>
       </w:r>
       <w:r>
@@ -1558,7 +1657,8 @@
         <w:t>基于证据</w:t>
       </w:r>
       <w:r>
-        <w:t>生成定义（提示词明确"禁止臆造证据没有的内容"），并对每个生成技能做证据校验、记录独立来源数与证据链接。是"有据可循"而非"凭空想象"。</w:t>
+        <w:rPr/>
+        <w:t>生成定义（提示词明确"禁止臆造证据没有的内容"），并对每个生成技能做证据校验、记录独立检索服务数与证据链接。是"有据可循"而非"凭空想象"。</w:t>
       </w:r>
     </w:p>
     <w:p>
@@ -1568,10 +1668,9 @@
         </w:rPr>
         <w:t>Q6：图谱怎么体现"动态演化"？</w:t>
       </w:r>
-    </w:p>
-    <w:p>
-      <w:r>
-        <w:t>A：两个维度。</w:t>
+      <w:r>
+        <w:rPr/>
+        <w:t xml:space="preserve"> A：两个维度。</w:t>
       </w:r>
       <w:r>
         <w:rPr>
@@ -1580,7 +1679,8 @@
         <w:t>时间维度</w:t>
       </w:r>
       <w:r>
-        <w:t xml:space="preserve">：我们有三个真实时间切片——2018-12（51job 公开数据集）、2024-07（HuggingFace 公开数据集）、2026-07（腾讯/网易/飞书 ATS/国聘四个现网来源），按时间顺序依次灌入同一条演化服务链：解析 → 与历史能力交叉验证聚合 → </w:t>
+        <w:rPr/>
+        <w:t xml:space="preserve">：我们有三个真实时间切片——2018-12（51job 公开数据集）、2024-07（HuggingFace 公开数据集）、2026-07（腾讯/网易/飞书 ATS/国聘四类主要分发渠道），按时间顺序依次灌入同一条演化服务链：解析 → 与历史能力交叉验证聚合 → </w:t>
       </w:r>
       <w:r>
         <w:rPr>
@@ -1589,7 +1689,8 @@
         <w:t>diff 出新增/淘汰/修改</w:t>
       </w:r>
       <w:r>
-        <w:t xml:space="preserve">，每条变更附更新说明、数据源（平台+JD 数+批次）、置信度，岗位版本号自增。结果是 </w:t>
+        <w:rPr/>
+        <w:t xml:space="preserve">，每条变更附更新说明、数据源（渠道+JD 数+批次）、置信度，岗位版本号自增；交叉验证仍按独立雇主实体归一化。结果是 </w:t>
       </w:r>
       <w:r>
         <w:rPr>
@@ -1598,6 +1699,7 @@
         <w:t>621 条真实变更记录（新增 367 / 淘汰 143 / 修改 111）</w:t>
       </w:r>
       <w:r>
+        <w:rPr/>
         <w:t>，版本分布 v1 17 岗 / v2 9 岗 / v3 6 岗（v1 中 14 岗是 2018 语料里完全检索不到的，另 3 岗为后续补齐物联网覆盖时新建、仅有 2026 一个切片）。</w:t>
       </w:r>
       <w:r>
@@ -1607,6 +1709,7 @@
         <w:t>级别维度</w:t>
       </w:r>
       <w:r>
+        <w:rPr/>
         <w:t>：同一岗位按初/中/高分桶做画像 diff，得到晋升路径。淘汰的技能标记 deprecated 但保留历史，可回溯。</w:t>
       </w:r>
     </w:p>
@@ -1644,10 +1747,9 @@
         </w:rPr>
         <w:t>Q6-1：你们的淘汰判据是什么？会不会误判？</w:t>
       </w:r>
-    </w:p>
-    <w:p>
-      <w:r>
-        <w:t>A：</w:t>
+      <w:r>
+        <w:rPr/>
+        <w:t xml:space="preserve"> A：</w:t>
       </w:r>
       <w:r>
         <w:rPr>
@@ -1656,14 +1758,16 @@
         <w:t>会，而且我们踩过一次，正是踩过之后才把判据定成现在这样。</w:t>
       </w:r>
       <w:r>
+        <w:rPr/>
         <w:t>先说判据，四条同时成立才下淘汰结论：</w:t>
       </w:r>
     </w:p>
     <w:tbl>
       <w:tblPr>
         <w:tblStyle w:val="LightGrid-Accent1"/>
-        <w:tblW w:type="auto" w:w="0"/>
         <w:tblLook w:firstColumn="1" w:firstRow="1" w:lastColumn="0" w:lastRow="0" w:noHBand="0" w:noVBand="1" w:val="04A0"/>
+        <w:tblLayout w:type="autofit"/>
+        <w:tblW w:type="pct" w:w="5000"/>
       </w:tblPr>
       <w:tblGrid>
         <w:gridCol w:w="2880"/>
@@ -1671,6 +1775,10 @@
         <w:gridCol w:w="2880"/>
       </w:tblGrid>
       <w:tr>
+        <w:trPr>
+          <w:tblHeader w:val="true"/>
+          <w:cantSplit/>
+        </w:trPr>
         <w:tc>
           <w:tcPr>
             <w:tcW w:type="dxa" w:w="2880"/>
@@ -1733,6 +1841,9 @@
         </w:tc>
       </w:tr>
       <w:tr>
+        <w:trPr>
+          <w:cantSplit/>
+        </w:trPr>
         <w:tc>
           <w:tcPr>
             <w:tcW w:type="dxa" w:w="2880"/>
@@ -1769,10 +1880,18 @@
             </w:r>
             <w:r>
               <w:rPr>
+                <w:rFonts w:ascii="Consolas" w:hAnsi="Consolas"/>
                 <w:b/>
                 <w:sz w:val="19"/>
               </w:rPr>
-              <w:t>`window_skill_names`——先验注入之前、最新窗口 JD 原文里真实出现过的技能名集合</w:t>
+              <w:t>window_skill_names</w:t>
+            </w:r>
+            <w:r>
+              <w:rPr>
+                <w:b/>
+                <w:sz w:val="19"/>
+              </w:rPr>
+              <w:t>——先验注入之前、最新窗口 JD 原文里真实出现过的技能名集合</w:t>
             </w:r>
             <w:r>
               <w:rPr>
@@ -1828,6 +1947,9 @@
         </w:tc>
       </w:tr>
       <w:tr>
+        <w:trPr>
+          <w:cantSplit/>
+        </w:trPr>
         <w:tc>
           <w:tcPr>
             <w:tcW w:type="dxa" w:w="2880"/>
@@ -1904,6 +2026,9 @@
         </w:tc>
       </w:tr>
       <w:tr>
+        <w:trPr>
+          <w:cantSplit/>
+        </w:trPr>
         <w:tc>
           <w:tcPr>
             <w:tcW w:type="dxa" w:w="2880"/>
@@ -1993,6 +2118,9 @@
         </w:tc>
       </w:tr>
       <w:tr>
+        <w:trPr>
+          <w:cantSplit/>
+        </w:trPr>
         <w:tc>
           <w:tcPr>
             <w:tcW w:type="dxa" w:w="2880"/>
@@ -2070,6 +2198,7 @@
         <w:t>这里有一个我们主动交代的缺陷修复，它比数字本身更能说明我们的方法</w:t>
       </w:r>
       <w:r>
+        <w:rPr/>
         <w:t>：上一轮跑完的结果是"删除 0 条"。我们本可以解释成"数据没给淘汰信号"，但复盘时回去读了 diff 实现，发现</w:t>
       </w:r>
       <w:r>
@@ -2079,6 +2208,7 @@
         <w:t>删除分支在原理上永远不可能触发</w:t>
       </w:r>
       <w:r>
+        <w:rPr/>
         <w:t xml:space="preserve">——调用方会把旧能力当作 </w:t>
       </w:r>
       <w:r>
@@ -2088,6 +2218,7 @@
         <w:t>history</w:t>
       </w:r>
       <w:r>
+        <w:rPr/>
         <w:t xml:space="preserve"> 先验注入新一轮聚合（这本身是对的，为了让历史证据参与打分），于是旧能力名必然出现在 </w:t>
       </w:r>
       <w:r>
@@ -2097,6 +2228,7 @@
         <w:t>new_caps</w:t>
       </w:r>
       <w:r>
+        <w:rPr/>
         <w:t xml:space="preserve"> 里，</w:t>
       </w:r>
       <w:r>
@@ -2106,6 +2238,7 @@
         <w:t>name not in new_caps</w:t>
       </w:r>
       <w:r>
+        <w:rPr/>
         <w:t xml:space="preserve"> </w:t>
       </w:r>
       <w:r>
@@ -2115,6 +2248,7 @@
         <w:t>恒为假</w:t>
       </w:r>
       <w:r>
+        <w:rPr/>
         <w:t>，那段代码是死代码。更严重的是：一个旧能力若在新窗口支持不足被降级，它</w:t>
       </w:r>
       <w:r>
@@ -2124,6 +2258,7 @@
         <w:t>三个分支都进不去</w:t>
       </w:r>
       <w:r>
+        <w:rPr/>
         <w:t>，变更日志里</w:t>
       </w:r>
       <w:r>
@@ -2133,6 +2268,7 @@
         <w:t>一条记录都不留、静默消失</w:t>
       </w:r>
       <w:r>
+        <w:rPr/>
         <w:t>——一个本该被审计的能力衰减事件就这样从链上蒸发了。我们补上第 ④ 条判据把它接住。</w:t>
       </w:r>
     </w:p>
@@ -2144,6 +2280,7 @@
         <w:t>关于误判，两点如实说明</w:t>
       </w:r>
       <w:r>
+        <w:rPr/>
         <w:t>：</w:t>
       </w:r>
     </w:p>
@@ -2158,6 +2295,7 @@
         <w:t>判据是"宁可少判、不可错判"</w:t>
       </w:r>
       <w:r>
+        <w:rPr/>
         <w:t>。第 ③ 条明确牺牲了召回——样本薄的岗位一条淘汰都不出，所以 143 条是</w:t>
       </w:r>
       <w:r>
@@ -2167,6 +2305,7 @@
         <w:t>下限</w:t>
       </w:r>
       <w:r>
+        <w:rPr/>
         <w:t>不是全量。理由很直白：一条 Nginx 假阳性足以让整套演化结论的可信度归零，漏判的代价小得多。</w:t>
       </w:r>
     </w:p>
@@ -2181,6 +2320,7 @@
         <w:t>现存的已知噪声我们主动摆出来</w:t>
       </w:r>
       <w:r>
+        <w:rPr/>
         <w:t xml:space="preserve">：Java 岗 23 项淘汰里的 </w:t>
       </w:r>
       <w:r>
@@ -2190,6 +2330,7 @@
         <w:t>Django、Flask 是 2018 语料的聚类污染</w:t>
       </w:r>
       <w:r>
+        <w:rPr/>
         <w:t>——这两个 Python Web 框架在建 2018 基线时被误归入 Java 岗位簇，它们的"淘汰"是历史聚类噪声被新语料修正，</w:t>
       </w:r>
       <w:r>
@@ -2199,6 +2340,7 @@
         <w:t>不是真实技术退场</w:t>
       </w:r>
       <w:r>
+        <w:rPr/>
         <w:t>。我们没有把它从清单里悄悄删掉，因为判据是机械执行的、没有为了结果好看做人工挑选；这条噪声也正好指向下一步该改进的岗位聚类精度。</w:t>
       </w:r>
     </w:p>
@@ -2210,6 +2352,7 @@
         <w:t>一句话总结</w:t>
       </w:r>
       <w:r>
+        <w:rPr/>
         <w:t>：我们不是把参数调到"能跑出删除"为止，而是</w:t>
       </w:r>
       <w:r>
@@ -2219,6 +2362,7 @@
         <w:t>先定可举证的判据、再看结果</w:t>
       </w:r>
       <w:r>
+        <w:rPr/>
         <w:t>，中途还主动把假阳性门槛从 10 提到 20、牺牲了一部分召回。</w:t>
       </w:r>
     </w:p>
@@ -2229,10 +2373,9 @@
         </w:rPr>
         <w:t>Q7：和传统关键词匹配有什么本质区别？</w:t>
       </w:r>
-    </w:p>
-    <w:p>
-      <w:r>
-        <w:t>A：传统是静态、字符级、不可信；我们是</w:t>
+      <w:r>
+        <w:rPr/>
+        <w:t xml:space="preserve"> A：传统是静态、字符级、不可信；我们是</w:t>
       </w:r>
       <w:r>
         <w:rPr>
@@ -2241,6 +2384,7 @@
         <w:t>动态感知 + 语义/级别多维 + 可溯源置信度</w:t>
       </w:r>
       <w:r>
+        <w:rPr/>
         <w:t>。能回答"技术 A 爆发会给岗位 B 带来哪些新技能"——通过技能-技能的 drives（驱动）关系与岗位能力的动态演化来表达。</w:t>
       </w:r>
     </w:p>
@@ -2251,18 +2395,18 @@
         </w:rPr>
         <w:t>Q8：数据规模偏小，真实场景能用吗？</w:t>
       </w:r>
-    </w:p>
-    <w:p>
-      <w:r>
-        <w:t xml:space="preserve">A：目前生产语料是 </w:t>
+      <w:r>
+        <w:rPr/>
+        <w:t xml:space="preserve"> A：目前生产语料是 </w:t>
       </w:r>
       <w:r>
         <w:rPr>
           <w:b/>
         </w:rPr>
-        <w:t>2570 条真实 JD、5 类渠道 / 6 个平台、15 个平台采集批次</w:t>
-      </w:r>
-      <w:r>
+        <w:t>2570 条真实 JD、5 类渠道 / 6 个 source、15 个采集批次</w:t>
+      </w:r>
+      <w:r>
+        <w:rPr/>
         <w:t>，已不是"演示级"。更重要的是架构与岗位、规模无关：pipeline 支持任意量级 JD（解析已做并发），交叉验证在数据越多时统计越显著、过滤越精准。接更多合规数据源即可继续扩展，方案可平滑迁移到医疗/金融/制造等领域。</w:t>
       </w:r>
     </w:p>
@@ -2273,10 +2417,9 @@
         </w:rPr>
         <w:t>Q9：MySQL 存图谱，为什么不用 Neo4j？</w:t>
       </w:r>
-    </w:p>
-    <w:p>
-      <w:r>
-        <w:t>A：我们的图谱是"岗位-技能-证据-版本"的有界关系，MySQL 关系建模 + 应用层组装图 JSON 已满足查询与可视化需求，运维成熟、与现有 MySQL 复用；技能-技能关系也已建模（先修/相关/驱动）。规模进一步增大时可平滑迁移图数据库。</w:t>
+      <w:r>
+        <w:rPr/>
+        <w:t xml:space="preserve"> A：我们的图谱是"岗位-技能-证据-版本"的有界关系，MySQL 关系建模 + 应用层组装图 JSON 已满足查询与可视化需求，运维成熟、与现有 MySQL 复用；技能-技能关系也已建模（先修/相关/驱动）。规模进一步增大时可平滑迁移图数据库。</w:t>
       </w:r>
     </w:p>
     <w:p>
@@ -2286,10 +2429,9 @@
         </w:rPr>
         <w:t>Q10：覆盖率 73%，没覆盖的是什么？</w:t>
       </w:r>
-    </w:p>
-    <w:p>
-      <w:r>
-        <w:t>A：146 个用例全部通过，核心业务逻辑（清洗、反幻觉聚合、置信度公式、同义词归一化、匹配、抽取后处理、人才侧图层）都是高覆盖，另有 27 个用例专门锁两条写库路径的破坏性防护（重建不得冲掉已演化岗位、演化不得静默降级、发现接口不得覆盖既有岗位）、7 个用例锁演示站只读闸门（只读时写路径 403 或降级为 dry-run 且库表零变动）、27 个用例锁人才侧的脱敏落库与别名学习四道护栏；未覆盖的主要是外部调用封装（LLM/检索，依赖网络）与一次性编排脚本，这部分用集成/冒烟测试与线上验证覆盖。</w:t>
+      <w:r>
+        <w:rPr/>
+        <w:t xml:space="preserve"> A：146 个用例全部通过，核心业务逻辑（清洗、反幻觉聚合、置信度公式、同义词归一化、匹配、抽取后处理、人才侧图层）都是高覆盖，另有 27 个用例专门锁两条写库路径的破坏性防护（重建不得冲掉已演化岗位、演化不得静默降级、发现接口不得覆盖既有岗位）、7 个用例锁演示站只读闸门（只读时写路径 403 或降级为 dry-run 且库表零变动）、27 个用例锁人才侧的脱敏落库与别名学习四道护栏；未覆盖的主要是外部调用封装（LLM/检索，依赖网络）与一次性编排脚本，这部分用集成/冒烟测试与线上验证覆盖。</w:t>
       </w:r>
     </w:p>
     <w:p>
@@ -2299,10 +2441,9 @@
         </w:rPr>
         <w:t>Q11：涉及招聘数据与简历，怎么保证数据合规与隐私？</w:t>
       </w:r>
-    </w:p>
-    <w:p>
-      <w:r>
-        <w:t>A：我们把合规作为图谱科学性的支柱之一，覆盖数据全生命周期：①</w:t>
+      <w:r>
+        <w:rPr/>
+        <w:t xml:space="preserve"> A：我们把合规作为图谱科学性的支柱之一，覆盖数据全生命周期：①</w:t>
       </w:r>
       <w:r>
         <w:rPr>
@@ -2311,6 +2452,7 @@
         <w:t>来源合规</w:t>
       </w:r>
       <w:r>
+        <w:rPr/>
         <w:t>——只采集公开 JD 与公开网络证据，39 个候选源逐一实测 robots 与入口，</w:t>
       </w:r>
       <w:r>
@@ -2320,6 +2462,7 @@
         <w:t>全部聚合类招聘平台（BOSS直聘/智联/猎聘/拉勾/牛客/前程无忧/实习僧）一条数据都未采</w:t>
       </w:r>
       <w:r>
+        <w:rPr/>
         <w:t>，不复现反爬签名、不解密自定义字体、不过人机校验、不碰登录墙，数据最小化；②</w:t>
       </w:r>
       <w:r>
@@ -2329,6 +2472,7 @@
         <w:t>PII 最小化</w:t>
       </w:r>
       <w:r>
+        <w:rPr/>
         <w:t>——简历仅在内存解析用于本次匹配，</w:t>
       </w:r>
       <w:r>
@@ -2338,6 +2482,7 @@
         <w:t>原始简历与姓名等个人信息一律不落库</w:t>
       </w:r>
       <w:r>
+        <w:rPr/>
         <w:t>，服务端仅留存脱敏技能要素（</w:t>
       </w:r>
       <w:r>
@@ -2347,6 +2492,7 @@
         <w:t>resume.redact_for_storage</w:t>
       </w:r>
       <w:r>
+        <w:rPr/>
         <w:t xml:space="preserve"> + </w:t>
       </w:r>
       <w:r>
@@ -2356,6 +2502,7 @@
         <w:t>match.py</w:t>
       </w:r>
       <w:r>
+        <w:rPr/>
         <w:t>），前端明示隐私声明；采集侧同样有 PII 字段护栏（字段名含 phone/email/联系人 直接抛错）与正文正则打码；③</w:t>
       </w:r>
       <w:r>
@@ -2365,6 +2512,7 @@
         <w:t>可溯源可审计</w:t>
       </w:r>
       <w:r>
+        <w:rPr/>
         <w:t>——每个能力项保留证据链，可逐项追溯；④</w:t>
       </w:r>
       <w:r>
@@ -2374,6 +2522,7 @@
         <w:t>人工监督</w:t>
       </w:r>
       <w:r>
+        <w:rPr/>
         <w:t>——模型产出是辅助建议、非最终决策，岗位与能力项均可人工增删改并记录变更；⑤</w:t>
       </w:r>
       <w:r>
@@ -2383,6 +2532,7 @@
         <w:t>公平性</w:t>
       </w:r>
       <w:r>
+        <w:rPr/>
         <w:t>——只用技能要素匹配，不采集性别/年龄/院校等敏感特征，多源交叉验证削弱单源偏见。合规与反幻觉同源：交叉验证既反幻觉也反偏见，证据溯源既可解释也可审计。</w:t>
       </w:r>
     </w:p>
@@ -2393,26 +2543,27 @@
         </w:rPr>
         <w:t>Q12：数据是哪来的？是不是大模型生成的？</w:t>
       </w:r>
-    </w:p>
-    <w:p>
-      <w:r>
-        <w:t xml:space="preserve">A：不是。生产图谱语料全部来自合法采集或公开许可的真实招聘数据，共 </w:t>
+      <w:r>
+        <w:rPr/>
+        <w:t xml:space="preserve"> A：不是。生产图谱语料全部来自合法采集或公开许可的真实招聘数据，共 </w:t>
       </w:r>
       <w:r>
         <w:rPr>
           <w:b/>
         </w:rPr>
-        <w:t>2570 条、5 类渠道 / 6 个平台、15 个平台采集批次</w:t>
-      </w:r>
-      <w:r>
+        <w:t>2570 条、5 类渠道 / 6 个 source、15 个采集批次</w:t>
+      </w:r>
+      <w:r>
+        <w:rPr/>
         <w:t>：</w:t>
       </w:r>
     </w:p>
     <w:tbl>
       <w:tblPr>
         <w:tblStyle w:val="LightGrid-Accent1"/>
-        <w:tblW w:type="auto" w:w="0"/>
         <w:tblLook w:firstColumn="1" w:firstRow="1" w:lastColumn="0" w:lastRow="0" w:noHBand="0" w:noVBand="1" w:val="04A0"/>
+        <w:tblLayout w:type="autofit"/>
+        <w:tblW w:type="pct" w:w="5000"/>
       </w:tblPr>
       <w:tblGrid>
         <w:gridCol w:w="1728"/>
@@ -2422,6 +2573,10 @@
         <w:gridCol w:w="1728"/>
       </w:tblGrid>
       <w:tr>
+        <w:trPr>
+          <w:tblHeader w:val="true"/>
+          <w:cantSplit/>
+        </w:trPr>
         <w:tc>
           <w:tcPr>
             <w:tcW w:type="dxa" w:w="1728"/>
@@ -2524,6 +2679,9 @@
         </w:tc>
       </w:tr>
       <w:tr>
+        <w:trPr>
+          <w:cantSplit/>
+        </w:trPr>
         <w:tc>
           <w:tcPr>
             <w:tcW w:type="dxa" w:w="1728"/>
@@ -2556,7 +2714,7 @@
               <w:rPr>
                 <w:sz w:val="19"/>
               </w:rPr>
-              <w:t>629</w:t>
+              <w:t>774</w:t>
             </w:r>
           </w:p>
         </w:tc>
@@ -2610,12 +2768,15 @@
               <w:rPr>
                 <w:sz w:val="19"/>
               </w:rPr>
-              <w:t>11 家企业官方招聘官网（蔚来/小鹏/得物/EcoFlow/零一万物/生数科技/出门问问/Insta360/猎户星空/合众新能源/爱奇艺），采集 1829 条经领域过滤入库 629 条</w:t>
+              <w:t>11 家企业官方招聘官网；初始 r2 入库 629 条，物联网专项补入 145 条</w:t>
             </w:r>
           </w:p>
         </w:tc>
       </w:tr>
       <w:tr>
+        <w:trPr>
+          <w:cantSplit/>
+        </w:trPr>
         <w:tc>
           <w:tcPr>
             <w:tcW w:type="dxa" w:w="1728"/>
@@ -2648,7 +2809,7 @@
               <w:rPr>
                 <w:sz w:val="19"/>
               </w:rPr>
-              <w:t>571</w:t>
+              <w:t>671</w:t>
             </w:r>
           </w:p>
         </w:tc>
@@ -2702,12 +2863,15 @@
               <w:rPr>
                 <w:sz w:val="19"/>
               </w:rPr>
-              <w:t>中央广播电视总台主办的国家级公共招聘平台，采集 633 条过滤入库 571 条</w:t>
+              <w:t>中央广播电视总台主办的国家级公共招聘平台；初始 r2 入库 571 条，物联网专项补入 68 条，数字孪生/数字人专项补入 32 条</w:t>
             </w:r>
           </w:p>
         </w:tc>
       </w:tr>
       <w:tr>
+        <w:trPr>
+          <w:cantSplit/>
+        </w:trPr>
         <w:tc>
           <w:tcPr>
             <w:tcW w:type="dxa" w:w="1728"/>
@@ -2800,6 +2964,9 @@
         </w:tc>
       </w:tr>
       <w:tr>
+        <w:trPr>
+          <w:cantSplit/>
+        </w:trPr>
         <w:tc>
           <w:tcPr>
             <w:tcW w:type="dxa" w:w="1728"/>
@@ -2892,6 +3059,9 @@
         </w:tc>
       </w:tr>
       <w:tr>
+        <w:trPr>
+          <w:cantSplit/>
+        </w:trPr>
         <w:tc>
           <w:tcPr>
             <w:tcW w:type="dxa" w:w="1728"/>
@@ -2924,7 +3094,7 @@
               <w:rPr>
                 <w:sz w:val="19"/>
               </w:rPr>
-              <w:t>255</w:t>
+              <w:t>272</w:t>
             </w:r>
           </w:p>
         </w:tc>
@@ -2978,12 +3148,15 @@
               <w:rPr>
                 <w:sz w:val="19"/>
               </w:rPr>
-              <w:t>官网公开接口</w:t>
+              <w:t>官网公开接口，r1/r3/r5 累计</w:t>
             </w:r>
           </w:p>
         </w:tc>
       </w:tr>
       <w:tr>
+        <w:trPr>
+          <w:cantSplit/>
+        </w:trPr>
         <w:tc>
           <w:tcPr>
             <w:tcW w:type="dxa" w:w="1728"/>
@@ -3016,7 +3189,7 @@
               <w:rPr>
                 <w:sz w:val="19"/>
               </w:rPr>
-              <w:t>251</w:t>
+              <w:t>253</w:t>
             </w:r>
           </w:p>
         </w:tc>
@@ -3070,7 +3243,7 @@
               <w:rPr>
                 <w:sz w:val="19"/>
               </w:rPr>
-              <w:t>官网公开接口</w:t>
+              <w:t>官网公开接口，r1/r3/r5 累计</w:t>
             </w:r>
           </w:p>
         </w:tc>
@@ -3078,6 +3251,7 @@
     </w:tbl>
     <w:p>
       <w:r>
+        <w:rPr/>
         <w:t>采集全程无需登录、robots 逐 host 检查、单站 ≥4 秒控频、不采任何个人信息（字段名拦截 + 正文打码）；每条 JD 有本地 jsonl 原始留存 + manifest + 每请求一行的 crawl_log，数据库记录平台/公司/原始 URL/发布时间/采集批次，首页"数据源台账"可直接查看。大模型只做</w:t>
       </w:r>
       <w:r>
@@ -3087,6 +3261,7 @@
         <w:t>抽取</w:t>
       </w:r>
       <w:r>
+        <w:rPr/>
         <w:t>（把 JD 文本解析成结构化技能），不生成任何语料。早期的模板合成数据集被重新定位为"对抗测试夹具"——专门注入抄袭/通胀样本验证清洗算法检出率，不进图谱。</w:t>
       </w:r>
     </w:p>
@@ -3097,10 +3272,9 @@
         </w:rPr>
         <w:t>Q12-1：飞书那批数据合规吗？是不是绕过了人家的反爬？</w:t>
       </w:r>
-    </w:p>
-    <w:p>
-      <w:r>
-        <w:t>A：没有绕过，这一点我们写得很明确。三条：①</w:t>
+      <w:r>
+        <w:rPr/>
+        <w:t xml:space="preserve"> A：没有绕过，这一点我们写得很明确。三条：①</w:t>
       </w:r>
       <w:r>
         <w:rPr>
@@ -3109,6 +3283,7 @@
         <w:t>全程未登录</w:t>
       </w:r>
       <w:r>
+        <w:rPr/>
         <w:t xml:space="preserve">，不注册账号、不带任何 Cookie 身份；②接口需要的 csrf token 由 </w:t>
       </w:r>
       <w:r>
@@ -3118,6 +3293,7 @@
         <w:t>/api/v1/csrf/token</w:t>
       </w:r>
       <w:r>
+        <w:rPr/>
         <w:t xml:space="preserve"> </w:t>
       </w:r>
       <w:r>
@@ -3127,6 +3303,7 @@
         <w:t>面向所有访客公开下发</w:t>
       </w:r>
       <w:r>
+        <w:rPr/>
         <w:t xml:space="preserve">（包括未登录访客），是会话卫生机制而不是访问控制，取用它不构成"绕过权限"；③浏览器请求上确实带一个 </w:t>
       </w:r>
       <w:r>
@@ -3136,6 +3313,7 @@
         <w:t>_signature</w:t>
       </w:r>
       <w:r>
+        <w:rPr/>
         <w:t xml:space="preserve"> 反爬签名，我们</w:t>
       </w:r>
       <w:r>
@@ -3145,6 +3323,7 @@
         <w:t>既没有逆向也没有复现它</w:t>
       </w:r>
       <w:r>
+        <w:rPr/>
         <w:t>——实测把这个参数整个去掉，接口照常返回 200 和同样的公开职位数据，这恰恰说明接口本身对公众开放，我们只是用更朴素的方式访问了同一份公开数据。另外这些站点是</w:t>
       </w:r>
       <w:r>
@@ -3154,6 +3333,7 @@
         <w:t>企业自己的官方招聘官网</w:t>
       </w:r>
       <w:r>
+        <w:rPr/>
         <w:t xml:space="preserve">（托管在飞书招聘 SaaS 上，域名 </w:t>
       </w:r>
       <w:r>
@@ -3163,6 +3343,7 @@
         <w:t>{企业}.jobs.feishu.cn</w:t>
       </w:r>
       <w:r>
+        <w:rPr/>
         <w:t xml:space="preserve">），性质与腾讯/网易招聘官网一致，所以定 tier=official、权威度 1.0。租户也不是随便挑的：探测了 95 个候选 slug，只采公开职位数 &gt; 0 的 11 家。依据在 </w:t>
       </w:r>
       <w:r>
@@ -3172,6 +3353,7 @@
         <w:t>data/collect/采集合规说明.md</w:t>
       </w:r>
       <w:r>
+        <w:rPr/>
         <w:t xml:space="preserve"> 与 </w:t>
       </w:r>
       <w:r>
@@ -3181,6 +3363,7 @@
         <w:t>probe_ats_report.json</w:t>
       </w:r>
       <w:r>
+        <w:rPr/>
         <w:t>。</w:t>
       </w:r>
     </w:p>
@@ -3191,10 +3374,9 @@
         </w:rPr>
         <w:t>Q12-2：为什么不采 BOSS直聘、51job 这些主流招聘平台？数据量不是更大吗？</w:t>
       </w:r>
-    </w:p>
-    <w:p>
-      <w:r>
-        <w:t>A：</w:t>
+      <w:r>
+        <w:rPr/>
+        <w:t xml:space="preserve"> A：</w:t>
       </w:r>
       <w:r>
         <w:rPr>
@@ -3203,6 +3385,7 @@
         <w:t>因为实测下来它们要么 robots 明确禁止、要么必须破解反爬，我们一条都不采</w:t>
       </w:r>
       <w:r>
+        <w:rPr/>
         <w:t xml:space="preserve">。这不是没查，恰恰是查过才不采——本轮用 </w:t>
       </w:r>
       <w:r>
@@ -3212,6 +3395,7 @@
         <w:t>probe_sources.py</w:t>
       </w:r>
       <w:r>
+        <w:rPr/>
         <w:t xml:space="preserve"> 对 </w:t>
       </w:r>
       <w:r>
@@ -3221,14 +3405,16 @@
         <w:t>39 个候选站点</w:t>
       </w:r>
       <w:r>
+        <w:rPr/>
         <w:t>逐一取 robots.txt 并对入口发 1 次 GET（探测阶段不采任何数据），逐条结论是：</w:t>
       </w:r>
     </w:p>
     <w:tbl>
       <w:tblPr>
         <w:tblStyle w:val="LightGrid-Accent1"/>
-        <w:tblW w:type="auto" w:w="0"/>
         <w:tblLook w:firstColumn="1" w:firstRow="1" w:lastColumn="0" w:lastRow="0" w:noHBand="0" w:noVBand="1" w:val="04A0"/>
+        <w:tblLayout w:type="autofit"/>
+        <w:tblW w:type="pct" w:w="5000"/>
       </w:tblPr>
       <w:tblGrid>
         <w:gridCol w:w="2880"/>
@@ -3236,6 +3422,10 @@
         <w:gridCol w:w="2880"/>
       </w:tblGrid>
       <w:tr>
+        <w:trPr>
+          <w:tblHeader w:val="true"/>
+          <w:cantSplit/>
+        </w:trPr>
         <w:tc>
           <w:tcPr>
             <w:tcW w:type="dxa" w:w="2880"/>
@@ -3298,6 +3488,9 @@
         </w:tc>
       </w:tr>
       <w:tr>
+        <w:trPr>
+          <w:cantSplit/>
+        </w:trPr>
         <w:tc>
           <w:tcPr>
             <w:tcW w:type="dxa" w:w="2880"/>
@@ -3426,6 +3619,9 @@
         </w:tc>
       </w:tr>
       <w:tr>
+        <w:trPr>
+          <w:cantSplit/>
+        </w:trPr>
         <w:tc>
           <w:tcPr>
             <w:tcW w:type="dxa" w:w="2880"/>
@@ -3495,6 +3691,9 @@
         </w:tc>
       </w:tr>
       <w:tr>
+        <w:trPr>
+          <w:cantSplit/>
+        </w:trPr>
         <w:tc>
           <w:tcPr>
             <w:tcW w:type="dxa" w:w="2880"/>
@@ -3558,6 +3757,9 @@
         </w:tc>
       </w:tr>
       <w:tr>
+        <w:trPr>
+          <w:cantSplit/>
+        </w:trPr>
         <w:tc>
           <w:tcPr>
             <w:tcW w:type="dxa" w:w="2880"/>
@@ -3634,6 +3836,9 @@
         </w:tc>
       </w:tr>
       <w:tr>
+        <w:trPr>
+          <w:cantSplit/>
+        </w:trPr>
         <w:tc>
           <w:tcPr>
             <w:tcW w:type="dxa" w:w="2880"/>
@@ -3703,6 +3908,9 @@
         </w:tc>
       </w:tr>
       <w:tr>
+        <w:trPr>
+          <w:cantSplit/>
+        </w:trPr>
         <w:tc>
           <w:tcPr>
             <w:tcW w:type="dxa" w:w="2880"/>
@@ -3772,6 +3980,9 @@
         </w:tc>
       </w:tr>
       <w:tr>
+        <w:trPr>
+          <w:cantSplit/>
+        </w:trPr>
         <w:tc>
           <w:tcPr>
             <w:tcW w:type="dxa" w:w="2880"/>
@@ -3830,6 +4041,7 @@
     </w:tbl>
     <w:p>
       <w:r>
+        <w:rPr/>
         <w:t>同样的标准也用在数据集上：阿里天池（需登录+学生认证）、和鲸 Heywhale（需注册登录）、textdata.cn（需加微信索取）</w:t>
       </w:r>
       <w:r>
@@ -3839,11 +4051,13 @@
         <w:t>一律未下载</w:t>
       </w:r>
       <w:r>
+        <w:rPr/>
         <w:t>，最终选用 HuggingFace 上许可证明示（AFL-3.0）、直链可下、无需登录的公开数据集。</w:t>
       </w:r>
     </w:p>
     <w:p>
       <w:r>
+        <w:rPr/>
         <w:t>这里有一个必须主动交代的口径问题：我们的探测脚本判定"robots 是否禁止目标路径"时</w:t>
       </w:r>
       <w:r>
@@ -3853,6 +4067,7 @@
         <w:t>只比对 URL 路径、不含查询串</w:t>
       </w:r>
       <w:r>
+        <w:rPr/>
         <w:t>，所以 BOSS直聘、猎聘这类"用查询串规则禁止检索"的站点，脚本机械判定是"否"；但</w:t>
       </w:r>
       <w:r>
@@ -3862,6 +4077,7 @@
         <w:t>实际的职位检索必然携带查询串、必然命中其 Disallow 规则</w:t>
       </w:r>
       <w:r>
+        <w:rPr/>
         <w:t xml:space="preserve">，所以我们在报告里按真实语义判定为"不采"，而不是拿脚本的机械结论给自己开绿灯。这一点写在 </w:t>
       </w:r>
       <w:r>
@@ -3871,6 +4087,7 @@
         <w:t>数据源实测报告.md</w:t>
       </w:r>
       <w:r>
+        <w:rPr/>
         <w:t xml:space="preserve"> 的"读表须知"里。</w:t>
       </w:r>
     </w:p>
@@ -3882,6 +4099,7 @@
         <w:t>结论一句话</w:t>
       </w:r>
       <w:r>
+        <w:rPr/>
         <w:t>：39 个候选源逐一实测后，我们只对</w:t>
       </w:r>
       <w:r>
@@ -3891,6 +4109,7 @@
         <w:t>企业官方招聘官网</w:t>
       </w:r>
       <w:r>
+        <w:rPr/>
         <w:t>与</w:t>
       </w:r>
       <w:r>
@@ -3900,6 +4119,7 @@
         <w:t>国家级公共就业平台</w:t>
       </w:r>
       <w:r>
+        <w:rPr/>
         <w:t>两类无登录墙、无反爬、robots 未禁的公开接口采集数据；</w:t>
       </w:r>
       <w:r>
@@ -3909,6 +4129,7 @@
         <w:t>所有聚合类招聘平台一条都没有采</w:t>
       </w:r>
       <w:r>
+        <w:rPr/>
         <w:t>。少拿到的数据量，我们用"多个企业官网 + 国家级平台 + 公开历史数据集"的组合补上了——这也是我们敢说数据"可信、可查、可问责"的底气。</w:t>
       </w:r>
     </w:p>
@@ -3919,122 +4140,314 @@
         </w:rPr>
         <w:t>Q13：新兴岗位凭什么说它"新兴"？</w:t>
       </w:r>
-    </w:p>
-    <w:p>
-      <w:r>
-        <w:t>A：双判据+权威佐证。判据：①近两年（2025/2026 最佳）新出现，或 ②曾出现→沉寂→复兴。佐证分级：人社部新职业/新工种文件（如 2026-07-02 公示的"智能体开发员"工种、"具身智能机器人应用技术员"新职业；2025-07-22 第七批的"生成式人工智能系统测试员"）&gt; 头部机构报告（翰德/脉脉/麦肯锡）&gt; 多源网络证据，文件原文快照本地归档、逐岗位挂载可查。复兴型案例：人工智能数字人训练师（元宇宙期火→退潮→2024-08 人社部增设工种+大模型驱动复兴）。系统还能反向识别"回落"：提示词工程师已按报告证据降级为常规岗位并记录演化叙事。</w:t>
-      </w:r>
-    </w:p>
-    <w:p>
+      <w:r>
+        <w:rPr/>
+        <w:t xml:space="preserve"> A：双判据+权威佐证。判据：①近两年（2025/2026 最佳）新出现，或 ②曾出现→沉寂→复兴。佐证分级：人社部新职业/新工种文件（如 2026-07-02 公示的"智能体开发员"工种、"具身智能机器人应用技术员"新职业；2025-07-22 第七批的"生成式人工智能系统测试员"）&gt; 头部机构报告（翰德/脉脉/麦肯锡）&gt; 多源网络证据，文件原文快照本地归档、逐岗位挂载可查。当前生产库共有 </w:t>
+      </w:r>
       <w:r>
         <w:rPr>
           <w:b/>
         </w:rPr>
-        <w:t>Q14：置信度这个数怎么算出来的？为什么比上一版高了？</w:t>
+        <w:t>21 条 AuthorityEvidence，覆盖 19/32 个岗位；6/6 新兴岗位全部覆盖，其中新兴岗位挂 8 条</w:t>
+      </w:r>
+      <w:r>
+        <w:rPr/>
+        <w:t>。补齐时对 26 个缺口逐一考证，只录入 13 条能由一手文件逐字核验的材料；另 13 个找不到或对应关系牵强的岗位不硬凑。复兴型案例：人工智能数字人训练师（元宇宙期火→退潮→2024-08 人社部增设工种+大模型驱动复兴）。系统还能反向识别"回落"：提示词工程师已按报告证据降级为常规岗位并记录演化叙事。</w:t>
       </w:r>
     </w:p>
     <w:p>
-      <w:r>
-        <w:t>A：唯一公式 C = 0.35·支持率 + 0.20·来源多样性 + 0.15·时效性 + 0.20·来源权威度 + 0.10·外部验证，五因子全部落库，前端点击任何置信度徽章都能看到五因子分解（每项的值、权重、贡献分）。例如某技能被 9/13 条有效 JD 提及（0.69）、覆盖 3 个独立平台（3/3=1.0 达封顶）、新鲜度 0.88、全部官网/政府来源（1.0）、无外部验证（0）→ C≈0.78。岗位整体置信度是粗粒度 active 能力项的权重加权平均。</w:t>
-      </w:r>
-    </w:p>
-    <w:p>
-      <w:r>
-        <w:t xml:space="preserve">全库均值本轮为 </w:t>
-      </w:r>
       <w:r>
         <w:rPr>
           <w:b/>
         </w:rPr>
-        <w:t>0.5613</w:t>
-      </w:r>
-      <w:r>
-        <w:t>，上一版口径是 0.6167——</w:t>
+        <w:t>Q14：当前置信度怎么算？为什么与历史口径不同？</w:t>
+      </w:r>
+      <w:r>
+        <w:rPr/>
+        <w:t xml:space="preserve"> A：唯一公式 C = 0.35·支持率 + 0.20·来源多样性 + 0.15·时效性 + 0.20·来源权威度 + 0.10·外部验证，五因子全部落库，前端点击任何置信度徽章都能看到五因子分解（每项的值、权重、贡献分）。</w:t>
       </w:r>
       <w:r>
         <w:rPr>
           <w:b/>
         </w:rPr>
-        <w:t>是下降，我们照实报，因为下降的原因恰恰是可信度提升。</w:t>
+        <w:t>假设算例</w:t>
+      </w:r>
+      <w:r>
+        <w:rPr/>
+        <w:t>：某技能被 9/13 条有效 JD 提及（0.69）、覆盖 3 个独立雇主实体（归一化去重后 3/3=1.0 达封顶）、新鲜度 0.88、全部官网/政府来源（1.0）、无外部验证（0）→ C≈0.78。岗位整体置信度是粗粒度 active 能力项的权重加权平均。</w:t>
       </w:r>
     </w:p>
     <w:p>
       <w:r>
-        <w:t xml:space="preserve">拆开看就清楚了：26 个既有岗位的均值是 </w:t>
+        <w:rPr/>
+        <w:t xml:space="preserve">当前 R6 最终生产均值为 </w:t>
       </w:r>
       <w:r>
         <w:rPr>
           <w:b/>
         </w:rPr>
-        <w:t>0.5605</w:t>
-      </w:r>
-      <w:r>
-        <w:t xml:space="preserve">；变的是 6 个新兴岗位，从约 0.9 回落到 </w:t>
+        <w:t>0.5502</w:t>
+      </w:r>
+      <w:r>
+        <w:rPr/>
+        <w:t xml:space="preserve">（2026-08-30 口径）；26 个既有岗位均值 </w:t>
       </w:r>
       <w:r>
         <w:rPr>
           <w:b/>
         </w:rPr>
-        <w:t>0.5644</w:t>
-      </w:r>
-      <w:r>
-        <w:t xml:space="preserve">。原因是上一版这 6 个岗位的能力项来自「联网检索证据 + 一次大模型定义」，置信度由 </w:t>
+        <w:t>0.5271</w:t>
+      </w:r>
+      <w:r>
+        <w:rPr/>
+        <w:t xml:space="preserve">，6 个新兴岗位均值 </w:t>
+      </w:r>
+      <w:r>
+        <w:rPr>
+          <w:b/>
+        </w:rPr>
+        <w:t>0.6507</w:t>
+      </w:r>
+      <w:r>
+        <w:rPr/>
+        <w:t>（同一口径日期）。</w:t>
+      </w:r>
+    </w:p>
+    <w:p>
+      <w:r>
+        <w:rPr/>
+        <w:t>置信度</w:t>
+      </w:r>
+      <w:r>
+        <w:rPr>
+          <w:b/>
+        </w:rPr>
+        <w:t>带日期是必需的，不是谨慎</w:t>
+      </w:r>
+      <w:r>
+        <w:rPr/>
+        <w:t xml:space="preserve">：五因子里的「时效性」随 JD 变旧而下降，服务器上的置信度批算调度器每天 02:30 按当天 </w:t>
       </w:r>
       <w:r>
         <w:rPr>
           <w:rFonts w:ascii="Consolas" w:hAnsi="Consolas"/>
         </w:rPr>
-        <w:t>factors_from_web</w:t>
-      </w:r>
-      <w:r>
-        <w:t xml:space="preserve"> 对少量检索命中打分，数字孪生工程技术人员一度拿到 </w:t>
+        <w:t>as_of</w:t>
+      </w:r>
+      <w:r>
+        <w:rPr/>
+        <w:t xml:space="preserve"> 重算一次（它属于系统自有重算，不在 </w:t>
+      </w:r>
+      <w:r>
+        <w:rPr>
+          <w:rFonts w:ascii="Consolas" w:hAnsi="Consolas"/>
+        </w:rPr>
+        <w:t>READ_ONLY</w:t>
+      </w:r>
+      <w:r>
+        <w:rPr/>
+        <w:t xml:space="preserve"> 闸内），因此全库均值会以约 </w:t>
       </w:r>
       <w:r>
         <w:rPr>
           <w:b/>
         </w:rPr>
-        <w:t>1.000</w:t>
-      </w:r>
-      <w:r>
-        <w:t>；本轮它们改由真实 JD 语料重建，与既有岗位走</w:t>
+        <w:t>-0.0003/天</w:t>
+      </w:r>
+      <w:r>
+        <w:rPr/>
+        <w:t xml:space="preserve"> 的速度自然衰减：实测 +1 天 0.5499、+7 天 0.5481、+30 天 0.5417、+90 天 0.5275。</w:t>
       </w:r>
       <w:r>
         <w:rPr>
           <w:b/>
         </w:rPr>
-        <w:t>同一条交叉验证链</w:t>
-      </w:r>
-      <w:r>
-        <w:t xml:space="preserve">，分数自然回到真实水平。既有岗位这一侧本轮只动过两个（Java 开发工程师、AI 产品经理），它们的 </w:t>
+        <w:t>这是设计特性而非缺陷</w:t>
+      </w:r>
+      <w:r>
+        <w:rPr/>
+        <w:t>——语料不更新则置信度自然回落，正是「动态演化」在分数上的体现；要维持高置信度就必须持续补充新语料。所以本材料里的均值一律标注口径日期，评委在不同日期打开线上站点看到的数会略低于此处，属预期行为。同时实测了 +1/+7/+30/+90 四个时点，「active 但独立雇主 &lt; 2」的违规数</w:t>
+      </w:r>
+      <w:r>
+        <w:rPr>
+          <w:b/>
+        </w:rPr>
+        <w:t>始终为 0</w:t>
+      </w:r>
+      <w:r>
+        <w:rPr/>
+        <w:t xml:space="preserve">——闸门不会因时间流逝被重新突破，夜间批算还会持续强制这条闸门（只降级、绝不自动升级，见 </w:t>
       </w:r>
       <w:r>
         <w:rPr>
           <w:rFonts w:ascii="Consolas" w:hAnsi="Consolas"/>
         </w:rPr>
-        <w:t>source_count</w:t>
-      </w:r>
-      <w:r>
-        <w:t xml:space="preserve"> 曾被线上误点按一两条 JD 的小窗口重算，复原后既有均值由 0.5483 回到 0.5605——</w:t>
+        <w:t>confidence_batch._job_calculation</w:t>
+      </w:r>
+      <w:r>
+        <w:rPr/>
+        <w:t xml:space="preserve">）。这是「一次修复 + 持续守护」的完整证据链。R6 整改前只读基线为 </w:t>
       </w:r>
       <w:r>
         <w:rPr>
           <w:b/>
         </w:rPr>
-        <w:t>动的是被污染的数据，公式一个参数没碰</w:t>
-      </w:r>
-      <w:r>
-        <w:t>。</w:t>
+        <w:t>0.4783</w:t>
+      </w:r>
+      <w:r>
+        <w:rPr/>
+        <w:t>；更早材料采用过不同数据状态下的均值，均不作为当前值。</w:t>
       </w:r>
     </w:p>
     <w:p>
+      <w:r>
+        <w:rPr/>
+        <w:t xml:space="preserve">R6 完成了 13 条严格考证的一手权威佐证补齐、雇主实体归一化、细粒度能力补闸和统一五因子重算；同时摘除 155 个错挂 JD—岗位对、删除 605 条错误 Evidence、将 64 条失去交叉验证支持的 active 降为 candidate。收尾时又在影子库上把「≥2 个独立雇主才能 active」这道闸门对全库补跑了一遍，查出 </w:t>
+      </w:r>
       <w:r>
         <w:rPr>
           <w:b/>
         </w:rPr>
-        <w:t>公式、五因子权重、多样性封顶值（3）、过滤阈值（0.45）依旧一个都没改。</w:t>
-      </w:r>
-      <w:r>
-        <w:t xml:space="preserve"> 一个岗位在能力图谱里拿到 1.000 的置信度，本身就是应该被怀疑的信号——我们宁可要一个可解释的 0.55，也不要一个不可解释的 1.00。</w:t>
+        <w:t>48 条 active 实际只有 0 或 1 个独立雇主支撑</w:t>
+      </w:r>
+      <w:r>
+        <w:rPr/>
+        <w:t>——历史遗留，非本轮引入——全部降为 candidate，active 860→</w:t>
+      </w:r>
+      <w:r>
+        <w:rPr>
+          <w:b/>
+        </w:rPr>
+        <w:t>812</w:t>
+      </w:r>
+      <w:r>
+        <w:rPr/>
+        <w:t>、candidate 3556→</w:t>
+      </w:r>
+      <w:r>
+        <w:rPr>
+          <w:b/>
+        </w:rPr>
+        <w:t>3604</w:t>
+      </w:r>
+      <w:r>
+        <w:rPr/>
+        <w:t>，证据链保留、</w:t>
+      </w:r>
+      <w:r>
+        <w:rPr>
+          <w:b/>
+        </w:rPr>
+        <w:t>无任何 candidate 被自动升级</w:t>
+      </w:r>
+      <w:r>
+        <w:rPr/>
+        <w:t>。</w:t>
+      </w:r>
+      <w:r>
+        <w:rPr>
+          <w:b/>
+        </w:rPr>
+        <w:t>均值 0.5356→0.5502 的上升是这一步的副作用，不是我们把分数调高了</w:t>
+      </w:r>
+      <w:r>
+        <w:rPr/>
+        <w:t xml:space="preserve">：被降级的正是置信度最低的一批（多在 0.16–0.33），移出 active 后剩下的平均值自然上升。这个数字如果被当成"改进成果"来讲，就是不诚实的。这 48 条的根因是可以指名道姓的：它们的证据 JD 绝大多数来自公开数据集 </w:t>
+      </w:r>
+      <w:r>
+        <w:rPr>
+          <w:rFonts w:ascii="Consolas" w:hAnsi="Consolas"/>
+        </w:rPr>
+        <w:t>dataset_aijob2024</w:t>
+      </w:r>
+      <w:r>
+        <w:rPr/>
+        <w:t>（</w:t>
+      </w:r>
+      <w:r>
+        <w:rPr>
+          <w:rFonts w:ascii="Consolas" w:hAnsi="Consolas"/>
+        </w:rPr>
+        <w:t>huggingface.co/datasets/RocXuLi/AI_Job_DataSet_1000_</w:t>
+      </w:r>
+      <w:r>
+        <w:rPr/>
+        <w:t>），而这批语料是</w:t>
+      </w:r>
+      <w:r>
+        <w:rPr>
+          <w:b/>
+        </w:rPr>
+        <w:t>匿名化的——</w:t>
+      </w:r>
+      <w:r>
+        <w:rPr>
+          <w:rFonts w:ascii="Consolas" w:hAnsi="Consolas"/>
+          <w:b/>
+        </w:rPr>
+        <w:t>company</w:t>
+      </w:r>
+      <w:r>
+        <w:rPr>
+          <w:b/>
+        </w:rPr>
+        <w:t xml:space="preserve"> 字段本身就是空的</w:t>
+      </w:r>
+      <w:r>
+        <w:rPr/>
+        <w:t>。所以问题不是"证据不够多"，而是</w:t>
+      </w:r>
+      <w:r>
+        <w:rPr>
+          <w:b/>
+        </w:rPr>
+        <w:t>这类来源在原理上就无法证明独立雇主</w:t>
+      </w:r>
+      <w:r>
+        <w:rPr/>
+        <w:t>，理应过不了「≥2 个独立雇主实体」这道闸门。闸门把"匿名语料堆出来的能力项"挡在 active 之外，正是它被设计出来要做的事。受影响的只有 8 个岗位（自动驾驶算法工程师 8→2、机器人算法工程师 10→4、多模态算法工程师 17→11、AIGC算法工程师 16→13，大模型算法工程师 / 大模型推理优化工程师 / 智能硬件开发工程师 / 生成式人工智能系统测试员 各降 2–3），</w:t>
+      </w:r>
+      <w:r>
+        <w:rPr>
+          <w:b/>
+        </w:rPr>
+        <w:t>其余 24 个岗位的 active 数完全没变</w:t>
+      </w:r>
+      <w:r>
+        <w:rPr/>
+        <w:t>。人工智能数字人训练师修复后只剩 1 个契约能力簇，按证据不足展示，不用错证据补齐页面。</w:t>
+      </w:r>
+    </w:p>
+    <w:p>
+      <w:r>
+        <w:rPr>
+          <w:b/>
+        </w:rPr>
+        <w:t>公式、五因子权重、多样性封顶值（3）、过滤阈值（0.45）均未逐岗调整。</w:t>
+      </w:r>
+      <w:r>
+        <w:rPr/>
+        <w:t xml:space="preserve"> 当前来源多样性按独立雇主实体去重，分数变化由关系状态、雇主级支持、权威佐证、时效与外部验证共同决定，不能沿用"多平台使均值上升"的旧解释。有效非重复 JD 中雇主已识别 </w:t>
+      </w:r>
+      <w:r>
+        <w:rPr>
+          <w:b/>
+        </w:rPr>
+        <w:t>2105/2404（87.56%）</w:t>
+      </w:r>
+      <w:r>
+        <w:rPr/>
+        <w:t>；RoleContract 已评估 32 岗，</w:t>
+      </w:r>
+      <w:r>
+        <w:rPr>
+          <w:b/>
+        </w:rPr>
+        <w:t>6 岗 ready（18.75%）</w:t>
+      </w:r>
+      <w:r>
+        <w:rPr/>
+        <w:t>。ready 是满足 8–12 个同粒度能力簇门槛的治理投影，不是岗位存在性的判断。</w:t>
       </w:r>
     </w:p>
     <w:p>
@@ -4044,19 +4457,9 @@
         </w:rPr>
         <w:t>Q15：中级和高级工程师的能力差异怎么体现？</w:t>
       </w:r>
-    </w:p>
-    <w:p>
-      <w:r>
-        <w:t xml:space="preserve">A：真实 JD 采集时按标题（高级/资深）与经验年限（0-3/3-5/5+ 年）推断级别分桶，各桶独立跑同一套交叉验证聚合得到分级画像，"中级→高级"就是两桶画像的 diff：晋升需新增掌握哪些技能、哪些技能权重/掌握深度要求提升、哪些初级要求在高级 JD 中不再单列（默认前提）。当前 </w:t>
-      </w:r>
-      <w:r>
-        <w:rPr>
-          <w:b/>
-        </w:rPr>
-        <w:t>32 个岗位全部</w:t>
-      </w:r>
-      <w:r>
-        <w:t>建有三档画像（</w:t>
+      <w:r>
+        <w:rPr/>
+        <w:t xml:space="preserve"> A：真实 JD 采集时按标题（高级/资深）与经验年限（0-3/3-5/5+ 年）推断级别分桶，各桶独立跑同一套交叉验证聚合得到分级画像，"中级→高级"就是两桶画像的 diff：晋升需新增掌握哪些技能、哪些技能权重/掌握深度要求提升、哪些初级要求在高级 JD 中不再单列（默认前提）。R6 最终 </w:t>
       </w:r>
       <w:r>
         <w:rPr>
@@ -4065,7 +4468,48 @@
         <w:t>job_level_skill</w:t>
       </w:r>
       <w:r>
-        <w:t xml:space="preserve"> 共 1076 条；上一版 29 个，再上一版 22 个）。上一版未达标的 3 个是当时纯靠权威依据建的新兴岗位，JD 侧无级别信息可分桶；本轮它们改由真实 JD 语料重建后，级别可从标题与经验年限推断，三档随之达标。演化页"级别演化"模式以初→中→高阶梯视图展示。</w:t>
+        <w:rPr/>
+        <w:t xml:space="preserve"> 共 </w:t>
+      </w:r>
+      <w:r>
+        <w:rPr>
+          <w:b/>
+        </w:rPr>
+        <w:t>828 条，覆盖 27/32 岗</w:t>
+      </w:r>
+      <w:r>
+        <w:rPr/>
+        <w:t xml:space="preserve">，越界 </w:t>
+      </w:r>
+      <w:r>
+        <w:rPr>
+          <w:b/>
+        </w:rPr>
+        <w:t>0/828（0.0%）</w:t>
+      </w:r>
+      <w:r>
+        <w:rPr/>
+        <w:t xml:space="preserve">。没有画像的是 </w:t>
+      </w:r>
+      <w:r>
+        <w:rPr>
+          <w:b/>
+        </w:rPr>
+        <w:t>5 个岗位</w:t>
+      </w:r>
+      <w:r>
+        <w:rPr/>
+        <w:t xml:space="preserve">（机器人算法工程师、自动驾驶算法工程师、人工智能数字人训练师、提示词工程师、智能硬件开发工程师）；它们当前证据不足，因此清空历史画像，不用失效残影撑页面。其中两个是本轮补闸降级后才退出的：画像必须与岗位 active 能力集取交集，能力项被降为候选后，该岗位就凑不满 2 档。修复的根因是画像生命周期：旧实现只删除当前精确切片，已失效的 </w:t>
+      </w:r>
+      <w:r>
+        <w:rPr>
+          <w:rFonts w:ascii="Consolas" w:hAnsi="Consolas"/>
+        </w:rPr>
+        <w:t>track/industry/recruitment</w:t>
+      </w:r>
+      <w:r>
+        <w:rPr/>
+        <w:t xml:space="preserve"> 切片和被跳过岗位的旧行会残留；现改为整岗位目标状态替换，不达标也清旧画像。演化页"级别演化"模式对有画像的 27 岗展示初→中→高阶梯视图。</w:t>
       </w:r>
     </w:p>
     <w:p>
@@ -4075,10 +4519,9 @@
         </w:rPr>
         <w:t>Q16：2018→2024→2026 的演化里，新增能力那么多，是真的能力增长还是数据变多了？</w:t>
       </w:r>
-    </w:p>
-    <w:p>
-      <w:r>
-        <w:t>A：</w:t>
+      <w:r>
+        <w:rPr/>
+        <w:t xml:space="preserve"> A：</w:t>
       </w:r>
       <w:r>
         <w:rPr>
@@ -4087,16 +4530,18 @@
         <w:t>必须承认，两者都有，而且我们没法完全分开。</w:t>
       </w:r>
       <w:r>
+        <w:rPr/>
         <w:t xml:space="preserve"> 三个时间切片的来源丰富度并不对等：2018 与 2024 两个切片</w:t>
       </w:r>
       <w:r>
         <w:rPr>
           <w:b/>
         </w:rPr>
-        <w:t>各自只有单一公开数据集来源</w:t>
-      </w:r>
-      <w:r>
-        <w:t>，交叉验证机制在这两个切片上天然拿不到多源支持，所以它们确认下来的能力项偏少；而 2026 切片有腾讯 / 网易 / 飞书 ATS / 国聘四个独立来源。结果就是 621 条变更里有 493 条落在 2026 这一步，</w:t>
+        <w:t>各自只有单一公开数据集渠道</w:t>
+      </w:r>
+      <w:r>
+        <w:rPr/>
+        <w:t>，交叉验证机制在这两个切片上天然拿不到多雇主支持，所以它们确认下来的能力项偏少；2026 切片覆盖腾讯、网易、飞书 ATS、国聘四类主要分发渠道，但交叉验证仍按独立雇主实体去重，同雇主跨平台不重复计数。结果就是 621 条变更里有 493 条落在 2026 这一步，</w:t>
       </w:r>
       <w:r>
         <w:rPr>
@@ -4105,11 +4550,13 @@
         <w:t>其中一部分来自来源丰富度提升，而不是纯粹的岗位能力增长</w:t>
       </w:r>
       <w:r>
+        <w:rPr/>
         <w:t>。同样地，淘汰结论也受语料用词偏好影响（Java 岗 23 项淘汰里的 Django/Flask 就是 2018 语料聚类污染被修正，见 Q6-1）。我们在测试报告里专门写了这条局限，不把它包装成"八年间能力爆发式增长"。要消除这个效应，得补齐历史年份的多源语料（更多年份的公开数据集、政府平台历史归档），让各切片的来源结构可比——这是我们列出的后续工作。</w:t>
       </w:r>
     </w:p>
     <w:p>
       <w:r>
+        <w:rPr/>
         <w:t>不过有一类证据不受这个问题影响：</w:t>
       </w:r>
       <w:r>
@@ -4119,28 +4566,36 @@
         <w:t>14 个岗位在 2018 语料里完全检索不到</w:t>
       </w:r>
       <w:r>
+        <w:rPr/>
         <w:t>（大模型算法、AI 智能体开发、具身智能、数字孪生、AIGC、多模态、自动驾驶、数字人等）。这不是"提及次数少"，是"根本不存在"，无论来源多少都不会改变结论——这是"新岗位涌现"最硬的直接证据。</w:t>
       </w:r>
     </w:p>
     <w:p>
       <w:pPr>
         <w:pStyle w:val="Heading1"/>
+        <w:keepNext/>
       </w:pPr>
       <w:r>
+        <w:rPr/>
         <w:t>七、技术难点与解决</w:t>
       </w:r>
     </w:p>
     <w:tbl>
       <w:tblPr>
         <w:tblStyle w:val="LightGrid-Accent1"/>
-        <w:tblW w:type="auto" w:w="0"/>
         <w:tblLook w:firstColumn="1" w:firstRow="1" w:lastColumn="0" w:lastRow="0" w:noHBand="0" w:noVBand="1" w:val="04A0"/>
+        <w:tblLayout w:type="autofit"/>
+        <w:tblW w:type="pct" w:w="5000"/>
       </w:tblPr>
       <w:tblGrid>
         <w:gridCol w:w="4320"/>
         <w:gridCol w:w="4320"/>
       </w:tblGrid>
       <w:tr>
+        <w:trPr>
+          <w:tblHeader w:val="true"/>
+          <w:cantSplit/>
+        </w:trPr>
         <w:tc>
           <w:tcPr>
             <w:tcW w:type="dxa" w:w="4320"/>
@@ -4183,6 +4638,9 @@
         </w:tc>
       </w:tr>
       <w:tr>
+        <w:trPr>
+          <w:cantSplit/>
+        </w:trPr>
         <w:tc>
           <w:tcPr>
             <w:tcW w:type="dxa" w:w="4320"/>
@@ -4221,6 +4679,9 @@
         </w:tc>
       </w:tr>
       <w:tr>
+        <w:trPr>
+          <w:cantSplit/>
+        </w:trPr>
         <w:tc>
           <w:tcPr>
             <w:tcW w:type="dxa" w:w="4320"/>
@@ -4259,6 +4720,9 @@
         </w:tc>
       </w:tr>
       <w:tr>
+        <w:trPr>
+          <w:cantSplit/>
+        </w:trPr>
         <w:tc>
           <w:tcPr>
             <w:tcW w:type="dxa" w:w="4320"/>
@@ -4297,6 +4761,9 @@
         </w:tc>
       </w:tr>
       <w:tr>
+        <w:trPr>
+          <w:cantSplit/>
+        </w:trPr>
         <w:tc>
           <w:tcPr>
             <w:tcW w:type="dxa" w:w="4320"/>
@@ -4335,6 +4802,9 @@
         </w:tc>
       </w:tr>
       <w:tr>
+        <w:trPr>
+          <w:cantSplit/>
+        </w:trPr>
         <w:tc>
           <w:tcPr>
             <w:tcW w:type="dxa" w:w="4320"/>
@@ -4373,6 +4843,9 @@
         </w:tc>
       </w:tr>
       <w:tr>
+        <w:trPr>
+          <w:cantSplit/>
+        </w:trPr>
         <w:tc>
           <w:tcPr>
             <w:tcW w:type="dxa" w:w="4320"/>
@@ -4411,6 +4884,9 @@
         </w:tc>
       </w:tr>
       <w:tr>
+        <w:trPr>
+          <w:cantSplit/>
+        </w:trPr>
         <w:tc>
           <w:tcPr>
             <w:tcW w:type="dxa" w:w="4320"/>
@@ -4449,6 +4925,9 @@
         </w:tc>
       </w:tr>
       <w:tr>
+        <w:trPr>
+          <w:cantSplit/>
+        </w:trPr>
         <w:tc>
           <w:tcPr>
             <w:tcW w:type="dxa" w:w="4320"/>
@@ -4490,8 +4969,10 @@
     <w:p>
       <w:pPr>
         <w:pStyle w:val="Heading1"/>
+        <w:keepNext/>
       </w:pPr>
       <w:r>
+        <w:rPr/>
         <w:t>八、局限性与改进方向（体现深度与诚实）</w:t>
       </w:r>
     </w:p>
@@ -4506,7 +4987,8 @@
         <w:t>时间切片来源不对等（最需要如实说明的一条）</w:t>
       </w:r>
       <w:r>
-        <w:t>：2018 与 2024 两个切片各自只有单一公开数据集来源，交叉验证拿不到多源支持，确认的能力项偏少；2026 切片有四个独立来源。因此演化变更绝大多数落在 2026 一步（493 / 621 条），</w:t>
+        <w:rPr/>
+        <w:t>：2018 与 2024 两个切片各自只有单一公开数据集渠道，交叉验证拿不到多雇主支持，确认的能力项偏少；2026 切片覆盖四类主要分发渠道，但交叉验证按独立雇主实体归一化，同雇主跨平台不重复计数。因此演化变更绝大多数落在 2026 一步（493 / 621 条），</w:t>
       </w:r>
       <w:r>
         <w:rPr>
@@ -4515,6 +4997,7 @@
         <w:t>其中一部分来自来源丰富度提升而非纯粹的岗位能力增长</w:t>
       </w:r>
       <w:r>
+        <w:rPr/>
         <w:t>。→ 后续补齐历史年份的多源语料（更多年份公开数据集、政府平台历史归档），使各切片来源结构可比。</w:t>
       </w:r>
     </w:p>
@@ -4529,6 +5012,7 @@
         <w:t>淘汰判据牺牲了召回，且残留聚类噪声</w:t>
       </w:r>
       <w:r>
+        <w:rPr/>
         <w:t>：按"窗口 JD 数 ≥20"的门槛，样本薄的岗位（运维 16 条、大数据平台 13 条）主动不下淘汰结论，143 条淘汰是</w:t>
       </w:r>
       <w:r>
@@ -4538,6 +5022,7 @@
         <w:t>下限</w:t>
       </w:r>
       <w:r>
+        <w:rPr/>
         <w:t>；已判出的淘汰里，Java 岗的 Django/Flask 属 2018 语料</w:t>
       </w:r>
       <w:r>
@@ -4547,6 +5032,7 @@
         <w:t>聚类污染</w:t>
       </w:r>
       <w:r>
+        <w:rPr/>
         <w:t>被新语料修正，非真实技术退场（见 Q6-1）。→ 提升岗位聚类精度、补齐薄窗口语料。</w:t>
       </w:r>
     </w:p>
@@ -4555,6 +5041,7 @@
         <w:pStyle w:val="ListBullet"/>
       </w:pPr>
       <w:r>
+        <w:rPr/>
         <w:t>2024 数据集只有「岗位名 + 技能标签 + JD 正文」，无 company/location/salary 字段（留空而非臆造），且样本集中在 AI/算法方向，因此 Java/后端/数据分析等传统岗位簇仍只有 2018 与 2026 两个观测点；</w:t>
       </w:r>
     </w:p>
@@ -4563,7 +5050,44 @@
         <w:pStyle w:val="ListBullet"/>
       </w:pPr>
       <w:r>
-        <w:t>当前向量模型对英文较弱 → 可接入更强的双语/领域向量模型增强语义匹配；</w:t>
+        <w:rPr>
+          <w:b/>
+        </w:rPr>
+        <w:t>匿名语料撑不起交叉验证（本轮补闸暴露的一条）</w:t>
+      </w:r>
+      <w:r>
+        <w:rPr/>
+        <w:t xml:space="preserve">：48 条被降级的 active，证据几乎全部来自 </w:t>
+      </w:r>
+      <w:r>
+        <w:rPr>
+          <w:rFonts w:ascii="Consolas" w:hAnsi="Consolas"/>
+        </w:rPr>
+        <w:t>dataset_aijob2024</w:t>
+      </w:r>
+      <w:r>
+        <w:rPr/>
+        <w:t xml:space="preserve"> 这个 </w:t>
+      </w:r>
+      <w:r>
+        <w:rPr>
+          <w:rFonts w:ascii="Consolas" w:hAnsi="Consolas"/>
+        </w:rPr>
+        <w:t>company</w:t>
+      </w:r>
+      <w:r>
+        <w:rPr/>
+        <w:t xml:space="preserve"> 字段为空的匿名公开数据集，在原理上无法证明独立雇主，因而过不了「≥2 个独立雇主实体」闸门；受影响的 8 个岗位以自动驾驶、机器人算法为主。→ </w:t>
+      </w:r>
+      <w:r>
+        <w:rPr>
+          <w:b/>
+        </w:rPr>
+        <w:t>针对这 8 个岗位定向补采带雇主署名的真实 JD，这批能力项就能凭真实交叉验证重新回到 active</w:t>
+      </w:r>
+      <w:r>
+        <w:rPr/>
+        <w:t>。这是有明确路径的改进项，不是遗留缺陷；本轮不做，是因为补采会再次改动全部头条数字，而发布口径必须先冻结。</w:t>
       </w:r>
     </w:p>
     <w:p>
@@ -4571,7 +5095,8 @@
         <w:pStyle w:val="ListBullet"/>
       </w:pPr>
       <w:r>
-        <w:t>技能先修关系部分依赖人工先验 → 可从大规模简历/课程数据中学习先修依赖；</w:t>
+        <w:rPr/>
+        <w:t>当前向量模型对英文较弱 → 可接入更强的双语/领域向量模型增强语义匹配；</w:t>
       </w:r>
     </w:p>
     <w:p>
@@ -4579,7 +5104,8 @@
         <w:pStyle w:val="ListBullet"/>
       </w:pPr>
       <w:r>
-        <w:t>趋势预测尚为静态 → 可引入时间序列对技能热度做趋势外推（技术 A 爆发的前瞻预警）；</w:t>
+        <w:rPr/>
+        <w:t>技能先修关系部分依赖人工先验 → 可从大规模简历/课程数据中学习先修依赖；</w:t>
       </w:r>
     </w:p>
     <w:p>
@@ -4587,17 +5113,31 @@
         <w:pStyle w:val="ListBullet"/>
       </w:pPr>
       <w:r>
-        <w:t>数据源可继续扩展更多合规信源（中国公共招聘网的公开查询接口本轮返回 502，已列为后续扩展源），进一步提升统计显著性。</w:t>
+        <w:rPr/>
+        <w:t>趋势预测尚为静态 → 可引入时间序列对技能热度做趋势外推（技术 A 爆发的前瞻预警）；</w:t>
       </w:r>
     </w:p>
     <w:p>
+      <w:pPr>
+        <w:pStyle w:val="ListBullet"/>
+      </w:pPr>
+      <w:r>
+        <w:rPr/>
+        <w:t>数据源可继续扩展更多合规信源（中国公共招聘网的公开查询接口本轮返回 502，已列为后续扩展源），进一步提升统计显著性。</w:t>
+      </w:r>
+    </w:p>
+    <w:p>
+      <w:pPr>
+        <w:pStyle w:val="ListBullet"/>
+      </w:pPr>
       <w:r>
         <w:rPr>
           <w:b/>
         </w:rPr>
-        <w:t>附</w:t>
-      </w:r>
-      <w:r>
+        <w:t>配套材料与在线体验</w:t>
+      </w:r>
+      <w:r>
+        <w:rPr/>
         <w:t xml:space="preserve">：详细设计见 </w:t>
       </w:r>
       <w:r>
@@ -4607,6 +5147,7 @@
         <w:t>作品设计与实现方案.docx</w:t>
       </w:r>
       <w:r>
+        <w:rPr/>
         <w:t xml:space="preserve">，指标见 </w:t>
       </w:r>
       <w:r>
@@ -4616,6 +5157,7 @@
         <w:t>测试方案与报告.docx</w:t>
       </w:r>
       <w:r>
+        <w:rPr/>
         <w:t xml:space="preserve">，演示见 </w:t>
       </w:r>
       <w:r>
@@ -4625,7 +5167,8 @@
         <w:t>演示视频脚本.docx</w:t>
       </w:r>
       <w:r>
-        <w:t>，在线体验 http://101.200.184.201:8200/</w:t>
+        <w:rPr/>
+        <w:t>；在线体验 http://101.200.184.201:8200/</w:t>
       </w:r>
     </w:p>
     <w:sectPr>

--- a/docs/技术答辩文档.docx
+++ b/docs/技术答辩文档.docx
@@ -1418,11 +1418,11 @@
         <w:rPr>
           <w:b/>
         </w:rPr>
-        <w:t>生产图谱另有 2570 条真实语料</w:t>
+        <w:t>生产图谱另有 3090 条真实语料</w:t>
       </w:r>
       <w:r>
         <w:rPr/>
-        <w:t>（5 类渠道 / 6 个 source、15 个采集批次）与之分轨：评测用受控夹具、上线用真实数据，两者互不污染；</w:t>
+        <w:t>（5 类渠道 / 6 个 source、21 个采集批次）与之分轨：评测用受控夹具、上线用真实数据，两者互不污染；</w:t>
       </w:r>
     </w:p>
     <w:p>
@@ -1530,7 +1530,7 @@
       </w:r>
       <w:r>
         <w:rPr/>
-        <w:t>来检验清洗鲁棒性，全部 100% 正确处理。指标脚本开源可一键复现。此外生产图谱走的是另一条轨道——2570 条真实采集 JD，在真实噪声下 SimHash 检出 166 条重复、通胀检测标记 460 条 JD，四道清洗工序（去重、通胀、时滞降权、同义词归一化）在真实数据上同样跑通。</w:t>
+        <w:t>来检验清洗鲁棒性，全部 100% 正确处理。指标脚本开源可一键复现。此外生产图谱走的是另一条轨道——3090 条真实采集 JD，在真实噪声下 SimHash 检出 230 条重复、通胀检测标记 460 条 JD，四道清洗工序（去重、通胀、时滞降权、同义词归一化）在真实数据上同样跑通。</w:t>
       </w:r>
     </w:p>
     <w:p>
@@ -2403,7 +2403,7 @@
         <w:rPr>
           <w:b/>
         </w:rPr>
-        <w:t>2570 条真实 JD、5 类渠道 / 6 个 source、15 个采集批次</w:t>
+        <w:t>3090 条真实 JD、5 类渠道 / 6 个 source、21 个采集批次</w:t>
       </w:r>
       <w:r>
         <w:rPr/>
@@ -2551,7 +2551,7 @@
         <w:rPr>
           <w:b/>
         </w:rPr>
-        <w:t>2570 条、5 类渠道 / 6 个 source、15 个采集批次</w:t>
+        <w:t>3090 条、5 类渠道 / 6 个 source、21 个采集批次</w:t>
       </w:r>
       <w:r>
         <w:rPr/>
@@ -2714,7 +2714,7 @@
               <w:rPr>
                 <w:sz w:val="19"/>
               </w:rPr>
-              <w:t>774</w:t>
+              <w:t>1022</w:t>
             </w:r>
           </w:p>
         </w:tc>
@@ -2768,7 +2768,7 @@
               <w:rPr>
                 <w:sz w:val="19"/>
               </w:rPr>
-              <w:t>11 家企业官方招聘官网；初始 r2 入库 629 条，物联网专项补入 145 条</w:t>
+              <w:t>11 家企业官方招聘官网；初始 r2 入库 629 条，物联网专项补入 145 条，2026R6T2 / 2026R6T3 / 2026R7H 批次扩采</w:t>
             </w:r>
           </w:p>
         </w:tc>
@@ -2809,7 +2809,7 @@
               <w:rPr>
                 <w:sz w:val="19"/>
               </w:rPr>
-              <w:t>671</w:t>
+              <w:t>943</w:t>
             </w:r>
           </w:p>
         </w:tc>
@@ -2863,7 +2863,7 @@
               <w:rPr>
                 <w:sz w:val="19"/>
               </w:rPr>
-              <w:t>中央广播电视总台主办的国家级公共招聘平台；初始 r2 入库 571 条，物联网专项补入 68 条，数字孪生/数字人专项补入 32 条</w:t>
+              <w:t>中央广播电视总台主办的国家级公共招聘平台；初始 r2 入库 571 条，物联网专项补入 68 条，数字孪生/数字人专项补入 32 条，2026R6T2 / 2026R6T3 / 2026R7H 批次扩采</w:t>
             </w:r>
           </w:p>
         </w:tc>
@@ -4433,7 +4433,7 @@
         <w:rPr>
           <w:b/>
         </w:rPr>
-        <w:t>2105/2404（87.56%）</w:t>
+        <w:t>2561/2860（89.55%）</w:t>
       </w:r>
       <w:r>
         <w:rPr/>

--- a/docs/技术答辩文档.docx
+++ b/docs/技术答辩文档.docx
@@ -152,45 +152,196 @@
           <w:rFonts w:ascii="Consolas" w:hAnsi="Consolas" w:eastAsia="Consolas"/>
           <w:sz w:val="18"/>
         </w:rPr>
-        <w:t>┌─────────────────────────────────────────────────────────┐</w:t>
+        <w:t>┌──────────────────────────────────────────────────────────────────────┐</w:t>
         <w:br/>
-        <w:t>│  前端 React+TS+ECharts （全景图谱/匹配雷达/演化时间线）        │</w:t>
+        <w:t>│ 前端 React18+TS+ECharts  门户 / 全景图谱 / 岗位详情 / 匹配雷达 /        │</w:t>
         <w:br/>
-        <w:t>├─────────────────────────────────────────────────────────┤</w:t>
+        <w:t>│                          演化时间线 / 人才盘点 / HR 批量 / 管理后台     │</w:t>
         <w:br/>
-        <w:t>│  API 层 FastAPI  jobs / graph / discovery / evolution / match │</w:t>
+        <w:t>├──────────────────────────────────────────────────────────────────────┤</w:t>
         <w:br/>
-        <w:t>├─────────────────────────────────────────────────────────┤</w:t>
+        <w:t>│ API 层 FastAPI（13 个 router，单 uvicorn 进程同端口托管前端）           │</w:t>
         <w:br/>
-        <w:t>│  服务层（核心逻辑，与框架解耦、可单测）                          │</w:t>
+        <w:t>│   公开  public(门户白名单统计) · chat(SSE 问答) · auth(注册/登录/me)    │</w:t>
         <w:br/>
-        <w:t>│   cleaning      多源清洗：SimHash去重/通胀/时滞/质量分           │</w:t>
+        <w:t>│   图谱  jobs · graph · discovery · evolution · match                  │</w:t>
         <w:br/>
-        <w:t>│   extraction    JD结构化解析（反幻觉提示工程）                   │</w:t>
+        <w:t>│   私有  me(本人) · hr(本组织) · talent · feedback · admin(用户/审计/用量)│</w:t>
         <w:br/>
-        <w:t>│   taxonomy      技能分类与同义词归一化（降噪）                    │</w:t>
+        <w:t>├──────────────────────────────────────────────────────────────────────┤</w:t>
         <w:br/>
-        <w:t>│   hallucination 交叉验证聚合 + 置信度（反幻觉核心）              │</w:t>
+        <w:t>│ 三层准入（互相独立，私有接口三层同时生效）                              │</w:t>
         <w:br/>
-        <w:t>│   discovery     新岗位发现（RAG接地）                          │</w:t>
+        <w:t>│   auth.py        scrypt 口令 + 哈希 Bearer 令牌（8h TTL）+ROLE_PERMISSIONS│</w:t>
         <w:br/>
-        <w:t>│   evolution     既有岗位能力演化（增删改）                      │</w:t>
+        <w:t>│   permissions.py 角色闸  require_user / require_hr / require_admin     │</w:t>
         <w:br/>
-        <w:t>│   resume        简历解析（PDF/Word）                          │</w:t>
+        <w:t>│   ownership.py   行级作用域闸 require_owner / require_org / owned_query │</w:t>
         <w:br/>
-        <w:t>│   matching      多维匹配/差距/学习路径                         │</w:t>
+        <w:t>│                  —— 越权一律 404 而非 403，避免被探测出资源是否存在      │</w:t>
         <w:br/>
-        <w:t>│   graph_service 图谱持久化与全景查询                           │</w:t>
+        <w:t>│   guards.py      写闸 READ_ONLY：图谱写路径 403，演化/发现降级 dry-run   │</w:t>
         <w:br/>
-        <w:t>│   ingest        数据接入编排 pipeline                         │</w:t>
+        <w:t>├──────────────────────────────────────────────────────────────────────┤</w:t>
         <w:br/>
-        <w:t>├─────────────────────────────────────────────────────────┤</w:t>
+        <w:t>│ 服务层（23 个模块，与框架解耦、可单测）                                 │</w:t>
         <w:br/>
-        <w:t>│  外部服务  DeepSeek(LLM) · BGE(向量) · Tavily+Serper(检索)      │</w:t>
+        <w:t>│  图谱构建链    cleaning(SimHash去重/通胀/时滞) → extraction(LLM解析)     │</w:t>
         <w:br/>
-        <w:t>│  存储      MySQL（图谱节点/关系/证据/演化/原始数据）              │</w:t>
+        <w:t>│                → taxonomy(归一化) → hallucination(交叉验证聚合)         │</w:t>
         <w:br/>
-        <w:t>└─────────────────────────────────────────────────────────┘</w:t>
+        <w:t>│                → graph_service(落库) ； ingest 编排                     │</w:t>
+        <w:br/>
+        <w:t>│  证据与置信度  confidence(全系统唯一五因子公式) · confidence_batch(02:30)│</w:t>
+        <w:br/>
+        <w:t>│                employer_resolution(独立来源=雇主实体) · job_resolution   │</w:t>
+        <w:br/>
+        <w:t>│                role_contract(证据图谱→8–12 同粒度能力簇的投影)          │</w:t>
+        <w:br/>
+        <w:t>│  演化与发现    evolution(增删改+capability_change 审计) · discovery(RAG) │</w:t>
+        <w:br/>
+        <w:t>│                leveling(初/中/高画像，与岗位能力集取交)                  │</w:t>
+        <w:br/>
+        <w:t>│  应用侧        resume(全内存解析) · matching · recruitment · talent      │</w:t>
+        <w:br/>
+        <w:t>│                feedback(纠错需审核) · retention(私有画像保留期)          │</w:t>
+        <w:br/>
+        <w:t>│  运维与修复    quality_eval · state_reconcile(状态自洽重算，不写演化)    │</w:t>
+        <w:br/>
+        <w:t>│                repair_safety(一次性修复的 apply 总闸)                   │</w:t>
+        <w:br/>
+        <w:t>├──────────────────────────────────────────────────────────────────────┤</w:t>
+        <w:br/>
+        <w:t>│ 外部服务  DeepSeek(LLM) · BGE bge-small-zh(向量) · Tavily + Serper(检索)│</w:t>
+        <w:br/>
+        <w:t>│ 存储      MySQL 45 张表：图谱主体 / 语料与佐证 / 版本与批算 /            │</w:t>
+        <w:br/>
+        <w:t>│                          应用侧 / 账号与审计                            │</w:t>
+        <w:br/>
+        <w:t>└──────────────────────────────────────────────────────────────────────┘</w:t>
+      </w:r>
+    </w:p>
+    <w:p>
+      <w:pPr>
+        <w:ind w:left="288"/>
+      </w:pPr>
+      <w:r>
+        <w:rPr>
+          <w:rFonts w:ascii="Consolas" w:hAnsi="Consolas"/>
+          <w:b/>
+          <w:i/>
+          <w:color w:val="556573"/>
+        </w:rPr>
+        <w:t>evolution</w:t>
+      </w:r>
+      <w:r>
+        <w:rPr>
+          <w:b/>
+          <w:i/>
+          <w:color w:val="556573"/>
+        </w:rPr>
+        <w:t xml:space="preserve"> / </w:t>
+      </w:r>
+      <w:r>
+        <w:rPr>
+          <w:rFonts w:ascii="Consolas" w:hAnsi="Consolas"/>
+          <w:b/>
+          <w:i/>
+          <w:color w:val="556573"/>
+        </w:rPr>
+        <w:t>state_reconcile</w:t>
+      </w:r>
+      <w:r>
+        <w:rPr>
+          <w:b/>
+          <w:i/>
+          <w:color w:val="556573"/>
+        </w:rPr>
+        <w:t xml:space="preserve"> / </w:t>
+      </w:r>
+      <w:r>
+        <w:rPr>
+          <w:rFonts w:ascii="Consolas" w:hAnsi="Consolas"/>
+          <w:b/>
+          <w:i/>
+          <w:color w:val="556573"/>
+        </w:rPr>
+        <w:t>repair_safety</w:t>
+      </w:r>
+      <w:r>
+        <w:rPr>
+          <w:b/>
+          <w:i/>
+          <w:color w:val="556573"/>
+        </w:rPr>
+        <w:t xml:space="preserve"> 三者名字相近，职责必须分清</w:t>
+      </w:r>
+      <w:r>
+        <w:rPr>
+          <w:i/>
+          <w:color w:val="556573"/>
+        </w:rPr>
+        <w:t>：</w:t>
+      </w:r>
+      <w:r>
+        <w:rPr>
+          <w:rFonts w:ascii="Consolas" w:hAnsi="Consolas"/>
+          <w:i/>
+          <w:color w:val="556573"/>
+        </w:rPr>
+        <w:t>evolution</w:t>
+      </w:r>
+      <w:r>
+        <w:rPr>
+          <w:i/>
+          <w:color w:val="556573"/>
+        </w:rPr>
+        <w:t xml:space="preserve"> 回答「岗位随时间变了什么」并写审计链； </w:t>
+      </w:r>
+      <w:r>
+        <w:rPr>
+          <w:rFonts w:ascii="Consolas" w:hAnsi="Consolas"/>
+          <w:i/>
+          <w:color w:val="556573"/>
+        </w:rPr>
+        <w:t>state_reconcile</w:t>
+      </w:r>
+      <w:r>
+        <w:rPr>
+          <w:i/>
+          <w:color w:val="556573"/>
+        </w:rPr>
+        <w:t xml:space="preserve"> 回答「当前落库状态与现有证据是否自洽」，只降级不合闸的 active，</w:t>
+      </w:r>
+      <w:r>
+        <w:rPr>
+          <w:b/>
+          <w:i/>
+          <w:color w:val="556573"/>
+        </w:rPr>
+        <w:t>绝不写演化记录、绝不自动升级 candidate</w:t>
+      </w:r>
+      <w:r>
+        <w:rPr>
+          <w:i/>
+          <w:color w:val="556573"/>
+        </w:rPr>
+        <w:t xml:space="preserve">； </w:t>
+      </w:r>
+      <w:r>
+        <w:rPr>
+          <w:rFonts w:ascii="Consolas" w:hAnsi="Consolas"/>
+          <w:i/>
+          <w:color w:val="556573"/>
+        </w:rPr>
+        <w:t>repair_safety</w:t>
+      </w:r>
+      <w:r>
+        <w:rPr>
+          <w:i/>
+          <w:color w:val="556573"/>
+        </w:rPr>
+        <w:t xml:space="preserve"> 是修复脚本 apply 前的安全闸。混用会把一次数据修复记成一次能力演化——正是本项目反复强调要避免的「日志与事实分歧」。</w:t>
       </w:r>
     </w:p>
     <w:p>
@@ -229,6 +380,980 @@
           <w:rFonts w:ascii="Consolas" w:hAnsi="Consolas"/>
         </w:rPr>
         <w:t>新JD → 解析聚合 → evolution与旧能力diff → 标注增删改 + 写变更记录 → 版本+1</w:t>
+      </w:r>
+      <w:r>
+        <w:rPr/>
+        <w:t>。</w:t>
+      </w:r>
+    </w:p>
+    <w:p>
+      <w:pPr>
+        <w:pStyle w:val="Heading2"/>
+        <w:keepNext/>
+      </w:pPr>
+      <w:r>
+        <w:rPr/>
+        <w:t>2.3 账号与权限边界（答辩要点：为什么是三层而不是一个 if）</w:t>
+      </w:r>
+    </w:p>
+    <w:p>
+      <w:r>
+        <w:rPr/>
+        <w:t xml:space="preserve">系统有三个角色 </w:t>
+      </w:r>
+      <w:r>
+        <w:rPr>
+          <w:rFonts w:ascii="Consolas" w:hAnsi="Consolas"/>
+        </w:rPr>
+        <w:t>user</w:t>
+      </w:r>
+      <w:r>
+        <w:rPr/>
+        <w:t xml:space="preserve"> / </w:t>
+      </w:r>
+      <w:r>
+        <w:rPr>
+          <w:rFonts w:ascii="Consolas" w:hAnsi="Consolas"/>
+        </w:rPr>
+        <w:t>hr</w:t>
+      </w:r>
+      <w:r>
+        <w:rPr/>
+        <w:t xml:space="preserve"> / </w:t>
+      </w:r>
+      <w:r>
+        <w:rPr>
+          <w:rFonts w:ascii="Consolas" w:hAnsi="Consolas"/>
+        </w:rPr>
+        <w:t>admin</w:t>
+      </w:r>
+      <w:r>
+        <w:rPr/>
+        <w:t>，</w:t>
+      </w:r>
+      <w:r>
+        <w:rPr>
+          <w:b/>
+        </w:rPr>
+        <w:t xml:space="preserve">没有 </w:t>
+      </w:r>
+      <w:r>
+        <w:rPr>
+          <w:rFonts w:ascii="Consolas" w:hAnsi="Consolas"/>
+          <w:b/>
+        </w:rPr>
+        <w:t>guest</w:t>
+      </w:r>
+      <w:r>
+        <w:rPr>
+          <w:b/>
+        </w:rPr>
+        <w:t xml:space="preserve"> 角色</w:t>
+      </w:r>
+      <w:r>
+        <w:rPr/>
+        <w:t>——无令牌访问一律 401，匿名面只有门户首屏那一个白名单接口。私有接口上</w:t>
+      </w:r>
+      <w:r>
+        <w:rPr>
+          <w:b/>
+        </w:rPr>
+        <w:t>三层闸同时生效</w:t>
+      </w:r>
+      <w:r>
+        <w:rPr/>
+        <w:t>：</w:t>
+      </w:r>
+    </w:p>
+    <w:tbl>
+      <w:tblPr>
+        <w:tblStyle w:val="LightGrid-Accent1"/>
+        <w:tblLook w:firstColumn="1" w:firstRow="1" w:lastColumn="0" w:lastRow="0" w:noHBand="0" w:noVBand="1" w:val="04A0"/>
+        <w:tblLayout w:type="autofit"/>
+        <w:tblW w:type="pct" w:w="5000"/>
+      </w:tblPr>
+      <w:tblGrid>
+        <w:gridCol w:w="2160"/>
+        <w:gridCol w:w="2160"/>
+        <w:gridCol w:w="2160"/>
+        <w:gridCol w:w="2160"/>
+      </w:tblGrid>
+      <w:tr>
+        <w:trPr>
+          <w:tblHeader w:val="true"/>
+          <w:cantSplit/>
+        </w:trPr>
+        <w:tc>
+          <w:tcPr>
+            <w:tcW w:type="dxa" w:w="2160"/>
+          </w:tcPr>
+          <w:p>
+            <w:r>
+              <w:rPr>
+                <w:b/>
+                <w:sz w:val="19"/>
+              </w:rPr>
+            </w:r>
+            <w:r>
+              <w:rPr>
+                <w:b/>
+                <w:sz w:val="19"/>
+              </w:rPr>
+              <w:t>层</w:t>
+            </w:r>
+          </w:p>
+        </w:tc>
+        <w:tc>
+          <w:tcPr>
+            <w:tcW w:type="dxa" w:w="2160"/>
+          </w:tcPr>
+          <w:p>
+            <w:r>
+              <w:rPr>
+                <w:b/>
+                <w:sz w:val="19"/>
+              </w:rPr>
+            </w:r>
+            <w:r>
+              <w:rPr>
+                <w:b/>
+                <w:sz w:val="19"/>
+              </w:rPr>
+              <w:t>文件</w:t>
+            </w:r>
+          </w:p>
+        </w:tc>
+        <w:tc>
+          <w:tcPr>
+            <w:tcW w:type="dxa" w:w="2160"/>
+          </w:tcPr>
+          <w:p>
+            <w:r>
+              <w:rPr>
+                <w:b/>
+                <w:sz w:val="19"/>
+              </w:rPr>
+            </w:r>
+            <w:r>
+              <w:rPr>
+                <w:b/>
+                <w:sz w:val="19"/>
+              </w:rPr>
+              <w:t>判断依据</w:t>
+            </w:r>
+          </w:p>
+        </w:tc>
+        <w:tc>
+          <w:tcPr>
+            <w:tcW w:type="dxa" w:w="2160"/>
+          </w:tcPr>
+          <w:p>
+            <w:r>
+              <w:rPr>
+                <w:b/>
+                <w:sz w:val="19"/>
+              </w:rPr>
+            </w:r>
+            <w:r>
+              <w:rPr>
+                <w:b/>
+                <w:sz w:val="19"/>
+              </w:rPr>
+              <w:t>不通过</w:t>
+            </w:r>
+          </w:p>
+        </w:tc>
+      </w:tr>
+      <w:tr>
+        <w:trPr>
+          <w:cantSplit/>
+        </w:trPr>
+        <w:tc>
+          <w:tcPr>
+            <w:tcW w:type="dxa" w:w="2160"/>
+          </w:tcPr>
+          <w:p>
+            <w:r>
+              <w:rPr>
+                <w:sz w:val="19"/>
+              </w:rPr>
+            </w:r>
+            <w:r>
+              <w:rPr>
+                <w:sz w:val="19"/>
+              </w:rPr>
+              <w:t>身份</w:t>
+            </w:r>
+          </w:p>
+        </w:tc>
+        <w:tc>
+          <w:tcPr>
+            <w:tcW w:type="dxa" w:w="2160"/>
+          </w:tcPr>
+          <w:p>
+            <w:r>
+              <w:rPr>
+                <w:sz w:val="19"/>
+              </w:rPr>
+            </w:r>
+            <w:r>
+              <w:rPr>
+                <w:rFonts w:ascii="Consolas" w:hAnsi="Consolas"/>
+                <w:sz w:val="19"/>
+              </w:rPr>
+              <w:t>auth.py</w:t>
+            </w:r>
+          </w:p>
+        </w:tc>
+        <w:tc>
+          <w:tcPr>
+            <w:tcW w:type="dxa" w:w="2160"/>
+          </w:tcPr>
+          <w:p>
+            <w:r>
+              <w:rPr>
+                <w:sz w:val="19"/>
+              </w:rPr>
+            </w:r>
+            <w:r>
+              <w:rPr>
+                <w:sz w:val="19"/>
+              </w:rPr>
+              <w:t>令牌哈希命中且未过期 / 未吊销、用户 active</w:t>
+            </w:r>
+          </w:p>
+        </w:tc>
+        <w:tc>
+          <w:tcPr>
+            <w:tcW w:type="dxa" w:w="2160"/>
+          </w:tcPr>
+          <w:p>
+            <w:r>
+              <w:rPr>
+                <w:sz w:val="19"/>
+              </w:rPr>
+            </w:r>
+            <w:r>
+              <w:rPr>
+                <w:sz w:val="19"/>
+              </w:rPr>
+              <w:t>401</w:t>
+            </w:r>
+          </w:p>
+        </w:tc>
+      </w:tr>
+      <w:tr>
+        <w:trPr>
+          <w:cantSplit/>
+        </w:trPr>
+        <w:tc>
+          <w:tcPr>
+            <w:tcW w:type="dxa" w:w="2160"/>
+          </w:tcPr>
+          <w:p>
+            <w:r>
+              <w:rPr>
+                <w:sz w:val="19"/>
+              </w:rPr>
+            </w:r>
+            <w:r>
+              <w:rPr>
+                <w:sz w:val="19"/>
+              </w:rPr>
+              <w:t>角色</w:t>
+            </w:r>
+          </w:p>
+        </w:tc>
+        <w:tc>
+          <w:tcPr>
+            <w:tcW w:type="dxa" w:w="2160"/>
+          </w:tcPr>
+          <w:p>
+            <w:r>
+              <w:rPr>
+                <w:sz w:val="19"/>
+              </w:rPr>
+            </w:r>
+            <w:r>
+              <w:rPr>
+                <w:rFonts w:ascii="Consolas" w:hAnsi="Consolas"/>
+                <w:sz w:val="19"/>
+              </w:rPr>
+              <w:t>permissions.py</w:t>
+            </w:r>
+          </w:p>
+        </w:tc>
+        <w:tc>
+          <w:tcPr>
+            <w:tcW w:type="dxa" w:w="2160"/>
+          </w:tcPr>
+          <w:p>
+            <w:r>
+              <w:rPr>
+                <w:sz w:val="19"/>
+              </w:rPr>
+            </w:r>
+            <w:r>
+              <w:rPr>
+                <w:rFonts w:ascii="Consolas" w:hAnsi="Consolas"/>
+                <w:sz w:val="19"/>
+              </w:rPr>
+              <w:t>require_user</w:t>
+            </w:r>
+            <w:r>
+              <w:rPr>
+                <w:sz w:val="19"/>
+              </w:rPr>
+              <w:t xml:space="preserve"> / </w:t>
+            </w:r>
+            <w:r>
+              <w:rPr>
+                <w:rFonts w:ascii="Consolas" w:hAnsi="Consolas"/>
+                <w:sz w:val="19"/>
+              </w:rPr>
+              <w:t>require_hr</w:t>
+            </w:r>
+            <w:r>
+              <w:rPr>
+                <w:sz w:val="19"/>
+              </w:rPr>
+              <w:t xml:space="preserve"> / </w:t>
+            </w:r>
+            <w:r>
+              <w:rPr>
+                <w:rFonts w:ascii="Consolas" w:hAnsi="Consolas"/>
+                <w:sz w:val="19"/>
+              </w:rPr>
+              <w:t>require_admin</w:t>
+            </w:r>
+          </w:p>
+        </w:tc>
+        <w:tc>
+          <w:tcPr>
+            <w:tcW w:type="dxa" w:w="2160"/>
+          </w:tcPr>
+          <w:p>
+            <w:r>
+              <w:rPr>
+                <w:sz w:val="19"/>
+              </w:rPr>
+            </w:r>
+            <w:r>
+              <w:rPr>
+                <w:sz w:val="19"/>
+              </w:rPr>
+              <w:t>403</w:t>
+            </w:r>
+          </w:p>
+        </w:tc>
+      </w:tr>
+      <w:tr>
+        <w:trPr>
+          <w:cantSplit/>
+        </w:trPr>
+        <w:tc>
+          <w:tcPr>
+            <w:tcW w:type="dxa" w:w="2160"/>
+          </w:tcPr>
+          <w:p>
+            <w:r>
+              <w:rPr>
+                <w:sz w:val="19"/>
+              </w:rPr>
+            </w:r>
+            <w:r>
+              <w:rPr>
+                <w:sz w:val="19"/>
+              </w:rPr>
+              <w:t>行级作用域</w:t>
+            </w:r>
+          </w:p>
+        </w:tc>
+        <w:tc>
+          <w:tcPr>
+            <w:tcW w:type="dxa" w:w="2160"/>
+          </w:tcPr>
+          <w:p>
+            <w:r>
+              <w:rPr>
+                <w:sz w:val="19"/>
+              </w:rPr>
+            </w:r>
+            <w:r>
+              <w:rPr>
+                <w:rFonts w:ascii="Consolas" w:hAnsi="Consolas"/>
+                <w:sz w:val="19"/>
+              </w:rPr>
+              <w:t>ownership.py</w:t>
+            </w:r>
+          </w:p>
+        </w:tc>
+        <w:tc>
+          <w:tcPr>
+            <w:tcW w:type="dxa" w:w="2160"/>
+          </w:tcPr>
+          <w:p>
+            <w:r>
+              <w:rPr>
+                <w:sz w:val="19"/>
+              </w:rPr>
+            </w:r>
+            <w:r>
+              <w:rPr>
+                <w:rFonts w:ascii="Consolas" w:hAnsi="Consolas"/>
+                <w:sz w:val="19"/>
+              </w:rPr>
+              <w:t>require_owner</w:t>
+            </w:r>
+            <w:r>
+              <w:rPr>
+                <w:sz w:val="19"/>
+              </w:rPr>
+              <w:t xml:space="preserve"> / </w:t>
+            </w:r>
+            <w:r>
+              <w:rPr>
+                <w:rFonts w:ascii="Consolas" w:hAnsi="Consolas"/>
+                <w:sz w:val="19"/>
+              </w:rPr>
+              <w:t>require_org</w:t>
+            </w:r>
+            <w:r>
+              <w:rPr>
+                <w:sz w:val="19"/>
+              </w:rPr>
+              <w:t xml:space="preserve"> / </w:t>
+            </w:r>
+            <w:r>
+              <w:rPr>
+                <w:rFonts w:ascii="Consolas" w:hAnsi="Consolas"/>
+                <w:sz w:val="19"/>
+              </w:rPr>
+              <w:t>owned_query</w:t>
+            </w:r>
+          </w:p>
+        </w:tc>
+        <w:tc>
+          <w:tcPr>
+            <w:tcW w:type="dxa" w:w="2160"/>
+          </w:tcPr>
+          <w:p>
+            <w:r>
+              <w:rPr>
+                <w:sz w:val="19"/>
+              </w:rPr>
+            </w:r>
+            <w:r>
+              <w:rPr>
+                <w:b/>
+                <w:sz w:val="19"/>
+              </w:rPr>
+              <w:t>404</w:t>
+            </w:r>
+          </w:p>
+        </w:tc>
+      </w:tr>
+      <w:tr>
+        <w:trPr>
+          <w:cantSplit/>
+        </w:trPr>
+        <w:tc>
+          <w:tcPr>
+            <w:tcW w:type="dxa" w:w="2160"/>
+          </w:tcPr>
+          <w:p>
+            <w:r>
+              <w:rPr>
+                <w:sz w:val="19"/>
+              </w:rPr>
+            </w:r>
+            <w:r>
+              <w:rPr>
+                <w:sz w:val="19"/>
+              </w:rPr>
+              <w:t>写闸（正交）</w:t>
+            </w:r>
+          </w:p>
+        </w:tc>
+        <w:tc>
+          <w:tcPr>
+            <w:tcW w:type="dxa" w:w="2160"/>
+          </w:tcPr>
+          <w:p>
+            <w:r>
+              <w:rPr>
+                <w:sz w:val="19"/>
+              </w:rPr>
+            </w:r>
+            <w:r>
+              <w:rPr>
+                <w:rFonts w:ascii="Consolas" w:hAnsi="Consolas"/>
+                <w:sz w:val="19"/>
+              </w:rPr>
+              <w:t>guards.py</w:t>
+            </w:r>
+          </w:p>
+        </w:tc>
+        <w:tc>
+          <w:tcPr>
+            <w:tcW w:type="dxa" w:w="2160"/>
+          </w:tcPr>
+          <w:p>
+            <w:r>
+              <w:rPr>
+                <w:sz w:val="19"/>
+              </w:rPr>
+            </w:r>
+            <w:r>
+              <w:rPr>
+                <w:sz w:val="19"/>
+              </w:rPr>
+              <w:t xml:space="preserve">实例是否 </w:t>
+            </w:r>
+            <w:r>
+              <w:rPr>
+                <w:rFonts w:ascii="Consolas" w:hAnsi="Consolas"/>
+                <w:sz w:val="19"/>
+              </w:rPr>
+              <w:t>READ_ONLY</w:t>
+            </w:r>
+          </w:p>
+        </w:tc>
+        <w:tc>
+          <w:tcPr>
+            <w:tcW w:type="dxa" w:w="2160"/>
+          </w:tcPr>
+          <w:p>
+            <w:r>
+              <w:rPr>
+                <w:sz w:val="19"/>
+              </w:rPr>
+            </w:r>
+            <w:r>
+              <w:rPr>
+                <w:sz w:val="19"/>
+              </w:rPr>
+              <w:t>403</w:t>
+            </w:r>
+          </w:p>
+        </w:tc>
+      </w:tr>
+    </w:tbl>
+    <w:p>
+      <w:pPr>
+        <w:keepNext/>
+        <w:jc w:val="center"/>
+      </w:pPr>
+      <w:r>
+        <w:drawing>
+          <wp:inline xmlns:a="http://schemas.openxmlformats.org/drawingml/2006/main" xmlns:pic="http://schemas.openxmlformats.org/drawingml/2006/picture">
+            <wp:extent cx="5486400" cy="3657600"/>
+            <wp:docPr id="1" name="Picture 1"/>
+            <wp:cNvGraphicFramePr>
+              <a:graphicFrameLocks noChangeAspect="1"/>
+            </wp:cNvGraphicFramePr>
+            <a:graphic>
+              <a:graphicData uri="http://schemas.openxmlformats.org/drawingml/2006/picture">
+                <pic:pic>
+                  <pic:nvPicPr>
+                    <pic:cNvPr id="0" name="三层准入.png"/>
+                    <pic:cNvPicPr/>
+                  </pic:nvPicPr>
+                  <pic:blipFill>
+                    <a:blip r:embed="rId9"/>
+                    <a:stretch>
+                      <a:fillRect/>
+                    </a:stretch>
+                  </pic:blipFill>
+                  <pic:spPr>
+                    <a:xfrm>
+                      <a:off x="0" y="0"/>
+                      <a:ext cx="5486400" cy="3657600"/>
+                    </a:xfrm>
+                    <a:prstGeom prst="rect"/>
+                  </pic:spPr>
+                </pic:pic>
+              </a:graphicData>
+            </a:graphic>
+          </wp:inline>
+        </w:drawing>
+      </w:r>
+    </w:p>
+    <w:p>
+      <w:pPr>
+        <w:jc w:val="center"/>
+      </w:pPr>
+      <w:r>
+        <w:rPr>
+          <w:i/>
+          <w:color w:val="556573"/>
+          <w:sz w:val="18"/>
+        </w:rPr>
+        <w:t>图 1：三层准入与正交写闸。答辩时按这张图讲三个取舍：越权为什么是 404、admin 为什么不是权限并集、写闸为什么不看角色。</w:t>
+      </w:r>
+    </w:p>
+    <w:p>
+      <w:r>
+        <w:rPr>
+          <w:b/>
+        </w:rPr>
+        <w:t>三个必须能当场答出来的设计取舍：</w:t>
+      </w:r>
+    </w:p>
+    <w:p>
+      <w:r>
+        <w:rPr>
+          <w:b/>
+        </w:rPr>
+        <w:t>① 为什么越权返回 404 而不是 403？</w:t>
+      </w:r>
+      <w:r>
+        <w:rPr/>
+        <w:t xml:space="preserve"> 403 等于承认"这个 id 存在，只是你没权限"，攻击者可以拿它枚举资源、探测他人数据规模。</w:t>
+      </w:r>
+      <w:r>
+        <w:rPr>
+          <w:rFonts w:ascii="Consolas" w:hAnsi="Consolas"/>
+        </w:rPr>
+        <w:t>ownership.py</w:t>
+      </w:r>
+      <w:r>
+        <w:rPr/>
+        <w:t xml:space="preserve"> 里三个函数统一 </w:t>
+      </w:r>
+      <w:r>
+        <w:rPr>
+          <w:rFonts w:ascii="Consolas" w:hAnsi="Consolas"/>
+        </w:rPr>
+        <w:t>HTTPException(404, "记录不存在")</w:t>
+      </w:r>
+      <w:r>
+        <w:rPr/>
+        <w:t>，让</w:t>
+      </w:r>
+      <w:r>
+        <w:rPr>
+          <w:b/>
+        </w:rPr>
+        <w:t>资源的存在性本身不可探测</w:t>
+      </w:r>
+      <w:r>
+        <w:rPr/>
+        <w:t>。代价是排障时看不出是"不存在"还是"没权限"，这个代价我们认。</w:t>
+      </w:r>
+    </w:p>
+    <w:p>
+      <w:r>
+        <w:rPr>
+          <w:b/>
+        </w:rPr>
+        <w:t>② 为什么 admin 不是 user + hr 的权限并集？</w:t>
+      </w:r>
+      <w:r>
+        <w:rPr/>
+        <w:t xml:space="preserve"> </w:t>
+      </w:r>
+      <w:r>
+        <w:rPr>
+          <w:rFonts w:ascii="Consolas" w:hAnsi="Consolas"/>
+        </w:rPr>
+        <w:t>ROLE_PERMISSIONS</w:t>
+      </w:r>
+      <w:r>
+        <w:rPr/>
+        <w:t xml:space="preserve"> 三份权限串除 </w:t>
+      </w:r>
+      <w:r>
+        <w:rPr>
+          <w:rFonts w:ascii="Consolas" w:hAnsi="Consolas"/>
+        </w:rPr>
+        <w:t>public:read</w:t>
+      </w:r>
+      <w:r>
+        <w:rPr/>
+        <w:t xml:space="preserve"> 外无交集：admin 有 </w:t>
+      </w:r>
+      <w:r>
+        <w:rPr>
+          <w:rFonts w:ascii="Consolas" w:hAnsi="Consolas"/>
+        </w:rPr>
+        <w:t>admin:manage</w:t>
+      </w:r>
+      <w:r>
+        <w:rPr/>
+        <w:t xml:space="preserve"> / </w:t>
+      </w:r>
+      <w:r>
+        <w:rPr>
+          <w:rFonts w:ascii="Consolas" w:hAnsi="Consolas"/>
+        </w:rPr>
+        <w:t>audit:read</w:t>
+      </w:r>
+      <w:r>
+        <w:rPr/>
+        <w:t xml:space="preserve"> / </w:t>
+      </w:r>
+      <w:r>
+        <w:rPr>
+          <w:rFonts w:ascii="Consolas" w:hAnsi="Consolas"/>
+        </w:rPr>
+        <w:t>usage:read</w:t>
+      </w:r>
+      <w:r>
+        <w:rPr/>
+        <w:t>，但</w:t>
+      </w:r>
+      <w:r>
+        <w:rPr>
+          <w:b/>
+        </w:rPr>
+        <w:t>没有</w:t>
+      </w:r>
+      <w:r>
+        <w:rPr/>
+        <w:t xml:space="preserve"> </w:t>
+      </w:r>
+      <w:r>
+        <w:rPr>
+          <w:rFonts w:ascii="Consolas" w:hAnsi="Consolas"/>
+        </w:rPr>
+        <w:t>candidate:org</w:t>
+      </w:r>
+      <w:r>
+        <w:rPr/>
+        <w:t xml:space="preserve"> 或 </w:t>
+      </w:r>
+      <w:r>
+        <w:rPr>
+          <w:rFonts w:ascii="Consolas" w:hAnsi="Consolas"/>
+        </w:rPr>
+        <w:t>recruitment:org</w:t>
+      </w:r>
+      <w:r>
+        <w:rPr/>
+        <w:t>。跨组织的数据可见性走</w:t>
+      </w:r>
+      <w:r>
+        <w:rPr>
+          <w:b/>
+        </w:rPr>
+        <w:t>组织归属</w:t>
+      </w:r>
+      <w:r>
+        <w:rPr/>
+        <w:t>而不是角色继承——若让 admin 天然看到所有租户数据，行级闸就形同虚设，"最高权限账号被盗 = 全量数据泄露"。</w:t>
+      </w:r>
+    </w:p>
+    <w:p>
+      <w:r>
+        <w:rPr>
+          <w:b/>
+        </w:rPr>
+        <w:t>③ 为什么写闸与角色正交？</w:t>
+      </w:r>
+      <w:r>
+        <w:rPr/>
+        <w:t xml:space="preserve"> </w:t>
+      </w:r>
+      <w:r>
+        <w:rPr>
+          <w:rFonts w:ascii="Consolas" w:hAnsi="Consolas"/>
+        </w:rPr>
+        <w:t>require_write</w:t>
+      </w:r>
+      <w:r>
+        <w:rPr/>
+        <w:t xml:space="preserve"> 只看 </w:t>
+      </w:r>
+      <w:r>
+        <w:rPr>
+          <w:rFonts w:ascii="Consolas" w:hAnsi="Consolas"/>
+        </w:rPr>
+        <w:t>READ_ONLY</w:t>
+      </w:r>
+      <w:r>
+        <w:rPr/>
+        <w:t>，不看角色：线上演示站即使用 admin 登录，改图谱同样 403。这条是 2026-07-28 / 07-30 两次线上事故（访客点按钮真删了 313 行能力项、刷了 40 条假变更日志）之后加的</w:t>
+      </w:r>
+      <w:r>
+        <w:rPr>
+          <w:b/>
+        </w:rPr>
+        <w:t>总闸</w:t>
+      </w:r>
+      <w:r>
+        <w:rPr/>
+        <w:t>——按角色收权挡不住"合法管理员误点"，按实例收权才能。只读模式下演化与新岗位发现降级为 dry-run：LLM 与检索照跑、结果照渲染，只是不落库，</w:t>
+      </w:r>
+      <w:r>
+        <w:rPr>
+          <w:b/>
+        </w:rPr>
+        <w:t>演示价值一点不损失</w:t>
+      </w:r>
+      <w:r>
+        <w:rPr/>
+        <w:t xml:space="preserve">。唯一的例外 </w:t>
+      </w:r>
+      <w:r>
+        <w:rPr>
+          <w:rFonts w:ascii="Consolas" w:hAnsi="Consolas"/>
+        </w:rPr>
+        <w:t>require_org_append</w:t>
+      </w:r>
+      <w:r>
+        <w:rPr/>
+        <w:t xml:space="preserve"> 允许 HR 往自己组织的私有数据（团队、成员简历）追加，因为它不触碰公共图谱。</w:t>
+      </w:r>
+    </w:p>
+    <w:p>
+      <w:r>
+        <w:rPr>
+          <w:b/>
+        </w:rPr>
+        <w:t>默认拒绝，不是默认公开</w:t>
+      </w:r>
+      <w:r>
+        <w:rPr/>
+        <w:t>：</w:t>
+      </w:r>
+      <w:r>
+        <w:rPr>
+          <w:rFonts w:ascii="Consolas" w:hAnsi="Consolas"/>
+        </w:rPr>
+        <w:t>main.py</w:t>
+      </w:r>
+      <w:r>
+        <w:rPr/>
+        <w:t xml:space="preserve"> 里 13 个 router，除 </w:t>
+      </w:r>
+      <w:r>
+        <w:rPr>
+          <w:rFonts w:ascii="Consolas" w:hAnsi="Consolas"/>
+        </w:rPr>
+        <w:t>auth</w:t>
+      </w:r>
+      <w:r>
+        <w:rPr/>
+        <w:t xml:space="preserve">（注册登录）/ </w:t>
+      </w:r>
+      <w:r>
+        <w:rPr>
+          <w:rFonts w:ascii="Consolas" w:hAnsi="Consolas"/>
+        </w:rPr>
+        <w:t>public</w:t>
+      </w:r>
+      <w:r>
+        <w:rPr/>
+        <w:t xml:space="preserve">（门户白名单）/ </w:t>
+      </w:r>
+      <w:r>
+        <w:rPr>
+          <w:rFonts w:ascii="Consolas" w:hAnsi="Consolas"/>
+        </w:rPr>
+        <w:t>chat</w:t>
+      </w:r>
+      <w:r>
+        <w:rPr/>
+        <w:t xml:space="preserve">（问答）三个外，其余 10 个统一挂 </w:t>
+      </w:r>
+      <w:r>
+        <w:rPr>
+          <w:rFonts w:ascii="Consolas" w:hAnsi="Consolas"/>
+        </w:rPr>
+        <w:t>dependencies=[Depends(current_actor)]</w:t>
+      </w:r>
+      <w:r>
+        <w:rPr/>
+        <w:t>。公开面是显式开出来的白名单——</w:t>
+      </w:r>
+      <w:r>
+        <w:rPr>
+          <w:rFonts w:ascii="Consolas" w:hAnsi="Consolas"/>
+        </w:rPr>
+        <w:t>/api/public/stats</w:t>
+      </w:r>
+      <w:r>
+        <w:rPr/>
+        <w:t xml:space="preserve"> 只透出 7 个已公开发表的汇总数字（岗位数、新兴岗位数、技能数、JD 数、平均置信度、雇主识别覆盖率、证据数），上游新增字段不会自动泄漏，必须显式加进 </w:t>
+      </w:r>
+      <w:r>
+        <w:rPr>
+          <w:rFonts w:ascii="Consolas" w:hAnsi="Consolas"/>
+        </w:rPr>
+        <w:t>_PUBLIC_FIELDS</w:t>
+      </w:r>
+      <w:r>
+        <w:rPr/>
+        <w:t>。</w:t>
+      </w:r>
+    </w:p>
+    <w:p>
+      <w:r>
+        <w:rPr>
+          <w:b/>
+        </w:rPr>
+        <w:t>口令与令牌</w:t>
+      </w:r>
+      <w:r>
+        <w:rPr/>
+        <w:t>：scrypt（</w:t>
+      </w:r>
+      <w:r>
+        <w:rPr>
+          <w:rFonts w:ascii="Consolas" w:hAnsi="Consolas"/>
+        </w:rPr>
+        <w:t>n=2¹⁴, r=8, p=1</w:t>
+      </w:r>
+      <w:r>
+        <w:rPr/>
+        <w:t xml:space="preserve">，每账号独立 16 字节盐）派生，落库 </w:t>
+      </w:r>
+      <w:r>
+        <w:rPr>
+          <w:rFonts w:ascii="Consolas" w:hAnsi="Consolas"/>
+        </w:rPr>
+        <w:t>scrypt$16384$8$1$&lt;salt&gt;$&lt;digest&gt;</w:t>
+      </w:r>
+      <w:r>
+        <w:rPr/>
+        <w:t>，不存明文也不存可逆密文；会话令牌</w:t>
+      </w:r>
+      <w:r>
+        <w:rPr>
+          <w:b/>
+        </w:rPr>
+        <w:t>只存哈希</w:t>
+      </w:r>
+      <w:r>
+        <w:rPr/>
+        <w:t xml:space="preserve">， TTL 8 小时。审计日志 </w:t>
+      </w:r>
+      <w:r>
+        <w:rPr>
+          <w:rFonts w:ascii="Consolas" w:hAnsi="Consolas"/>
+        </w:rPr>
+        <w:t>add_audit</w:t>
+      </w:r>
+      <w:r>
+        <w:rPr/>
+        <w:t xml:space="preserve"> 有字段白名单（只允许 </w:t>
+      </w:r>
+      <w:r>
+        <w:rPr>
+          <w:rFonts w:ascii="Consolas" w:hAnsi="Consolas"/>
+        </w:rPr>
+        <w:t>status/count/action/reason_code/ feature/revision/version</w:t>
+      </w:r>
+      <w:r>
+        <w:rPr/>
+        <w:t>），</w:t>
+      </w:r>
+      <w:r>
+        <w:rPr>
+          <w:b/>
+        </w:rPr>
+        <w:t>请求体与简历正文进不了审计表</w:t>
       </w:r>
       <w:r>
         <w:rPr/>
@@ -1272,7 +2397,7 @@
               <w:rPr>
                 <w:sz w:val="19"/>
               </w:rPr>
-              <w:t>异步、Pydantic 强类型、自动文档；服务层与框架解耦，便于单测（覆盖率 73%，146 用例）</w:t>
+              <w:t>异步、Pydantic 强类型、自动文档；服务层与框架解耦，便于单测（覆盖率 85%，398 用例）</w:t>
             </w:r>
           </w:p>
         </w:tc>
@@ -1397,7 +2522,7 @@
       </w:r>
       <w:r>
         <w:rPr/>
-        <w:t>：379 条 JD + 18 份简历，每条都有 ground-truth，</w:t>
+        <w:t>：379 条 JD + 18 份简历（其中 15 份构成人岗匹配评测对），每条都有 ground-truth，</w:t>
       </w:r>
       <w:r>
         <w:rPr>
@@ -2427,11 +3552,11 @@
         <w:rPr>
           <w:b/>
         </w:rPr>
-        <w:t>Q10：覆盖率 73%，没覆盖的是什么？</w:t>
+        <w:t>Q10：覆盖率 85%，没覆盖的是什么？</w:t>
       </w:r>
       <w:r>
         <w:rPr/>
-        <w:t xml:space="preserve"> A：146 个用例全部通过，核心业务逻辑（清洗、反幻觉聚合、置信度公式、同义词归一化、匹配、抽取后处理、人才侧图层）都是高覆盖，另有 27 个用例专门锁两条写库路径的破坏性防护（重建不得冲掉已演化岗位、演化不得静默降级、发现接口不得覆盖既有岗位）、7 个用例锁演示站只读闸门（只读时写路径 403 或降级为 dry-run 且库表零变动）、27 个用例锁人才侧的脱敏落库与别名学习四道护栏；未覆盖的主要是外部调用封装（LLM/检索，依赖网络）与一次性编排脚本，这部分用集成/冒烟测试与线上验证覆盖。</w:t>
+        <w:t xml:space="preserve"> A：398 个用例全部通过（1 个跳过），核心业务逻辑（清洗、反幻觉聚合、置信度公式、同义词归一化、匹配、抽取后处理、人才侧图层）都是高覆盖，另有 27 个用例专门锁两条写库路径的破坏性防护（重建不得冲掉已演化岗位、演化不得静默降级、发现接口不得覆盖既有岗位）、7 个用例锁演示站只读闸门（只读时写路径 403 或降级为 dry-run 且库表零变动）、27 个用例锁人才侧的脱敏落库与别名学习四道护栏；未覆盖的主要是外部调用封装（LLM/检索，依赖网络）与一次性编排脚本，这部分用集成/冒烟测试与线上验证覆盖。</w:t>
       </w:r>
     </w:p>
     <w:p>
